--- a/POC-EuroCRM-Vault/outputs/EuroCRM_Solution_Overview_Document.docx
+++ b/POC-EuroCRM-Vault/outputs/EuroCRM_Solution_Overview_Document.docx
@@ -713,7 +713,7 @@
                 <w:noProof/>
                 <w:webHidden/>
               </w:rPr>
-              <w:t>10</w:t>
+              <w:t>11</w:t>
             </w:r>
             <w:r>
               <w:rPr>
@@ -993,7 +993,7 @@
                 <w:noProof/>
                 <w:webHidden/>
               </w:rPr>
-              <w:t>16</w:t>
+              <w:t>17</w:t>
             </w:r>
             <w:r>
               <w:rPr>
@@ -1063,7 +1063,7 @@
                 <w:noProof/>
                 <w:webHidden/>
               </w:rPr>
-              <w:t>16</w:t>
+              <w:t>17</w:t>
             </w:r>
             <w:r>
               <w:rPr>
@@ -1336,7 +1336,7 @@
                 <w:noProof/>
                 <w:webHidden/>
               </w:rPr>
-              <w:t>22</w:t>
+              <w:t>23</w:t>
             </w:r>
             <w:r>
               <w:rPr>
@@ -1546,7 +1546,7 @@
                 <w:noProof/>
                 <w:webHidden/>
               </w:rPr>
-              <w:t>28</w:t>
+              <w:t>29</w:t>
             </w:r>
             <w:r>
               <w:rPr>
@@ -3877,11 +3877,11 @@
         <w:tblLook w:val="0000" w:firstRow="0" w:lastRow="0" w:firstColumn="0" w:lastColumn="0" w:noHBand="0" w:noVBand="0"/>
       </w:tblPr>
       <w:tblGrid>
-        <w:gridCol w:w="2115"/>
-        <w:gridCol w:w="2497"/>
-        <w:gridCol w:w="2085"/>
-        <w:gridCol w:w="1069"/>
-        <w:gridCol w:w="1255"/>
+        <w:gridCol w:w="3861"/>
+        <w:gridCol w:w="1608"/>
+        <w:gridCol w:w="1261"/>
+        <w:gridCol w:w="1054"/>
+        <w:gridCol w:w="1237"/>
       </w:tblGrid>
       <w:tr>
         <w:tblPrEx>
@@ -3994,7 +3994,7 @@
           </w:tcPr>
           <w:p>
             <w:r>
-              <w:t>Gary Newport</w:t>
+              <w:t>Gary Newport (Gary.newport@knightfrank.com)</w:t>
             </w:r>
           </w:p>
         </w:tc>
@@ -4014,6 +4014,64 @@
           </w:tcPr>
           <w:p>
             <w:r>
+              <w:t>Enterprise</w:t>
+            </w:r>
+          </w:p>
+        </w:tc>
+        <w:tc>
+          <w:tcPr>
+            <w:tcW w:w="0" w:type="auto"/>
+          </w:tcPr>
+          <w:p>
+            <w:r>
+              <w:t>High</w:t>
+            </w:r>
+          </w:p>
+        </w:tc>
+        <w:tc>
+          <w:tcPr>
+            <w:tcW w:w="0" w:type="auto"/>
+          </w:tcPr>
+          <w:p>
+            <w:r>
+              <w:t>High</w:t>
+            </w:r>
+          </w:p>
+        </w:tc>
+      </w:tr>
+      <w:tr>
+        <w:tblPrEx>
+          <w:tblCellMar>
+            <w:top w:w="0" w:type="dxa"/>
+            <w:bottom w:w="0" w:type="dxa"/>
+          </w:tblCellMar>
+        </w:tblPrEx>
+        <w:tc>
+          <w:tcPr>
+            <w:tcW w:w="0" w:type="auto"/>
+          </w:tcPr>
+          <w:p>
+            <w:r>
+              <w:t>Hannah Nguyen (Hannah.Nguyen@knightfrank.com)</w:t>
+            </w:r>
+          </w:p>
+        </w:tc>
+        <w:tc>
+          <w:tcPr>
+            <w:tcW w:w="0" w:type="auto"/>
+          </w:tcPr>
+          <w:p>
+            <w:r>
+              <w:t>Business Analyst</w:t>
+            </w:r>
+          </w:p>
+        </w:tc>
+        <w:tc>
+          <w:tcPr>
+            <w:tcW w:w="0" w:type="auto"/>
+          </w:tcPr>
+          <w:p>
+            <w:r>
               <w:t>Europe</w:t>
             </w:r>
           </w:p>
@@ -4110,7 +4168,7 @@
           </w:tcPr>
           <w:p>
             <w:r>
-              <w:t>CTO</w:t>
+              <w:t>Nick Wadge (nick.wadge@knightfrank.com)</w:t>
             </w:r>
           </w:p>
         </w:tc>
@@ -4168,7 +4226,7 @@
           </w:tcPr>
           <w:p>
             <w:r>
-              <w:t>European MDs</w:t>
+              <w:t>Marco Capelli (Marco.Capelli@knightfrank.com)</w:t>
             </w:r>
           </w:p>
         </w:tc>
@@ -4284,6 +4342,7 @@
           </w:tcPr>
           <w:p>
             <w:r>
+              <w:lastRenderedPageBreak/>
               <w:t>Legal/Compliance</w:t>
             </w:r>
           </w:p>
@@ -4506,7 +4565,6 @@
     </w:tbl>
     <w:p>
       <w:r>
-        <w:lastRenderedPageBreak/>
         <w:t>The full RACI matrix is maintained in the wiki (key-stakeholders).</w:t>
       </w:r>
     </w:p>
@@ -4742,6 +4800,7 @@
         <w:rPr>
           <w:b/>
         </w:rPr>
+        <w:lastRenderedPageBreak/>
         <w:t>Regulatory Gates</w:t>
       </w:r>
       <w:r>
@@ -4856,7 +4915,6 @@
         <w:rPr>
           <w:b/>
         </w:rPr>
-        <w:lastRenderedPageBreak/>
         <w:t>Audit Export</w:t>
       </w:r>
       <w:r>
@@ -5345,6 +5403,7 @@
         <w:jc w:val="both"/>
       </w:pPr>
       <w:r>
+        <w:lastRenderedPageBreak/>
         <w:t>KPIs and Success</w:t>
       </w:r>
       <w:bookmarkEnd w:id="11"/>
@@ -5666,7 +5725,6 @@
           </w:tcPr>
           <w:p>
             <w:r>
-              <w:lastRenderedPageBreak/>
               <w:t>Industry classification accuracy</w:t>
             </w:r>
           </w:p>
@@ -6329,6 +6387,7 @@
           </w:tcPr>
           <w:p>
             <w:r>
+              <w:lastRenderedPageBreak/>
               <w:t>Document retrieval time</w:t>
             </w:r>
           </w:p>
@@ -6631,7 +6690,6 @@
           </w:tcPr>
           <w:p>
             <w:r>
-              <w:lastRenderedPageBreak/>
               <w:t>Fee collection rate</w:t>
             </w:r>
           </w:p>
@@ -7184,6 +7242,7 @@
         <w:rPr>
           <w:b/>
         </w:rPr>
+        <w:lastRenderedPageBreak/>
         <w:t>Phase 1:</w:t>
       </w:r>
       <w:r>
@@ -7211,7 +7270,6 @@
         <w:jc w:val="both"/>
       </w:pPr>
       <w:r>
-        <w:lastRenderedPageBreak/>
         <w:t>Solution Scope</w:t>
       </w:r>
       <w:bookmarkEnd w:id="13"/>
@@ -7562,6 +7620,7 @@
           </w:tcPr>
           <w:p>
             <w:r>
+              <w:lastRenderedPageBreak/>
               <w:t>kf_Property</w:t>
             </w:r>
           </w:p>
@@ -7752,7 +7811,6 @@
           </w:tcPr>
           <w:p>
             <w:r>
-              <w:lastRenderedPageBreak/>
               <w:t>kf_Deal</w:t>
             </w:r>
           </w:p>
@@ -8388,6 +8446,7 @@
         <w:pStyle w:val="ListBullet"/>
       </w:pPr>
       <w:r>
+        <w:lastRenderedPageBreak/>
         <w:t>WIP tracking with % complete</w:t>
       </w:r>
     </w:p>
@@ -8444,7 +8503,6 @@
         <w:pStyle w:val="ListBullet"/>
       </w:pPr>
       <w:r>
-        <w:lastRenderedPageBreak/>
         <w:t>Cross-border portfolio management</w:t>
       </w:r>
     </w:p>
@@ -8869,6 +8927,7 @@
         <w:pStyle w:val="ListBullet"/>
       </w:pPr>
       <w:r>
+        <w:lastRenderedPageBreak/>
         <w:t>Custom development beyond platform capabilities</w:t>
       </w:r>
     </w:p>
@@ -8909,7 +8968,6 @@
         <w:pStyle w:val="Heading3"/>
       </w:pPr>
       <w:r>
-        <w:lastRenderedPageBreak/>
         <w:t>Integrations and data</w:t>
       </w:r>
     </w:p>
@@ -9380,6 +9438,7 @@
         <w:jc w:val="both"/>
       </w:pPr>
       <w:r>
+        <w:lastRenderedPageBreak/>
         <w:t>Solution Architecture</w:t>
       </w:r>
       <w:bookmarkEnd w:id="19"/>
@@ -9427,7 +9486,6 @@
         <w:rPr>
           <w:b/>
         </w:rPr>
-        <w:lastRenderedPageBreak/>
         <w:t>Layered Solution Model</w:t>
       </w:r>
       <w:r>
@@ -9591,6 +9649,7 @@
         <w:pStyle w:val="Heading3"/>
       </w:pPr>
       <w:r>
+        <w:lastRenderedPageBreak/>
         <w:t>Integration components</w:t>
       </w:r>
     </w:p>
@@ -9764,7 +9823,6 @@
           </w:tcPr>
           <w:p>
             <w:r>
-              <w:lastRenderedPageBreak/>
               <w:t>Power Automate</w:t>
             </w:r>
           </w:p>
@@ -10072,6 +10130,7 @@
         <w:pStyle w:val="ListBullet"/>
       </w:pPr>
       <w:r>
+        <w:lastRenderedPageBreak/>
         <w:t>S1 Origination to S2 Pitch and Mandate to S3 Instruction to S4 Marketing to S5 Bidding to S6 Exclusivity to S7 Due Diligence to S8 Completion</w:t>
       </w:r>
     </w:p>
@@ -10104,7 +10163,6 @@
         <w:pStyle w:val="ListBullet"/>
       </w:pPr>
       <w:r>
-        <w:lastRenderedPageBreak/>
         <w:t>S7: City pre-emption (France), Notarial process (France), Right of refusal (Spain), Pre-emption delegation (EIT)</w:t>
       </w:r>
     </w:p>
@@ -10709,6 +10767,7 @@
           </w:tcPr>
           <w:p>
             <w:r>
+              <w:lastRenderedPageBreak/>
               <w:t>Investor Advisory</w:t>
             </w:r>
           </w:p>
@@ -10805,7 +10864,6 @@
           </w:tcPr>
           <w:p>
             <w:r>
-              <w:lastRenderedPageBreak/>
               <w:t>Leasing</w:t>
             </w:r>
           </w:p>
@@ -11151,6 +11209,7 @@
           </w:tcPr>
           <w:p>
             <w:r>
+              <w:lastRenderedPageBreak/>
               <w:t>KF Residential (Future)</w:t>
             </w:r>
           </w:p>
@@ -11220,7 +11279,6 @@
         <w:pStyle w:val="Heading3"/>
       </w:pPr>
       <w:r>
-        <w:lastRenderedPageBreak/>
         <w:t>Business process flows</w:t>
       </w:r>
     </w:p>
@@ -11826,6 +11884,7 @@
           </w:tcPr>
           <w:p>
             <w:r>
+              <w:lastRenderedPageBreak/>
               <w:t>Flow 7</w:t>
             </w:r>
           </w:p>
@@ -11933,7 +11992,6 @@
         <w:pStyle w:val="Heading3"/>
       </w:pPr>
       <w:r>
-        <w:lastRenderedPageBreak/>
         <w:t>Security architecture</w:t>
       </w:r>
     </w:p>
@@ -12565,6 +12623,7 @@
         <w:jc w:val="both"/>
       </w:pPr>
       <w:r>
+        <w:lastRenderedPageBreak/>
         <w:t>Data Architecture</w:t>
       </w:r>
       <w:bookmarkEnd w:id="29"/>
@@ -12610,7 +12669,6 @@
         <w:rPr>
           <w:lang w:val="en-US"/>
         </w:rPr>
-        <w:lastRenderedPageBreak/>
         <w:t>Client domain</w:t>
       </w:r>
     </w:p>
@@ -13097,6 +13155,7 @@
         <w:rPr>
           <w:lang w:val="en-US"/>
         </w:rPr>
+        <w:lastRenderedPageBreak/>
         <w:t>Finance domain</w:t>
       </w:r>
     </w:p>
@@ -13209,7 +13268,6 @@
         <w:rPr>
           <w:lang w:val="en-US"/>
         </w:rPr>
-        <w:lastRenderedPageBreak/>
         <w:t>Supporting domain</w:t>
       </w:r>
     </w:p>
@@ -13661,6 +13719,7 @@
               <w:rPr>
                 <w:lang w:val="en-US"/>
               </w:rPr>
+              <w:lastRenderedPageBreak/>
               <w:t>Poland</w:t>
             </w:r>
           </w:p>
@@ -13892,7 +13951,6 @@
               <w:rPr>
                 <w:lang w:val="en-US"/>
               </w:rPr>
-              <w:lastRenderedPageBreak/>
               <w:t>Future tables (Phase 3-4)</w:t>
             </w:r>
           </w:p>
@@ -14464,6 +14522,7 @@
           </w:tcPr>
           <w:p>
             <w:r>
+              <w:lastRenderedPageBreak/>
               <w:t>App Framework</w:t>
             </w:r>
           </w:p>
@@ -14578,7 +14637,6 @@
           </w:tcPr>
           <w:p>
             <w:r>
-              <w:lastRenderedPageBreak/>
               <w:t>AI</w:t>
             </w:r>
           </w:p>
@@ -15008,6 +15066,7 @@
         <w:pStyle w:val="ListBullet"/>
       </w:pPr>
       <w:r>
+        <w:lastRenderedPageBreak/>
         <w:t>Daily automated backups</w:t>
       </w:r>
     </w:p>
@@ -15064,7 +15123,6 @@
         <w:pStyle w:val="ListBullet"/>
       </w:pPr>
       <w:r>
-        <w:lastRenderedPageBreak/>
         <w:t>kf_IntegrationLog for CRM-specific integration tracking</w:t>
       </w:r>
     </w:p>
@@ -15543,6 +15601,7 @@
           </w:tcPr>
           <w:p>
             <w:r>
+              <w:lastRenderedPageBreak/>
               <w:t>Data residency</w:t>
             </w:r>
           </w:p>
@@ -15657,7 +15716,6 @@
           </w:tcPr>
           <w:p>
             <w:r>
-              <w:lastRenderedPageBreak/>
               <w:t>Modularity</w:t>
             </w:r>
           </w:p>
@@ -16170,6 +16228,7 @@
       <w:bookmarkStart w:id="37" w:name="_Toc195195041"/>
       <w:bookmarkStart w:id="38" w:name="_Toc195797108"/>
       <w:r>
+        <w:lastRenderedPageBreak/>
         <w:t>Target State Alignment</w:t>
       </w:r>
       <w:bookmarkEnd w:id="37"/>
@@ -16312,7 +16371,6 @@
           </w:tcPr>
           <w:p>
             <w:r>
-              <w:lastRenderedPageBreak/>
               <w:t>Enterprise data residency standards</w:t>
             </w:r>
           </w:p>
@@ -16900,6 +16958,7 @@
         <w:pStyle w:val="ListBullet"/>
       </w:pPr>
       <w:r>
+        <w:lastRenderedPageBreak/>
         <w:t>Existing system integrations must be maintained</w:t>
       </w:r>
     </w:p>
@@ -16918,7 +16977,6 @@
         <w:jc w:val="both"/>
       </w:pPr>
       <w:r>
-        <w:lastRenderedPageBreak/>
         <w:t>Key Functional and Non-Functional Requirements</w:t>
       </w:r>
       <w:bookmarkEnd w:id="41"/>
@@ -17136,6 +17194,7 @@
         <w:pStyle w:val="Heading3"/>
       </w:pPr>
       <w:r>
+        <w:lastRenderedPageBreak/>
         <w:t>Compliance</w:t>
       </w:r>
     </w:p>
@@ -17160,7 +17219,6 @@
         <w:pStyle w:val="ListBullet"/>
       </w:pPr>
       <w:r>
-        <w:lastRenderedPageBreak/>
         <w:t>Data retention policies: TBD</w:t>
       </w:r>
     </w:p>
@@ -17405,11 +17463,11 @@
           </w:tcPr>
           <w:p>
             <w:r>
-              <w:t xml:space="preserve">No institutionalised client knowledge - knowledge sits with individuals in Excel trackers, </w:t>
+              <w:t xml:space="preserve">No institutionalised client knowledge - knowledge sits with </w:t>
             </w:r>
             <w:r>
               <w:lastRenderedPageBreak/>
-              <w:t>mailboxes, and black books</w:t>
+              <w:t>individuals in Excel trackers, mailboxes, and black books</w:t>
             </w:r>
           </w:p>
         </w:tc>
@@ -17440,16 +17498,21 @@
           </w:tcPr>
           <w:p>
             <w:r>
-              <w:t>Centralise fragmented data into a common client/contact/property foundation</w:t>
-            </w:r>
-          </w:p>
-        </w:tc>
-        <w:tc>
-          <w:tcPr>
-            <w:tcW w:w="0" w:type="auto"/>
-          </w:tcPr>
-          <w:p>
-            <w:r>
+              <w:t>Centralise fragmented data into a common client/contact/</w:t>
+            </w:r>
+            <w:r>
+              <w:lastRenderedPageBreak/>
+              <w:t>property foundation</w:t>
+            </w:r>
+          </w:p>
+        </w:tc>
+        <w:tc>
+          <w:tcPr>
+            <w:tcW w:w="0" w:type="auto"/>
+          </w:tcPr>
+          <w:p>
+            <w:r>
+              <w:lastRenderedPageBreak/>
               <w:t>TBD</w:t>
             </w:r>
           </w:p>
@@ -22249,7 +22312,7 @@
   <w:abstractNum w:abstractNumId="0" w15:restartNumberingAfterBreak="0">
     <w:nsid w:val="FFFFFF89"/>
     <w:multiLevelType w:val="singleLevel"/>
-    <w:tmpl w:val="18DE4C78"/>
+    <w:tmpl w:val="56EAB6E8"/>
     <w:lvl w:ilvl="0">
       <w:start w:val="1"/>
       <w:numFmt w:val="bullet"/>
@@ -22267,7 +22330,7 @@
       </w:rPr>
     </w:lvl>
   </w:abstractNum>
-  <w:num w:numId="1" w16cid:durableId="914893893">
+  <w:num w:numId="1" w16cid:durableId="380400111">
     <w:abstractNumId w:val="0"/>
   </w:num>
 </w:numbering>
@@ -23384,7 +23447,7 @@
     <w:basedOn w:val="Normal"/>
     <w:uiPriority w:val="99"/>
     <w:unhideWhenUsed/>
-    <w:rsid w:val="001F6C65"/>
+    <w:rsid w:val="007C3030"/>
     <w:pPr>
       <w:numPr>
         <w:numId w:val="1"/>

--- a/POC-EuroCRM-Vault/outputs/EuroCRM_Solution_Overview_Document.docx
+++ b/POC-EuroCRM-Vault/outputs/EuroCRM_Solution_Overview_Document.docx
@@ -3117,22 +3117,6 @@
       </w:r>
     </w:p>
     <w:p>
-      <w:pPr>
-        <w:pStyle w:val="Heading2"/>
-      </w:pPr>
-      <w:r>
-        <w:t>Business Context</w:t>
-      </w:r>
-    </w:p>
-    <w:p>
-      <w:pPr>
-        <w:pStyle w:val="Heading2"/>
-      </w:pPr>
-      <w:r>
-        <w:t>Business Context</w:t>
-      </w:r>
-    </w:p>
-    <w:p>
       <w:r>
         <w:t>Status: Draft Parent: solution overview Source: European CRM Architecture Review 2.pdf</w:t>
       </w:r>
@@ -3663,7 +3647,12 @@
         <w:pStyle w:val="Heading2"/>
       </w:pPr>
       <w:r>
-        <w:t>Problem Statement</w:t>
+        <w:t>Why We're Here — Problem Statement</w:t>
+      </w:r>
+    </w:p>
+    <w:p>
+      <w:r>
+        <w:t>Status: Draft Parent: solution overview Source: European CRM Architecture Review 2.pdf</w:t>
       </w:r>
     </w:p>
     <w:p>
@@ -3671,12 +3660,46 @@
         <w:pStyle w:val="Heading2"/>
       </w:pPr>
       <w:r>
-        <w:t>Why We're Here — Problem Statement</w:t>
-      </w:r>
-    </w:p>
-    <w:p>
-      <w:r>
-        <w:t>Status: Draft Parent: solution overview Source: European CRM Architecture Review 2.pdf</w:t>
+        <w:t>Core Problems</w:t>
+      </w:r>
+    </w:p>
+    <w:p>
+      <w:pPr>
+        <w:pStyle w:val="Heading3"/>
+      </w:pPr>
+      <w:r>
+        <w:t>1. Fragmented Client Intelligence</w:t>
+      </w:r>
+    </w:p>
+    <w:p>
+      <w:r>
+        <w:t>Client knowledge sits with individual brokers in email, Excel trackers, and shared folders. If a broker in Madrid is tracking an investor whose strategy matches a Paris asset, neither side knows. That connection only emerges by chance, if it emerges at all.</w:t>
+      </w:r>
+    </w:p>
+    <w:p>
+      <w:pPr>
+        <w:pStyle w:val="Heading3"/>
+      </w:pPr>
+      <w:r>
+        <w:t>2. Manual Reporting</w:t>
+      </w:r>
+    </w:p>
+    <w:p>
+      <w:r>
+        <w:t>Transaction reports are built manually in Excel. Price, buyer, seller, asset, and fee data assembled manually after every close. As deal volume grows, reporting burden grows with it.</w:t>
+      </w:r>
+    </w:p>
+    <w:p>
+      <w:pPr>
+        <w:pStyle w:val="Heading3"/>
+      </w:pPr>
+      <w:r>
+        <w:t>3. Missing Cross-Sell Opportunities</w:t>
+      </w:r>
+    </w:p>
+    <w:p>
+      <w:r>
+        <w:t>Fragmented data means opportunities for cross-border and cross-service-line collaboration are lost.</w:t>
       </w:r>
     </w:p>
     <w:p>
@@ -3684,53 +3707,6 @@
         <w:pStyle w:val="Heading2"/>
       </w:pPr>
       <w:r>
-        <w:t>Core Problems</w:t>
-      </w:r>
-    </w:p>
-    <w:p>
-      <w:pPr>
-        <w:pStyle w:val="Heading3"/>
-      </w:pPr>
-      <w:r>
-        <w:t>1. Fragmented Client Intelligence</w:t>
-      </w:r>
-    </w:p>
-    <w:p>
-      <w:r>
-        <w:t>Client knowledge sits with individual brokers in email, Excel trackers, and shared folders. If a broker in Madrid is tracking an investor whose strategy matches a Paris asset, neither side knows. That connection only emerges by chance, if it emerges at all.</w:t>
-      </w:r>
-    </w:p>
-    <w:p>
-      <w:pPr>
-        <w:pStyle w:val="Heading3"/>
-      </w:pPr>
-      <w:r>
-        <w:t>2. Manual Reporting</w:t>
-      </w:r>
-    </w:p>
-    <w:p>
-      <w:r>
-        <w:t>Transaction reports are built manually in Excel. Price, buyer, seller, asset, and fee data assembled manually after every close. As deal volume grows, reporting burden grows with it.</w:t>
-      </w:r>
-    </w:p>
-    <w:p>
-      <w:pPr>
-        <w:pStyle w:val="Heading3"/>
-      </w:pPr>
-      <w:r>
-        <w:t>3. Missing Cross-Sell Opportunities</w:t>
-      </w:r>
-    </w:p>
-    <w:p>
-      <w:r>
-        <w:t>Fragmented data means opportunities for cross-border and cross-service-line collaboration are lost.</w:t>
-      </w:r>
-    </w:p>
-    <w:p>
-      <w:pPr>
-        <w:pStyle w:val="Heading2"/>
-      </w:pPr>
-      <w:r>
         <w:t>Impact</w:t>
       </w:r>
     </w:p>
@@ -3775,22 +3751,6 @@
     <w:p>
       <w:pPr>
         <w:pStyle w:val="Heading1"/>
-      </w:pPr>
-      <w:r>
-        <w:t>Business Goals and Objectives</w:t>
-      </w:r>
-    </w:p>
-    <w:p>
-      <w:pPr>
-        <w:pStyle w:val="Heading2"/>
-      </w:pPr>
-      <w:r>
-        <w:t>Business Goals</w:t>
-      </w:r>
-    </w:p>
-    <w:p>
-      <w:pPr>
-        <w:pStyle w:val="Heading2"/>
       </w:pPr>
       <w:r>
         <w:t>Business Goals and Objectives</w:t>
@@ -4150,22 +4110,6 @@
     <w:p>
       <w:pPr>
         <w:pStyle w:val="Heading1"/>
-      </w:pPr>
-      <w:r>
-        <w:t>Key Stakeholders</w:t>
-      </w:r>
-    </w:p>
-    <w:p>
-      <w:pPr>
-        <w:pStyle w:val="Heading2"/>
-      </w:pPr>
-      <w:r>
-        <w:t>Key Stakeholders</w:t>
-      </w:r>
-    </w:p>
-    <w:p>
-      <w:pPr>
-        <w:pStyle w:val="Heading2"/>
       </w:pPr>
       <w:r>
         <w:t>Key Stakeholders</w:t>
@@ -6512,22 +6456,6 @@
     <w:p>
       <w:pPr>
         <w:pStyle w:val="Heading1"/>
-      </w:pPr>
-      <w:r>
-        <w:t>Business Capabilities</w:t>
-      </w:r>
-    </w:p>
-    <w:p>
-      <w:pPr>
-        <w:pStyle w:val="Heading2"/>
-      </w:pPr>
-      <w:r>
-        <w:t>Business Capabilities</w:t>
-      </w:r>
-    </w:p>
-    <w:p>
-      <w:pPr>
-        <w:pStyle w:val="Heading2"/>
       </w:pPr>
       <w:r>
         <w:t>Business Capabilities</w:t>
@@ -7666,14 +7594,6 @@
         <w:pStyle w:val="Heading2"/>
       </w:pPr>
       <w:r>
-        <w:t>Kpis And Success</w:t>
-      </w:r>
-    </w:p>
-    <w:p>
-      <w:pPr>
-        <w:pStyle w:val="Heading2"/>
-      </w:pPr>
-      <w:r>
         <w:t>KPIs and Success Metrics</w:t>
       </w:r>
     </w:p>
@@ -9655,14 +9575,6 @@
         <w:pStyle w:val="Heading2"/>
       </w:pPr>
       <w:r>
-        <w:t>Solution Scope In Scope</w:t>
-      </w:r>
-    </w:p>
-    <w:p>
-      <w:pPr>
-        <w:pStyle w:val="Heading2"/>
-      </w:pPr>
-      <w:r>
         <w:t>Solution Scope — In-Scope</w:t>
       </w:r>
     </w:p>
@@ -11685,14 +11597,6 @@
         <w:pStyle w:val="Heading2"/>
       </w:pPr>
       <w:r>
-        <w:t>Solution Scope Out Of Scope</w:t>
-      </w:r>
-    </w:p>
-    <w:p>
-      <w:pPr>
-        <w:pStyle w:val="Heading2"/>
-      </w:pPr>
-      <w:r>
         <w:t>Solution Scope — Out-of-Scope</w:t>
       </w:r>
     </w:p>
@@ -12508,7 +12412,12 @@
         <w:pStyle w:val="Heading2"/>
       </w:pPr>
       <w:r>
-        <w:t>Crm Lite Mvp Scope</w:t>
+        <w:t>CRM Lite — MVP Scope</w:t>
+      </w:r>
+    </w:p>
+    <w:p>
+      <w:r>
+        <w:t>Status: Draft Parent: solution overview Source: European CRM Architecture Review 2.pdf</w:t>
       </w:r>
     </w:p>
     <w:p>
@@ -12516,12 +12425,12 @@
         <w:pStyle w:val="Heading2"/>
       </w:pPr>
       <w:r>
-        <w:t>CRM Lite — MVP Scope</w:t>
-      </w:r>
-    </w:p>
-    <w:p>
-      <w:r>
-        <w:t>Status: Draft Parent: solution overview Source: European CRM Architecture Review 2.pdf</w:t>
+        <w:t>Key Principle</w:t>
+      </w:r>
+    </w:p>
+    <w:p>
+      <w:r>
+        <w:t>"The MVP is a shared client, contact, property and engagement foundation: a relationship and intelligence layer; not a full operational workflow system — which belongs to the Service Line deep build phase. Capital Markets is the first deeper workflow built on top."</w:t>
       </w:r>
     </w:p>
     <w:p>
@@ -12529,12 +12438,116 @@
         <w:pStyle w:val="Heading2"/>
       </w:pPr>
       <w:r>
-        <w:t>Key Principle</w:t>
-      </w:r>
-    </w:p>
-    <w:p>
-      <w:r>
-        <w:t>"The MVP is a shared client, contact, property and engagement foundation: a relationship and intelligence layer; not a full operational workflow system — which belongs to the Service Line deep build phase. Capital Markets is the first deeper workflow built on top."</w:t>
+        <w:t>Shared Foundation</w:t>
+      </w:r>
+    </w:p>
+    <w:p>
+      <w:r>
+        <w:t>Designed to be reusable across service lines and countries:</w:t>
+      </w:r>
+    </w:p>
+    <w:p>
+      <w:pPr>
+        <w:pStyle w:val="ListParagraph"/>
+      </w:pPr>
+      <w:r>
+        <w:t xml:space="preserve">• </w:t>
+      </w:r>
+      <w:r>
+        <w:t>Accounts; Contacts; Properties; Engagement Tracking; Security</w:t>
+      </w:r>
+    </w:p>
+    <w:p>
+      <w:pPr>
+        <w:pStyle w:val="ListParagraph"/>
+      </w:pPr>
+      <w:r>
+        <w:t xml:space="preserve">• </w:t>
+      </w:r>
+      <w:r>
+        <w:t>Single Client Record</w:t>
+      </w:r>
+    </w:p>
+    <w:p>
+      <w:pPr>
+        <w:pStyle w:val="ListParagraph"/>
+      </w:pPr>
+      <w:r>
+        <w:t xml:space="preserve">• </w:t>
+      </w:r>
+      <w:r>
+        <w:t>Cross-SL Contact Intelligence</w:t>
+      </w:r>
+    </w:p>
+    <w:p>
+      <w:pPr>
+        <w:pStyle w:val="ListParagraph"/>
+      </w:pPr>
+      <w:r>
+        <w:t xml:space="preserve">• </w:t>
+      </w:r>
+      <w:r>
+        <w:t>Shared Property Records</w:t>
+      </w:r>
+    </w:p>
+    <w:p>
+      <w:pPr>
+        <w:pStyle w:val="ListParagraph"/>
+      </w:pPr>
+      <w:r>
+        <w:t xml:space="preserve">• </w:t>
+      </w:r>
+      <w:r>
+        <w:t>Outlook Integration</w:t>
+      </w:r>
+    </w:p>
+    <w:p>
+      <w:pPr>
+        <w:pStyle w:val="ListParagraph"/>
+      </w:pPr>
+      <w:r>
+        <w:t xml:space="preserve">• </w:t>
+      </w:r>
+      <w:r>
+        <w:t>SharePoint Auto-Provision</w:t>
+      </w:r>
+    </w:p>
+    <w:p>
+      <w:pPr>
+        <w:pStyle w:val="ListParagraph"/>
+      </w:pPr>
+      <w:r>
+        <w:t xml:space="preserve">• </w:t>
+      </w:r>
+      <w:r>
+        <w:t>Power BI Dashboards</w:t>
+      </w:r>
+    </w:p>
+    <w:p>
+      <w:pPr>
+        <w:pStyle w:val="ListParagraph"/>
+      </w:pPr>
+      <w:r>
+        <w:t xml:space="preserve">• </w:t>
+      </w:r>
+      <w:r>
+        <w:t>RBAC / Business Units</w:t>
+      </w:r>
+    </w:p>
+    <w:p>
+      <w:pPr>
+        <w:pStyle w:val="ListParagraph"/>
+      </w:pPr>
+      <w:r>
+        <w:t xml:space="preserve">• </w:t>
+      </w:r>
+      <w:r>
+        <w:t>Engagement History</w:t>
+      </w:r>
+    </w:p>
+    <w:p>
+      <w:r>
+        <w:t>Core question answered: "Who is this client to Knight Frank across every service line, every country?"</w:t>
       </w:r>
     </w:p>
     <w:p>
@@ -12542,116 +12555,17 @@
         <w:pStyle w:val="Heading2"/>
       </w:pPr>
       <w:r>
-        <w:t>Shared Foundation</w:t>
-      </w:r>
-    </w:p>
-    <w:p>
-      <w:r>
-        <w:t>Designed to be reusable across service lines and countries:</w:t>
-      </w:r>
-    </w:p>
-    <w:p>
-      <w:pPr>
-        <w:pStyle w:val="ListParagraph"/>
-      </w:pPr>
-      <w:r>
-        <w:t xml:space="preserve">• </w:t>
-      </w:r>
-      <w:r>
-        <w:t>Accounts; Contacts; Properties; Engagement Tracking; Security</w:t>
-      </w:r>
-    </w:p>
-    <w:p>
-      <w:pPr>
-        <w:pStyle w:val="ListParagraph"/>
-      </w:pPr>
-      <w:r>
-        <w:t xml:space="preserve">• </w:t>
-      </w:r>
-      <w:r>
-        <w:t>Single Client Record</w:t>
-      </w:r>
-    </w:p>
-    <w:p>
-      <w:pPr>
-        <w:pStyle w:val="ListParagraph"/>
-      </w:pPr>
-      <w:r>
-        <w:t xml:space="preserve">• </w:t>
-      </w:r>
-      <w:r>
-        <w:t>Cross-SL Contact Intelligence</w:t>
-      </w:r>
-    </w:p>
-    <w:p>
-      <w:pPr>
-        <w:pStyle w:val="ListParagraph"/>
-      </w:pPr>
-      <w:r>
-        <w:t xml:space="preserve">• </w:t>
-      </w:r>
-      <w:r>
-        <w:t>Shared Property Records</w:t>
-      </w:r>
-    </w:p>
-    <w:p>
-      <w:pPr>
-        <w:pStyle w:val="ListParagraph"/>
-      </w:pPr>
-      <w:r>
-        <w:t xml:space="preserve">• </w:t>
-      </w:r>
-      <w:r>
-        <w:t>Outlook Integration</w:t>
-      </w:r>
-    </w:p>
-    <w:p>
-      <w:pPr>
-        <w:pStyle w:val="ListParagraph"/>
-      </w:pPr>
-      <w:r>
-        <w:t xml:space="preserve">• </w:t>
-      </w:r>
-      <w:r>
-        <w:t>SharePoint Auto-Provision</w:t>
-      </w:r>
-    </w:p>
-    <w:p>
-      <w:pPr>
-        <w:pStyle w:val="ListParagraph"/>
-      </w:pPr>
-      <w:r>
-        <w:t xml:space="preserve">• </w:t>
-      </w:r>
-      <w:r>
-        <w:t>Power BI Dashboards</w:t>
-      </w:r>
-    </w:p>
-    <w:p>
-      <w:pPr>
-        <w:pStyle w:val="ListParagraph"/>
-      </w:pPr>
-      <w:r>
-        <w:t xml:space="preserve">• </w:t>
-      </w:r>
-      <w:r>
-        <w:t>RBAC / Business Units</w:t>
-      </w:r>
-    </w:p>
-    <w:p>
-      <w:pPr>
-        <w:pStyle w:val="ListParagraph"/>
-      </w:pPr>
-      <w:r>
-        <w:t xml:space="preserve">• </w:t>
-      </w:r>
-      <w:r>
-        <w:t>Engagement History</w:t>
-      </w:r>
-    </w:p>
-    <w:p>
-      <w:r>
-        <w:t>Core question answered: "Who is this client to Knight Frank across every service line, every country?"</w:t>
+        <w:t>First Service-Line Build</w:t>
+      </w:r>
+    </w:p>
+    <w:p>
+      <w:r>
+        <w:t>Capital Markets is the first vertical deployed on the shared foundation.</w:t>
+      </w:r>
+    </w:p>
+    <w:p>
+      <w:r>
+        <w:t>OSS, Valuations, etc. follow as separate Service Line solutions on the same backbone.</w:t>
       </w:r>
     </w:p>
     <w:p>
@@ -12659,17 +12573,29 @@
         <w:pStyle w:val="Heading2"/>
       </w:pPr>
       <w:r>
-        <w:t>First Service-Line Build</w:t>
-      </w:r>
-    </w:p>
-    <w:p>
-      <w:r>
-        <w:t>Capital Markets is the first vertical deployed on the shared foundation.</w:t>
-      </w:r>
-    </w:p>
-    <w:p>
-      <w:r>
-        <w:t>OSS, Valuations, etc. follow as separate Service Line solutions on the same backbone.</w:t>
+        <w:t>Core Master Data Requirements</w:t>
+      </w:r>
+    </w:p>
+    <w:p>
+      <w:pPr>
+        <w:pStyle w:val="ListParagraph"/>
+      </w:pPr>
+      <w:r>
+        <w:t xml:space="preserve">• </w:t>
+      </w:r>
+      <w:r>
+        <w:t>Single trusted view of property and clients across service lines and countries</w:t>
+      </w:r>
+    </w:p>
+    <w:p>
+      <w:pPr>
+        <w:pStyle w:val="ListParagraph"/>
+      </w:pPr>
+      <w:r>
+        <w:t xml:space="preserve">• </w:t>
+      </w:r>
+      <w:r>
+        <w:t>International standards for property and client type definitions</w:t>
       </w:r>
     </w:p>
     <w:p>
@@ -12677,29 +12603,29 @@
         <w:pStyle w:val="Heading2"/>
       </w:pPr>
       <w:r>
-        <w:t>Core Master Data Requirements</w:t>
-      </w:r>
-    </w:p>
-    <w:p>
-      <w:pPr>
-        <w:pStyle w:val="ListParagraph"/>
-      </w:pPr>
-      <w:r>
-        <w:t xml:space="preserve">• </w:t>
-      </w:r>
-      <w:r>
-        <w:t>Single trusted view of property and clients across service lines and countries</w:t>
-      </w:r>
-    </w:p>
-    <w:p>
-      <w:pPr>
-        <w:pStyle w:val="ListParagraph"/>
-      </w:pPr>
-      <w:r>
-        <w:t xml:space="preserve">• </w:t>
-      </w:r>
-      <w:r>
-        <w:t>International standards for property and client type definitions</w:t>
+        <w:t>Pipeline &amp; Relationships Requirements</w:t>
+      </w:r>
+    </w:p>
+    <w:p>
+      <w:pPr>
+        <w:pStyle w:val="ListParagraph"/>
+      </w:pPr>
+      <w:r>
+        <w:t xml:space="preserve">• </w:t>
+      </w:r>
+      <w:r>
+        <w:t>Engagement tracking and cross-border unified client view</w:t>
+      </w:r>
+    </w:p>
+    <w:p>
+      <w:pPr>
+        <w:pStyle w:val="ListParagraph"/>
+      </w:pPr>
+      <w:r>
+        <w:t xml:space="preserve">• </w:t>
+      </w:r>
+      <w:r>
+        <w:t>Full pipeline visibility with built-in WIP data</w:t>
       </w:r>
     </w:p>
     <w:p>
@@ -12707,29 +12633,51 @@
         <w:pStyle w:val="Heading2"/>
       </w:pPr>
       <w:r>
-        <w:t>Pipeline &amp; Relationships Requirements</w:t>
-      </w:r>
-    </w:p>
-    <w:p>
-      <w:pPr>
-        <w:pStyle w:val="ListParagraph"/>
-      </w:pPr>
-      <w:r>
-        <w:t xml:space="preserve">• </w:t>
-      </w:r>
-      <w:r>
-        <w:t>Engagement tracking and cross-border unified client view</w:t>
-      </w:r>
-    </w:p>
-    <w:p>
-      <w:pPr>
-        <w:pStyle w:val="ListParagraph"/>
-      </w:pPr>
-      <w:r>
-        <w:t xml:space="preserve">• </w:t>
-      </w:r>
-      <w:r>
-        <w:t>Full pipeline visibility with built-in WIP data</w:t>
+        <w:t>Productivity Tools Requirements</w:t>
+      </w:r>
+    </w:p>
+    <w:p>
+      <w:pPr>
+        <w:pStyle w:val="ListParagraph"/>
+      </w:pPr>
+      <w:r>
+        <w:t xml:space="preserve">• </w:t>
+      </w:r>
+      <w:r>
+        <w:t>Outlook sync</w:t>
+      </w:r>
+    </w:p>
+    <w:p>
+      <w:pPr>
+        <w:pStyle w:val="ListParagraph"/>
+      </w:pPr>
+      <w:r>
+        <w:t xml:space="preserve">• </w:t>
+      </w:r>
+      <w:r>
+        <w:t>SharePoint libraries</w:t>
+      </w:r>
+    </w:p>
+    <w:p>
+      <w:pPr>
+        <w:pStyle w:val="ListParagraph"/>
+      </w:pPr>
+      <w:r>
+        <w:t xml:space="preserve">• </w:t>
+      </w:r>
+      <w:r>
+        <w:t>Power BI dashboards</w:t>
+      </w:r>
+    </w:p>
+    <w:p>
+      <w:pPr>
+        <w:pStyle w:val="ListParagraph"/>
+      </w:pPr>
+      <w:r>
+        <w:t xml:space="preserve">• </w:t>
+      </w:r>
+      <w:r>
+        <w:t>Copilot for Sales</w:t>
       </w:r>
     </w:p>
     <w:p>
@@ -12737,51 +12685,29 @@
         <w:pStyle w:val="Heading2"/>
       </w:pPr>
       <w:r>
-        <w:t>Productivity Tools Requirements</w:t>
-      </w:r>
-    </w:p>
-    <w:p>
-      <w:pPr>
-        <w:pStyle w:val="ListParagraph"/>
-      </w:pPr>
-      <w:r>
-        <w:t xml:space="preserve">• </w:t>
-      </w:r>
-      <w:r>
-        <w:t>Outlook sync</w:t>
-      </w:r>
-    </w:p>
-    <w:p>
-      <w:pPr>
-        <w:pStyle w:val="ListParagraph"/>
-      </w:pPr>
-      <w:r>
-        <w:t xml:space="preserve">• </w:t>
-      </w:r>
-      <w:r>
-        <w:t>SharePoint libraries</w:t>
-      </w:r>
-    </w:p>
-    <w:p>
-      <w:pPr>
-        <w:pStyle w:val="ListParagraph"/>
-      </w:pPr>
-      <w:r>
-        <w:t xml:space="preserve">• </w:t>
-      </w:r>
-      <w:r>
-        <w:t>Power BI dashboards</w:t>
-      </w:r>
-    </w:p>
-    <w:p>
-      <w:pPr>
-        <w:pStyle w:val="ListParagraph"/>
-      </w:pPr>
-      <w:r>
-        <w:t xml:space="preserve">• </w:t>
-      </w:r>
-      <w:r>
-        <w:t>Copilot for Sales</w:t>
+        <w:t>Data Architecture Requirements</w:t>
+      </w:r>
+    </w:p>
+    <w:p>
+      <w:pPr>
+        <w:pStyle w:val="ListParagraph"/>
+      </w:pPr>
+      <w:r>
+        <w:t xml:space="preserve">• </w:t>
+      </w:r>
+      <w:r>
+        <w:t>Layered Dataverse structure</w:t>
+      </w:r>
+    </w:p>
+    <w:p>
+      <w:pPr>
+        <w:pStyle w:val="ListParagraph"/>
+      </w:pPr>
+      <w:r>
+        <w:t xml:space="preserve">• </w:t>
+      </w:r>
+      <w:r>
+        <w:t>Layer 2 core, Layer 3 EUR defaults, Layer 4 country extensions, Layer 5 Service Line BPFs</w:t>
       </w:r>
     </w:p>
     <w:p>
@@ -12789,36 +12715,6 @@
         <w:pStyle w:val="Heading2"/>
       </w:pPr>
       <w:r>
-        <w:t>Data Architecture Requirements</w:t>
-      </w:r>
-    </w:p>
-    <w:p>
-      <w:pPr>
-        <w:pStyle w:val="ListParagraph"/>
-      </w:pPr>
-      <w:r>
-        <w:t xml:space="preserve">• </w:t>
-      </w:r>
-      <w:r>
-        <w:t>Layered Dataverse structure</w:t>
-      </w:r>
-    </w:p>
-    <w:p>
-      <w:pPr>
-        <w:pStyle w:val="ListParagraph"/>
-      </w:pPr>
-      <w:r>
-        <w:t xml:space="preserve">• </w:t>
-      </w:r>
-      <w:r>
-        <w:t>Layer 2 core, Layer 3 EUR defaults, Layer 4 country extensions, Layer 5 Service Line BPFs</w:t>
-      </w:r>
-    </w:p>
-    <w:p>
-      <w:pPr>
-        <w:pStyle w:val="Heading2"/>
-      </w:pPr>
-      <w:r>
         <w:t>Security &amp; Compliance Requirements</w:t>
       </w:r>
     </w:p>
@@ -12855,14 +12751,6 @@
       </w:pPr>
       <w:r>
         <w:t>Solution Architecture</w:t>
-      </w:r>
-    </w:p>
-    <w:p>
-      <w:pPr>
-        <w:pStyle w:val="Heading2"/>
-      </w:pPr>
-      <w:r>
-        <w:t>Architecture Overview Diagrams</w:t>
       </w:r>
     </w:p>
     <w:p>
@@ -13125,14 +13013,6 @@
         <w:pStyle w:val="Heading2"/>
       </w:pPr>
       <w:r>
-        <w:t>Architecture Key Components</w:t>
-      </w:r>
-    </w:p>
-    <w:p>
-      <w:pPr>
-        <w:pStyle w:val="Heading2"/>
-      </w:pPr>
-      <w:r>
         <w:t>Architecture — Key Components</w:t>
       </w:r>
     </w:p>
@@ -15062,14 +14942,6 @@
       </w:r>
       <w:r>
         <w:t>architecture diagram — Visual component diagram</w:t>
-      </w:r>
-    </w:p>
-    <w:p>
-      <w:pPr>
-        <w:pStyle w:val="Heading2"/>
-      </w:pPr>
-      <w:r>
-        <w:t>Architecture Business</w:t>
       </w:r>
     </w:p>
     <w:p>
@@ -17296,14 +17168,6 @@
         <w:pStyle w:val="Heading2"/>
       </w:pPr>
       <w:r>
-        <w:t>Architecture Application</w:t>
-      </w:r>
-    </w:p>
-    <w:p>
-      <w:pPr>
-        <w:pStyle w:val="Heading2"/>
-      </w:pPr>
-      <w:r>
         <w:t>Architecture — Application</w:t>
       </w:r>
     </w:p>
@@ -20722,14 +20586,6 @@
         <w:pStyle w:val="Heading2"/>
       </w:pPr>
       <w:r>
-        <w:t>Architecture Data</w:t>
-      </w:r>
-    </w:p>
-    <w:p>
-      <w:pPr>
-        <w:pStyle w:val="Heading2"/>
-      </w:pPr>
-      <w:r>
         <w:t>Architecture — Data</w:t>
       </w:r>
     </w:p>
@@ -23441,14 +23297,6 @@
       </w:r>
       <w:r>
         <w:t>data model core tables — Layer 2 table definitions</w:t>
-      </w:r>
-    </w:p>
-    <w:p>
-      <w:pPr>
-        <w:pStyle w:val="Heading2"/>
-      </w:pPr>
-      <w:r>
-        <w:t>Architecture Technology</w:t>
       </w:r>
     </w:p>
     <w:p>
@@ -26218,14 +26066,6 @@
       </w:r>
       <w:r>
         <w:t>power apps rationale — Platform selection</w:t>
-      </w:r>
-    </w:p>
-    <w:p>
-      <w:pPr>
-        <w:pStyle w:val="Heading2"/>
-      </w:pPr>
-      <w:r>
-        <w:t>Client Data Model</w:t>
       </w:r>
     </w:p>
     <w:p>
@@ -26846,14 +26686,6 @@
         <w:pStyle w:val="Heading2"/>
       </w:pPr>
       <w:r>
-        <w:t>Property Data Model</w:t>
-      </w:r>
-    </w:p>
-    <w:p>
-      <w:pPr>
-        <w:pStyle w:val="Heading2"/>
-      </w:pPr>
-      <w:r>
         <w:t>Property Data Model — Site, Property, Deal</w:t>
       </w:r>
     </w:p>
@@ -28603,14 +28435,6 @@
       </w:r>
     </w:p>
     <w:p>
-      <w:pPr>
-        <w:pStyle w:val="Heading2"/>
-      </w:pPr>
-      <w:r>
-        <w:t>Capital Markets Data Model</w:t>
-      </w:r>
-    </w:p>
-    <w:p>
       <w:r>
         <w:t>Status: Draft Parent: solution overview Source: European CRM Architecture Review 2.pdf</w:t>
       </w:r>
@@ -30185,14 +30009,6 @@
         <w:pStyle w:val="Heading2"/>
       </w:pPr>
       <w:r>
-        <w:t>Wip Data Model</w:t>
-      </w:r>
-    </w:p>
-    <w:p>
-      <w:pPr>
-        <w:pStyle w:val="Heading2"/>
-      </w:pPr>
-      <w:r>
         <w:t>WIP Data Model — Work in Progress</w:t>
       </w:r>
     </w:p>
@@ -31043,14 +30859,6 @@
         <w:pStyle w:val="Heading2"/>
       </w:pPr>
       <w:r>
-        <w:t>Data Model Overview</w:t>
-      </w:r>
-    </w:p>
-    <w:p>
-      <w:pPr>
-        <w:pStyle w:val="Heading2"/>
-      </w:pPr>
-      <w:r>
         <w:t>EU CRM Data Model</w:t>
       </w:r>
     </w:p>
@@ -32599,14 +32407,6 @@
       </w:r>
       <w:r>
         <w:t>capital markets data model — Capital Markets entity definitions</w:t>
-      </w:r>
-    </w:p>
-    <w:p>
-      <w:pPr>
-        <w:pStyle w:val="Heading2"/>
-      </w:pPr>
-      <w:r>
-        <w:t>Data Model Core Tables</w:t>
       </w:r>
     </w:p>
     <w:p>
@@ -34283,14 +34083,6 @@
         <w:pStyle w:val="Heading2"/>
       </w:pPr>
       <w:r>
-        <w:t>Solution Package Model</w:t>
-      </w:r>
-    </w:p>
-    <w:p>
-      <w:pPr>
-        <w:pStyle w:val="Heading2"/>
-      </w:pPr>
-      <w:r>
         <w:t>Solution Package Model — Layered Architecture</w:t>
       </w:r>
     </w:p>
@@ -34773,14 +34565,6 @@
       </w:r>
       <w:r>
         <w:t>Columns and relationships added by higher layers</w:t>
-      </w:r>
-    </w:p>
-    <w:p>
-      <w:pPr>
-        <w:pStyle w:val="Heading2"/>
-      </w:pPr>
-      <w:r>
-        <w:t>Taxonomy Mappings</w:t>
       </w:r>
     </w:p>
     <w:p>
@@ -36572,14 +36356,6 @@
     <w:p>
       <w:r>
         <w:t>See taxonomy hilucs kf for the complete mapping of all Knight Frank sectors and asset classes.</w:t>
-      </w:r>
-    </w:p>
-    <w:p>
-      <w:pPr>
-        <w:pStyle w:val="Heading2"/>
-      </w:pPr>
-      <w:r>
-        <w:t>Taxonomy Hilucs Kf</w:t>
       </w:r>
     </w:p>
     <w:p>
@@ -40051,14 +39827,6 @@
         <w:pStyle w:val="Heading2"/>
       </w:pPr>
       <w:r>
-        <w:t>Taxonomy Sic Kf</w:t>
-      </w:r>
-    </w:p>
-    <w:p>
-      <w:pPr>
-        <w:pStyle w:val="Heading2"/>
-      </w:pPr>
-      <w:r>
         <w:t>SIC to KF Client Sector Mapping</w:t>
       </w:r>
     </w:p>
@@ -43606,14 +43374,6 @@
         <w:pStyle w:val="Heading2"/>
       </w:pPr>
       <w:r>
-        <w:t>Architecture Principles Compliance</w:t>
-      </w:r>
-    </w:p>
-    <w:p>
-      <w:pPr>
-        <w:pStyle w:val="Heading2"/>
-      </w:pPr>
-      <w:r>
         <w:t>Architecture — Principles Compliance</w:t>
       </w:r>
     </w:p>
@@ -45220,14 +44980,6 @@
       </w:r>
       <w:r>
         <w:t>architecture application — Application components</w:t>
-      </w:r>
-    </w:p>
-    <w:p>
-      <w:pPr>
-        <w:pStyle w:val="Heading2"/>
-      </w:pPr>
-      <w:r>
-        <w:t>Architecture Target State</w:t>
       </w:r>
     </w:p>
     <w:p>
@@ -46863,14 +46615,6 @@
         <w:pStyle w:val="Heading2"/>
       </w:pPr>
       <w:r>
-        <w:t>Dependencies And Constraints</w:t>
-      </w:r>
-    </w:p>
-    <w:p>
-      <w:pPr>
-        <w:pStyle w:val="Heading2"/>
-      </w:pPr>
-      <w:r>
         <w:t>Dependencies and Constraints</w:t>
       </w:r>
     </w:p>
@@ -47317,11 +47061,152 @@
       </w:r>
     </w:p>
     <w:p>
+      <w:r>
+        <w:t>Status: Draft Parent: solution overview</w:t>
+      </w:r>
+    </w:p>
+    <w:p>
       <w:pPr>
         <w:pStyle w:val="Heading2"/>
       </w:pPr>
       <w:r>
-        <w:t>Functional Requirements</w:t>
+        <w:t>Requirements</w:t>
+      </w:r>
+    </w:p>
+    <w:p>
+      <w:r>
+        <w:t>To be gathered from business stakeholders across all four regions.</w:t>
+      </w:r>
+    </w:p>
+    <w:p>
+      <w:pPr>
+        <w:pStyle w:val="Heading3"/>
+      </w:pPr>
+      <w:r>
+        <w:t>Contact Management</w:t>
+      </w:r>
+    </w:p>
+    <w:p>
+      <w:pPr>
+        <w:pStyle w:val="ListParagraph"/>
+      </w:pPr>
+      <w:r>
+        <w:t xml:space="preserve">• </w:t>
+      </w:r>
+      <w:r>
+        <w:t>Create, read, update, delete contacts</w:t>
+      </w:r>
+    </w:p>
+    <w:p>
+      <w:pPr>
+        <w:pStyle w:val="ListParagraph"/>
+      </w:pPr>
+      <w:r>
+        <w:t xml:space="preserve">• </w:t>
+      </w:r>
+      <w:r>
+        <w:t>Contact hierarchy and relationships</w:t>
+      </w:r>
+    </w:p>
+    <w:p>
+      <w:pPr>
+        <w:pStyle w:val="ListParagraph"/>
+      </w:pPr>
+      <w:r>
+        <w:t xml:space="preserve">• </w:t>
+      </w:r>
+      <w:r>
+        <w:t>Multi-language support</w:t>
+      </w:r>
+    </w:p>
+    <w:p>
+      <w:pPr>
+        <w:pStyle w:val="Heading3"/>
+      </w:pPr>
+      <w:r>
+        <w:t>Opportunity Management</w:t>
+      </w:r>
+    </w:p>
+    <w:p>
+      <w:pPr>
+        <w:pStyle w:val="ListParagraph"/>
+      </w:pPr>
+      <w:r>
+        <w:t xml:space="preserve">• </w:t>
+      </w:r>
+      <w:r>
+        <w:t>Pipeline stages and workflows</w:t>
+      </w:r>
+    </w:p>
+    <w:p>
+      <w:pPr>
+        <w:pStyle w:val="ListParagraph"/>
+      </w:pPr>
+      <w:r>
+        <w:t xml:space="preserve">• </w:t>
+      </w:r>
+      <w:r>
+        <w:t>Activity tracking</w:t>
+      </w:r>
+    </w:p>
+    <w:p>
+      <w:pPr>
+        <w:pStyle w:val="ListParagraph"/>
+      </w:pPr>
+      <w:r>
+        <w:t xml:space="preserve">• </w:t>
+      </w:r>
+      <w:r>
+        <w:t>Reporting and analytics</w:t>
+      </w:r>
+    </w:p>
+    <w:p>
+      <w:pPr>
+        <w:pStyle w:val="Heading3"/>
+      </w:pPr>
+      <w:r>
+        <w:t>Data Management</w:t>
+      </w:r>
+    </w:p>
+    <w:p>
+      <w:pPr>
+        <w:pStyle w:val="ListParagraph"/>
+      </w:pPr>
+      <w:r>
+        <w:t xml:space="preserve">• </w:t>
+      </w:r>
+      <w:r>
+        <w:t>Import/export capabilities</w:t>
+      </w:r>
+    </w:p>
+    <w:p>
+      <w:pPr>
+        <w:pStyle w:val="ListParagraph"/>
+      </w:pPr>
+      <w:r>
+        <w:t xml:space="preserve">• </w:t>
+      </w:r>
+      <w:r>
+        <w:t>Data quality controls</w:t>
+      </w:r>
+    </w:p>
+    <w:p>
+      <w:pPr>
+        <w:pStyle w:val="ListParagraph"/>
+      </w:pPr>
+      <w:r>
+        <w:t xml:space="preserve">• </w:t>
+      </w:r>
+      <w:r>
+        <w:t>Duplicate detection</w:t>
+      </w:r>
+    </w:p>
+    <w:p>
+      <w:pPr>
+        <w:pStyle w:val="Heading2"/>
+      </w:pPr>
+      <w:r>
+        <w:t>Non-Functional Requirements</w:t>
       </w:r>
     </w:p>
     <w:p>
@@ -47334,135 +47219,40 @@
         <w:pStyle w:val="Heading2"/>
       </w:pPr>
       <w:r>
-        <w:t>Requirements</w:t>
-      </w:r>
-    </w:p>
-    <w:p>
-      <w:r>
-        <w:t>To be gathered from business stakeholders across all four regions.</w:t>
-      </w:r>
-    </w:p>
-    <w:p>
-      <w:pPr>
-        <w:pStyle w:val="Heading3"/>
-      </w:pPr>
-      <w:r>
-        <w:t>Contact Management</w:t>
-      </w:r>
-    </w:p>
-    <w:p>
-      <w:pPr>
-        <w:pStyle w:val="ListParagraph"/>
-      </w:pPr>
-      <w:r>
-        <w:t xml:space="preserve">• </w:t>
-      </w:r>
-      <w:r>
-        <w:t>Create, read, update, delete contacts</w:t>
-      </w:r>
-    </w:p>
-    <w:p>
-      <w:pPr>
-        <w:pStyle w:val="ListParagraph"/>
-      </w:pPr>
-      <w:r>
-        <w:t xml:space="preserve">• </w:t>
-      </w:r>
-      <w:r>
-        <w:t>Contact hierarchy and relationships</w:t>
-      </w:r>
-    </w:p>
-    <w:p>
-      <w:pPr>
-        <w:pStyle w:val="ListParagraph"/>
-      </w:pPr>
-      <w:r>
-        <w:t xml:space="preserve">• </w:t>
-      </w:r>
-      <w:r>
-        <w:t>Multi-language support</w:t>
-      </w:r>
-    </w:p>
-    <w:p>
-      <w:pPr>
-        <w:pStyle w:val="Heading3"/>
-      </w:pPr>
-      <w:r>
-        <w:t>Opportunity Management</w:t>
-      </w:r>
-    </w:p>
-    <w:p>
-      <w:pPr>
-        <w:pStyle w:val="ListParagraph"/>
-      </w:pPr>
-      <w:r>
-        <w:t xml:space="preserve">• </w:t>
-      </w:r>
-      <w:r>
-        <w:t>Pipeline stages and workflows</w:t>
-      </w:r>
-    </w:p>
-    <w:p>
-      <w:pPr>
-        <w:pStyle w:val="ListParagraph"/>
-      </w:pPr>
-      <w:r>
-        <w:t xml:space="preserve">• </w:t>
-      </w:r>
-      <w:r>
-        <w:t>Activity tracking</w:t>
-      </w:r>
-    </w:p>
-    <w:p>
-      <w:pPr>
-        <w:pStyle w:val="ListParagraph"/>
-      </w:pPr>
-      <w:r>
-        <w:t xml:space="preserve">• </w:t>
-      </w:r>
-      <w:r>
-        <w:t>Reporting and analytics</w:t>
-      </w:r>
-    </w:p>
-    <w:p>
-      <w:pPr>
-        <w:pStyle w:val="Heading3"/>
-      </w:pPr>
-      <w:r>
-        <w:t>Data Management</w:t>
-      </w:r>
-    </w:p>
-    <w:p>
-      <w:pPr>
-        <w:pStyle w:val="ListParagraph"/>
-      </w:pPr>
-      <w:r>
-        <w:t xml:space="preserve">• </w:t>
-      </w:r>
-      <w:r>
-        <w:t>Import/export capabilities</w:t>
-      </w:r>
-    </w:p>
-    <w:p>
-      <w:pPr>
-        <w:pStyle w:val="ListParagraph"/>
-      </w:pPr>
-      <w:r>
-        <w:t xml:space="preserve">• </w:t>
-      </w:r>
-      <w:r>
-        <w:t>Data quality controls</w:t>
-      </w:r>
-    </w:p>
-    <w:p>
-      <w:pPr>
-        <w:pStyle w:val="ListParagraph"/>
-      </w:pPr>
-      <w:r>
-        <w:t xml:space="preserve">• </w:t>
-      </w:r>
-      <w:r>
-        <w:t>Duplicate detection</w:t>
+        <w:t>Performance</w:t>
+      </w:r>
+    </w:p>
+    <w:p>
+      <w:pPr>
+        <w:pStyle w:val="ListParagraph"/>
+      </w:pPr>
+      <w:r>
+        <w:t xml:space="preserve">• </w:t>
+      </w:r>
+      <w:r>
+        <w:t>Response time targets: TBD</w:t>
+      </w:r>
+    </w:p>
+    <w:p>
+      <w:pPr>
+        <w:pStyle w:val="ListParagraph"/>
+      </w:pPr>
+      <w:r>
+        <w:t xml:space="preserve">• </w:t>
+      </w:r>
+      <w:r>
+        <w:t>Concurrent user capacity: TBD</w:t>
+      </w:r>
+    </w:p>
+    <w:p>
+      <w:pPr>
+        <w:pStyle w:val="ListParagraph"/>
+      </w:pPr>
+      <w:r>
+        <w:t xml:space="preserve">• </w:t>
+      </w:r>
+      <w:r>
+        <w:t>Data volume requirements: TBD</w:t>
       </w:r>
     </w:p>
     <w:p>
@@ -47470,7 +47260,51 @@
         <w:pStyle w:val="Heading2"/>
       </w:pPr>
       <w:r>
-        <w:t>Functional Non Functional Requirements</w:t>
+        <w:t>Security</w:t>
+      </w:r>
+    </w:p>
+    <w:p>
+      <w:pPr>
+        <w:pStyle w:val="ListParagraph"/>
+      </w:pPr>
+      <w:r>
+        <w:t xml:space="preserve">• </w:t>
+      </w:r>
+      <w:r>
+        <w:t>Authentication method: TBD</w:t>
+      </w:r>
+    </w:p>
+    <w:p>
+      <w:pPr>
+        <w:pStyle w:val="ListParagraph"/>
+      </w:pPr>
+      <w:r>
+        <w:t xml:space="preserve">• </w:t>
+      </w:r>
+      <w:r>
+        <w:t>Authorisation model: TBD</w:t>
+      </w:r>
+    </w:p>
+    <w:p>
+      <w:pPr>
+        <w:pStyle w:val="ListParagraph"/>
+      </w:pPr>
+      <w:r>
+        <w:t xml:space="preserve">• </w:t>
+      </w:r>
+      <w:r>
+        <w:t>Data encryption: TBD</w:t>
+      </w:r>
+    </w:p>
+    <w:p>
+      <w:pPr>
+        <w:pStyle w:val="ListParagraph"/>
+      </w:pPr>
+      <w:r>
+        <w:t xml:space="preserve">• </w:t>
+      </w:r>
+      <w:r>
+        <w:t>Audit logging: TBD</w:t>
       </w:r>
     </w:p>
     <w:p>
@@ -47478,12 +47312,40 @@
         <w:pStyle w:val="Heading2"/>
       </w:pPr>
       <w:r>
-        <w:t>Non-Functional Requirements</w:t>
-      </w:r>
-    </w:p>
-    <w:p>
-      <w:r>
-        <w:t>Status: Draft Parent: solution overview</w:t>
+        <w:t>Compliance</w:t>
+      </w:r>
+    </w:p>
+    <w:p>
+      <w:pPr>
+        <w:pStyle w:val="ListParagraph"/>
+      </w:pPr>
+      <w:r>
+        <w:t xml:space="preserve">• </w:t>
+      </w:r>
+      <w:r>
+        <w:t>GDPR requirements: TBD</w:t>
+      </w:r>
+    </w:p>
+    <w:p>
+      <w:pPr>
+        <w:pStyle w:val="ListParagraph"/>
+      </w:pPr>
+      <w:r>
+        <w:t xml:space="preserve">• </w:t>
+      </w:r>
+      <w:r>
+        <w:t>Regional data residency: TBD</w:t>
+      </w:r>
+    </w:p>
+    <w:p>
+      <w:pPr>
+        <w:pStyle w:val="ListParagraph"/>
+      </w:pPr>
+      <w:r>
+        <w:t xml:space="preserve">• </w:t>
+      </w:r>
+      <w:r>
+        <w:t>Data retention policies: TBD</w:t>
       </w:r>
     </w:p>
     <w:p>
@@ -47491,140 +47353,6 @@
         <w:pStyle w:val="Heading2"/>
       </w:pPr>
       <w:r>
-        <w:t>Performance</w:t>
-      </w:r>
-    </w:p>
-    <w:p>
-      <w:pPr>
-        <w:pStyle w:val="ListParagraph"/>
-      </w:pPr>
-      <w:r>
-        <w:t xml:space="preserve">• </w:t>
-      </w:r>
-      <w:r>
-        <w:t>Response time targets: TBD</w:t>
-      </w:r>
-    </w:p>
-    <w:p>
-      <w:pPr>
-        <w:pStyle w:val="ListParagraph"/>
-      </w:pPr>
-      <w:r>
-        <w:t xml:space="preserve">• </w:t>
-      </w:r>
-      <w:r>
-        <w:t>Concurrent user capacity: TBD</w:t>
-      </w:r>
-    </w:p>
-    <w:p>
-      <w:pPr>
-        <w:pStyle w:val="ListParagraph"/>
-      </w:pPr>
-      <w:r>
-        <w:t xml:space="preserve">• </w:t>
-      </w:r>
-      <w:r>
-        <w:t>Data volume requirements: TBD</w:t>
-      </w:r>
-    </w:p>
-    <w:p>
-      <w:pPr>
-        <w:pStyle w:val="Heading2"/>
-      </w:pPr>
-      <w:r>
-        <w:t>Security</w:t>
-      </w:r>
-    </w:p>
-    <w:p>
-      <w:pPr>
-        <w:pStyle w:val="ListParagraph"/>
-      </w:pPr>
-      <w:r>
-        <w:t xml:space="preserve">• </w:t>
-      </w:r>
-      <w:r>
-        <w:t>Authentication method: TBD</w:t>
-      </w:r>
-    </w:p>
-    <w:p>
-      <w:pPr>
-        <w:pStyle w:val="ListParagraph"/>
-      </w:pPr>
-      <w:r>
-        <w:t xml:space="preserve">• </w:t>
-      </w:r>
-      <w:r>
-        <w:t>Authorisation model: TBD</w:t>
-      </w:r>
-    </w:p>
-    <w:p>
-      <w:pPr>
-        <w:pStyle w:val="ListParagraph"/>
-      </w:pPr>
-      <w:r>
-        <w:t xml:space="preserve">• </w:t>
-      </w:r>
-      <w:r>
-        <w:t>Data encryption: TBD</w:t>
-      </w:r>
-    </w:p>
-    <w:p>
-      <w:pPr>
-        <w:pStyle w:val="ListParagraph"/>
-      </w:pPr>
-      <w:r>
-        <w:t xml:space="preserve">• </w:t>
-      </w:r>
-      <w:r>
-        <w:t>Audit logging: TBD</w:t>
-      </w:r>
-    </w:p>
-    <w:p>
-      <w:pPr>
-        <w:pStyle w:val="Heading2"/>
-      </w:pPr>
-      <w:r>
-        <w:t>Compliance</w:t>
-      </w:r>
-    </w:p>
-    <w:p>
-      <w:pPr>
-        <w:pStyle w:val="ListParagraph"/>
-      </w:pPr>
-      <w:r>
-        <w:t xml:space="preserve">• </w:t>
-      </w:r>
-      <w:r>
-        <w:t>GDPR requirements: TBD</w:t>
-      </w:r>
-    </w:p>
-    <w:p>
-      <w:pPr>
-        <w:pStyle w:val="ListParagraph"/>
-      </w:pPr>
-      <w:r>
-        <w:t xml:space="preserve">• </w:t>
-      </w:r>
-      <w:r>
-        <w:t>Regional data residency: TBD</w:t>
-      </w:r>
-    </w:p>
-    <w:p>
-      <w:pPr>
-        <w:pStyle w:val="ListParagraph"/>
-      </w:pPr>
-      <w:r>
-        <w:t xml:space="preserve">• </w:t>
-      </w:r>
-      <w:r>
-        <w:t>Data retention policies: TBD</w:t>
-      </w:r>
-    </w:p>
-    <w:p>
-      <w:pPr>
-        <w:pStyle w:val="Heading2"/>
-      </w:pPr>
-      <w:r>
         <w:t>Availability</w:t>
       </w:r>
     </w:p>
@@ -47669,22 +47397,6 @@
     <w:p>
       <w:pPr>
         <w:pStyle w:val="Heading1"/>
-      </w:pPr>
-      <w:r>
-        <w:t>Risks and Issues</w:t>
-      </w:r>
-    </w:p>
-    <w:p>
-      <w:pPr>
-        <w:pStyle w:val="Heading2"/>
-      </w:pPr>
-      <w:r>
-        <w:t>Risks And Issues</w:t>
-      </w:r>
-    </w:p>
-    <w:p>
-      <w:pPr>
-        <w:pStyle w:val="Heading2"/>
       </w:pPr>
       <w:r>
         <w:t>Risks and Issues</w:t>
@@ -48107,11 +47819,103 @@
       </w:r>
     </w:p>
     <w:p>
+      <w:r>
+        <w:t>Status: Draft Parent: solution overview</w:t>
+      </w:r>
+    </w:p>
+    <w:p>
       <w:pPr>
         <w:pStyle w:val="Heading2"/>
       </w:pPr>
       <w:r>
-        <w:t>Solution Options</w:t>
+        <w:t>Options Analysis</w:t>
+      </w:r>
+    </w:p>
+    <w:p>
+      <w:r>
+        <w:t>To be completed with vendor evaluation and architecture assessment.</w:t>
+      </w:r>
+    </w:p>
+    <w:p>
+      <w:pPr>
+        <w:pStyle w:val="Heading3"/>
+      </w:pPr>
+      <w:r>
+        <w:t>Option 1: TBD</w:t>
+      </w:r>
+    </w:p>
+    <w:p>
+      <w:pPr>
+        <w:pStyle w:val="ListParagraph"/>
+      </w:pPr>
+      <w:r>
+        <w:t xml:space="preserve">• </w:t>
+      </w:r>
+      <w:r>
+        <w:t>Pros: TBD</w:t>
+      </w:r>
+    </w:p>
+    <w:p>
+      <w:pPr>
+        <w:pStyle w:val="ListParagraph"/>
+      </w:pPr>
+      <w:r>
+        <w:t xml:space="preserve">• </w:t>
+      </w:r>
+      <w:r>
+        <w:t>Cons: TBD</w:t>
+      </w:r>
+    </w:p>
+    <w:p>
+      <w:pPr>
+        <w:pStyle w:val="ListParagraph"/>
+      </w:pPr>
+      <w:r>
+        <w:t xml:space="preserve">• </w:t>
+      </w:r>
+      <w:r>
+        <w:t>Cost: TBD</w:t>
+      </w:r>
+    </w:p>
+    <w:p>
+      <w:pPr>
+        <w:pStyle w:val="Heading3"/>
+      </w:pPr>
+      <w:r>
+        <w:t>Option 2: TBD</w:t>
+      </w:r>
+    </w:p>
+    <w:p>
+      <w:pPr>
+        <w:pStyle w:val="ListParagraph"/>
+      </w:pPr>
+      <w:r>
+        <w:t xml:space="preserve">• </w:t>
+      </w:r>
+      <w:r>
+        <w:t>Pros: TBD</w:t>
+      </w:r>
+    </w:p>
+    <w:p>
+      <w:pPr>
+        <w:pStyle w:val="ListParagraph"/>
+      </w:pPr>
+      <w:r>
+        <w:t xml:space="preserve">• </w:t>
+      </w:r>
+      <w:r>
+        <w:t>Cons: TBD</w:t>
+      </w:r>
+    </w:p>
+    <w:p>
+      <w:pPr>
+        <w:pStyle w:val="ListParagraph"/>
+      </w:pPr>
+      <w:r>
+        <w:t xml:space="preserve">• </w:t>
+      </w:r>
+      <w:r>
+        <w:t>Cost: TBD</w:t>
       </w:r>
     </w:p>
     <w:p>
@@ -48119,128 +47923,12 @@
         <w:pStyle w:val="Heading2"/>
       </w:pPr>
       <w:r>
-        <w:t>Solution Options and Trade-offs</w:t>
-      </w:r>
-    </w:p>
-    <w:p>
-      <w:r>
-        <w:t>Status: Draft Parent: solution overview</w:t>
-      </w:r>
-    </w:p>
-    <w:p>
-      <w:pPr>
-        <w:pStyle w:val="Heading2"/>
-      </w:pPr>
-      <w:r>
-        <w:t>Options Analysis</w:t>
-      </w:r>
-    </w:p>
-    <w:p>
-      <w:r>
-        <w:t>To be completed with vendor evaluation and architecture assessment.</w:t>
-      </w:r>
-    </w:p>
-    <w:p>
-      <w:pPr>
-        <w:pStyle w:val="Heading3"/>
-      </w:pPr>
-      <w:r>
-        <w:t>Option 1: TBD</w:t>
-      </w:r>
-    </w:p>
-    <w:p>
-      <w:pPr>
-        <w:pStyle w:val="ListParagraph"/>
-      </w:pPr>
-      <w:r>
-        <w:t xml:space="preserve">• </w:t>
-      </w:r>
-      <w:r>
-        <w:t>Pros: TBD</w:t>
-      </w:r>
-    </w:p>
-    <w:p>
-      <w:pPr>
-        <w:pStyle w:val="ListParagraph"/>
-      </w:pPr>
-      <w:r>
-        <w:t xml:space="preserve">• </w:t>
-      </w:r>
-      <w:r>
-        <w:t>Cons: TBD</w:t>
-      </w:r>
-    </w:p>
-    <w:p>
-      <w:pPr>
-        <w:pStyle w:val="ListParagraph"/>
-      </w:pPr>
-      <w:r>
-        <w:t xml:space="preserve">• </w:t>
-      </w:r>
-      <w:r>
-        <w:t>Cost: TBD</w:t>
-      </w:r>
-    </w:p>
-    <w:p>
-      <w:pPr>
-        <w:pStyle w:val="Heading3"/>
-      </w:pPr>
-      <w:r>
-        <w:t>Option 2: TBD</w:t>
-      </w:r>
-    </w:p>
-    <w:p>
-      <w:pPr>
-        <w:pStyle w:val="ListParagraph"/>
-      </w:pPr>
-      <w:r>
-        <w:t xml:space="preserve">• </w:t>
-      </w:r>
-      <w:r>
-        <w:t>Pros: TBD</w:t>
-      </w:r>
-    </w:p>
-    <w:p>
-      <w:pPr>
-        <w:pStyle w:val="ListParagraph"/>
-      </w:pPr>
-      <w:r>
-        <w:t xml:space="preserve">• </w:t>
-      </w:r>
-      <w:r>
-        <w:t>Cons: TBD</w:t>
-      </w:r>
-    </w:p>
-    <w:p>
-      <w:pPr>
-        <w:pStyle w:val="ListParagraph"/>
-      </w:pPr>
-      <w:r>
-        <w:t xml:space="preserve">• </w:t>
-      </w:r>
-      <w:r>
-        <w:t>Cost: TBD</w:t>
-      </w:r>
-    </w:p>
-    <w:p>
-      <w:pPr>
-        <w:pStyle w:val="Heading2"/>
-      </w:pPr>
-      <w:r>
         <w:t>Recommendation</w:t>
       </w:r>
     </w:p>
     <w:p>
       <w:r>
         <w:t>Pending analysis.</w:t>
-      </w:r>
-    </w:p>
-    <w:p>
-      <w:pPr>
-        <w:pStyle w:val="Heading2"/>
-      </w:pPr>
-      <w:r>
-        <w:t>Power Apps Rationale</w:t>
       </w:r>
     </w:p>
     <w:p>
@@ -48568,14 +48256,6 @@
       </w:pPr>
       <w:r>
         <w:t>Implementation Roadmap</w:t>
-      </w:r>
-    </w:p>
-    <w:p>
-      <w:pPr>
-        <w:pStyle w:val="Heading2"/>
-      </w:pPr>
-      <w:r>
-        <w:t>Roadmap Phases</w:t>
       </w:r>
     </w:p>
     <w:p>
@@ -48803,14 +48483,6 @@
     <w:p>
       <w:r>
         <w:t>Phasing to be defined based on regional priorities and dependencies.</w:t>
-      </w:r>
-    </w:p>
-    <w:p>
-      <w:pPr>
-        <w:pStyle w:val="Heading2"/>
-      </w:pPr>
-      <w:r>
-        <w:t>Roadmap Timelines</w:t>
       </w:r>
     </w:p>
     <w:p>
@@ -52067,14 +51739,6 @@
         <w:pStyle w:val="Heading2"/>
       </w:pPr>
       <w:r>
-        <w:t>Roadmap Dependencies</w:t>
-      </w:r>
-    </w:p>
-    <w:p>
-      <w:pPr>
-        <w:pStyle w:val="Heading2"/>
-      </w:pPr>
-      <w:r>
         <w:t>Implementation Roadmap — Key Dependencies</w:t>
       </w:r>
     </w:p>
@@ -55039,14 +54703,6 @@
       </w:r>
     </w:p>
     <w:p>
-      <w:pPr>
-        <w:pStyle w:val="Heading2"/>
-      </w:pPr>
-      <w:r>
-        <w:t>Implementation Phases</w:t>
-      </w:r>
-    </w:p>
-    <w:p>
       <w:r>
         <w:t>Status: Draft Parent: solution overview Source: EU CRM Data Model.xlsx</w:t>
       </w:r>
@@ -58733,14 +58389,6 @@
       </w:r>
     </w:p>
     <w:p>
-      <w:pPr>
-        <w:pStyle w:val="Heading2"/>
-      </w:pPr>
-      <w:r>
-        <w:t>Cost Estimates</w:t>
-      </w:r>
-    </w:p>
-    <w:p>
       <w:r>
         <w:t>Status: Draft Parent: solution overview</w:t>
       </w:r>
@@ -59003,14 +58651,6 @@
     <w:p>
       <w:r>
         <w:t>To be developed during business case phase.</w:t>
-      </w:r>
-    </w:p>
-    <w:p>
-      <w:pPr>
-        <w:pStyle w:val="Heading2"/>
-      </w:pPr>
-      <w:r>
-        <w:t>Expected Benefits</w:t>
       </w:r>
     </w:p>
     <w:p>
@@ -59230,14 +58870,6 @@
       </w:pPr>
       <w:r>
         <w:t>Governance and Approval</w:t>
-      </w:r>
-    </w:p>
-    <w:p>
-      <w:pPr>
-        <w:pStyle w:val="Heading2"/>
-      </w:pPr>
-      <w:r>
-        <w:t>Governance Approval</w:t>
       </w:r>
     </w:p>
     <w:p>
@@ -59503,7 +59135,12 @@
         <w:pStyle w:val="Heading2"/>
       </w:pPr>
       <w:r>
-        <w:t>Governance Oversight</w:t>
+        <w:t>Governance — Oversight</w:t>
+      </w:r>
+    </w:p>
+    <w:p>
+      <w:r>
+        <w:t>Status: Draft Parent: solution overview</w:t>
       </w:r>
     </w:p>
     <w:p>
@@ -59511,12 +59148,12 @@
         <w:pStyle w:val="Heading2"/>
       </w:pPr>
       <w:r>
-        <w:t>Governance — Oversight</w:t>
-      </w:r>
-    </w:p>
-    <w:p>
-      <w:r>
-        <w:t>Status: Draft Parent: solution overview</w:t>
+        <w:t>Governance Structure</w:t>
+      </w:r>
+    </w:p>
+    <w:p>
+      <w:r>
+        <w:t>This solution is in the purview of the Technical Design Authority (TDA).</w:t>
       </w:r>
     </w:p>
     <w:p>
@@ -59524,12 +59161,51 @@
         <w:pStyle w:val="Heading2"/>
       </w:pPr>
       <w:r>
-        <w:t>Governance Structure</w:t>
-      </w:r>
-    </w:p>
-    <w:p>
-      <w:r>
-        <w:t>This solution is in the purview of the Technical Design Authority (TDA).</w:t>
+        <w:t>TDA Responsibilities</w:t>
+      </w:r>
+    </w:p>
+    <w:p>
+      <w:pPr>
+        <w:pStyle w:val="ListParagraph"/>
+      </w:pPr>
+      <w:r>
+        <w:t xml:space="preserve">• </w:t>
+      </w:r>
+      <w:r>
+        <w:t>Architecture review and approval</w:t>
+      </w:r>
+    </w:p>
+    <w:p>
+      <w:pPr>
+        <w:pStyle w:val="ListParagraph"/>
+      </w:pPr>
+      <w:r>
+        <w:t xml:space="preserve">• </w:t>
+      </w:r>
+      <w:r>
+        <w:t>Standards compliance oversight</w:t>
+      </w:r>
+    </w:p>
+    <w:p>
+      <w:pPr>
+        <w:pStyle w:val="ListParagraph"/>
+      </w:pPr>
+      <w:r>
+        <w:t xml:space="preserve">• </w:t>
+      </w:r>
+      <w:r>
+        <w:t>Design authority for technical decisions</w:t>
+      </w:r>
+    </w:p>
+    <w:p>
+      <w:pPr>
+        <w:pStyle w:val="ListParagraph"/>
+      </w:pPr>
+      <w:r>
+        <w:t xml:space="preserve">• </w:t>
+      </w:r>
+      <w:r>
+        <w:t>Escalation point for architectural conflicts</w:t>
       </w:r>
     </w:p>
     <w:p>
@@ -59537,58 +59213,6 @@
         <w:pStyle w:val="Heading2"/>
       </w:pPr>
       <w:r>
-        <w:t>TDA Responsibilities</w:t>
-      </w:r>
-    </w:p>
-    <w:p>
-      <w:pPr>
-        <w:pStyle w:val="ListParagraph"/>
-      </w:pPr>
-      <w:r>
-        <w:t xml:space="preserve">• </w:t>
-      </w:r>
-      <w:r>
-        <w:t>Architecture review and approval</w:t>
-      </w:r>
-    </w:p>
-    <w:p>
-      <w:pPr>
-        <w:pStyle w:val="ListParagraph"/>
-      </w:pPr>
-      <w:r>
-        <w:t xml:space="preserve">• </w:t>
-      </w:r>
-      <w:r>
-        <w:t>Standards compliance oversight</w:t>
-      </w:r>
-    </w:p>
-    <w:p>
-      <w:pPr>
-        <w:pStyle w:val="ListParagraph"/>
-      </w:pPr>
-      <w:r>
-        <w:t xml:space="preserve">• </w:t>
-      </w:r>
-      <w:r>
-        <w:t>Design authority for technical decisions</w:t>
-      </w:r>
-    </w:p>
-    <w:p>
-      <w:pPr>
-        <w:pStyle w:val="ListParagraph"/>
-      </w:pPr>
-      <w:r>
-        <w:t xml:space="preserve">• </w:t>
-      </w:r>
-      <w:r>
-        <w:t>Escalation point for architectural conflicts</w:t>
-      </w:r>
-    </w:p>
-    <w:p>
-      <w:pPr>
-        <w:pStyle w:val="Heading2"/>
-      </w:pPr>
-      <w:r>
         <w:t>Reporting</w:t>
       </w:r>
     </w:p>
@@ -59623,14 +59247,6 @@
       </w:r>
       <w:r>
         <w:t>Progress against roadmap</w:t>
-      </w:r>
-    </w:p>
-    <w:p>
-      <w:pPr>
-        <w:pStyle w:val="Heading2"/>
-      </w:pPr>
-      <w:r>
-        <w:t>Compliance</w:t>
       </w:r>
     </w:p>
     <w:p>
@@ -59909,22 +59525,6 @@
     <w:p>
       <w:pPr>
         <w:pStyle w:val="Heading1"/>
-      </w:pPr>
-      <w:r>
-        <w:t>Glossary</w:t>
-      </w:r>
-    </w:p>
-    <w:p>
-      <w:pPr>
-        <w:pStyle w:val="Heading2"/>
-      </w:pPr>
-      <w:r>
-        <w:t>Glossary</w:t>
-      </w:r>
-    </w:p>
-    <w:p>
-      <w:pPr>
-        <w:pStyle w:val="Heading2"/>
       </w:pPr>
       <w:r>
         <w:t>Glossary</w:t>

--- a/POC-EuroCRM-Vault/outputs/EuroCRM_Solution_Overview_Document.docx
+++ b/POC-EuroCRM-Vault/outputs/EuroCRM_Solution_Overview_Document.docx
@@ -3107,6 +3107,11 @@
     </w:p>
     <w:p>
       <w:r>
+        <w:t>The document covers the offices in France, Germany, Spain and Poland, and is referred to in several places as Europe. Future phases, currently unplanned, will move this application across other European countries such as Belgium, Norway etc...</w:t>
+      </w:r>
+    </w:p>
+    <w:p>
+      <w:r>
         <w:t xml:space="preserve">The business scope is to create a </w:t>
       </w:r>
       <w:r>
@@ -3124,7 +3129,7 @@
         <w:pStyle w:val="ListParagraph"/>
       </w:pPr>
       <w:r>
-        <w:t>• Create a single, trusted view of clients, contacts, properties and opportunities</w:t>
+        <w:t>• Create a single, trusted view of European clients, contacts, properties and opportunities that are used by the French, German, Spanish and Polish markets</w:t>
       </w:r>
     </w:p>
     <w:p>
@@ -3204,6 +3209,7 @@
         <w:pStyle w:val="ListParagraph"/>
       </w:pPr>
       <w:r>
+        <w:lastRenderedPageBreak/>
         <w:t>• Client knowledge sits with individual brokers in email, Excel trackers, and shared folders</w:t>
       </w:r>
     </w:p>
@@ -3220,8 +3226,12 @@
         <w:pStyle w:val="Heading2"/>
       </w:pPr>
       <w:r>
-        <w:lastRenderedPageBreak/>
         <w:t>Problem Statement</w:t>
+      </w:r>
+    </w:p>
+    <w:p>
+      <w:r>
+        <w:t>See problem statement for detailed analysis.</w:t>
       </w:r>
     </w:p>
     <w:p>
@@ -3528,6 +3538,7 @@
         <w:pStyle w:val="ListParagraph"/>
       </w:pPr>
       <w:r>
+        <w:lastRenderedPageBreak/>
         <w:t>• Regulatory compliance across jurisdictions</w:t>
       </w:r>
     </w:p>
@@ -3552,7 +3563,6 @@
         <w:pStyle w:val="Heading2"/>
       </w:pPr>
       <w:r>
-        <w:lastRenderedPageBreak/>
         <w:t>Constraints</w:t>
       </w:r>
     </w:p>
@@ -6264,7 +6274,7 @@
           <w:noProof/>
         </w:rPr>
         <w:drawing>
-          <wp:inline distT="0" distB="0" distL="0" distR="0" wp14:anchorId="35BCD7A3" wp14:editId="28A969FF">
+          <wp:inline distT="0" distB="0" distL="0" distR="0" wp14:anchorId="551A16EA" wp14:editId="64EDFE6D">
             <wp:extent cx="5760720" cy="1997938"/>
             <wp:effectExtent l="0" t="0" r="0" b="0"/>
             <wp:docPr id="1" name="Picture 1"/>
@@ -7369,6 +7379,14 @@
         <w:pStyle w:val="Heading2"/>
       </w:pPr>
       <w:r>
+        <w:t>KPIs and Success Metrics</w:t>
+      </w:r>
+    </w:p>
+    <w:p>
+      <w:pPr>
+        <w:pStyle w:val="Heading2"/>
+      </w:pPr>
+      <w:r>
         <w:t>Key Performance Indicators</w:t>
       </w:r>
     </w:p>
@@ -9337,6 +9355,14 @@
         <w:pStyle w:val="Heading2"/>
       </w:pPr>
       <w:r>
+        <w:t>Solution Scope — In-Scope</w:t>
+      </w:r>
+    </w:p>
+    <w:p>
+      <w:pPr>
+        <w:pStyle w:val="Heading2"/>
+      </w:pPr>
+      <w:r>
         <w:t>In-Scope Items</w:t>
       </w:r>
     </w:p>
@@ -9810,6 +9836,7 @@
           </w:tcPr>
           <w:p>
             <w:r>
+              <w:lastRenderedPageBreak/>
               <w:t>kf_Deal</w:t>
             </w:r>
           </w:p>
@@ -9845,7 +9872,6 @@
           </w:tcPr>
           <w:p>
             <w:r>
-              <w:lastRenderedPageBreak/>
               <w:t>kf_DealProperty</w:t>
             </w:r>
           </w:p>
@@ -11379,6 +11405,14 @@
         <w:pStyle w:val="Heading2"/>
       </w:pPr>
       <w:r>
+        <w:t>Solution Scope — Out-of-Scope</w:t>
+      </w:r>
+    </w:p>
+    <w:p>
+      <w:pPr>
+        <w:pStyle w:val="Heading2"/>
+      </w:pPr>
+      <w:r>
         <w:t>Out-of-Scope Items</w:t>
       </w:r>
     </w:p>
@@ -11587,6 +11621,7 @@
         <w:pStyle w:val="ListParagraph"/>
       </w:pPr>
       <w:r>
+        <w:lastRenderedPageBreak/>
         <w:t>• Archival of legacy data</w:t>
       </w:r>
     </w:p>
@@ -11595,7 +11630,6 @@
         <w:pStyle w:val="Heading3"/>
       </w:pPr>
       <w:r>
-        <w:lastRenderedPageBreak/>
         <w:t>Security</w:t>
       </w:r>
     </w:p>
@@ -12057,6 +12091,7 @@
         <w:pStyle w:val="Heading2"/>
       </w:pPr>
       <w:r>
+        <w:lastRenderedPageBreak/>
         <w:t>Related Documents</w:t>
       </w:r>
     </w:p>
@@ -12081,192 +12116,192 @@
         <w:pStyle w:val="ListParagraph"/>
       </w:pPr>
       <w:r>
+        <w:t>• dependencies and constraints — Dependencies and constraints</w:t>
+      </w:r>
+    </w:p>
+    <w:p>
+      <w:pPr>
+        <w:pStyle w:val="Heading2"/>
+      </w:pPr>
+      <w:r>
+        <w:t>CRM Lite — MVP Scope</w:t>
+      </w:r>
+    </w:p>
+    <w:p>
+      <w:pPr>
+        <w:pStyle w:val="Heading2"/>
+      </w:pPr>
+      <w:r>
+        <w:t>Key Principle</w:t>
+      </w:r>
+    </w:p>
+    <w:p>
+      <w:r>
+        <w:t>"The MVP is a shared client, contact, property and engagement foundation: a relationship and intelligence layer; not a full operational workflow system — which belongs to the Service Line deep build phase. Capital Markets is the first deeper workflow built on top."</w:t>
+      </w:r>
+    </w:p>
+    <w:p>
+      <w:pPr>
+        <w:pStyle w:val="Heading2"/>
+      </w:pPr>
+      <w:r>
+        <w:t>Shared Foundation</w:t>
+      </w:r>
+    </w:p>
+    <w:p>
+      <w:r>
+        <w:t>Designed to be reusable across service lines and countries:</w:t>
+      </w:r>
+    </w:p>
+    <w:p>
+      <w:pPr>
+        <w:pStyle w:val="ListParagraph"/>
+      </w:pPr>
+      <w:r>
+        <w:t>• Accounts; Contacts; Properties; Engagement Tracking; Security</w:t>
+      </w:r>
+    </w:p>
+    <w:p>
+      <w:pPr>
+        <w:pStyle w:val="ListParagraph"/>
+      </w:pPr>
+      <w:r>
+        <w:t>• Single Client Record</w:t>
+      </w:r>
+    </w:p>
+    <w:p>
+      <w:pPr>
+        <w:pStyle w:val="ListParagraph"/>
+      </w:pPr>
+      <w:r>
+        <w:t>• Cross-SL Contact Intelligence</w:t>
+      </w:r>
+    </w:p>
+    <w:p>
+      <w:pPr>
+        <w:pStyle w:val="ListParagraph"/>
+      </w:pPr>
+      <w:r>
+        <w:t>• Shared Property Records</w:t>
+      </w:r>
+    </w:p>
+    <w:p>
+      <w:pPr>
+        <w:pStyle w:val="ListParagraph"/>
+      </w:pPr>
+      <w:r>
+        <w:t>• Outlook Integration</w:t>
+      </w:r>
+    </w:p>
+    <w:p>
+      <w:pPr>
+        <w:pStyle w:val="ListParagraph"/>
+      </w:pPr>
+      <w:r>
+        <w:t>• SharePoint Auto-Provision</w:t>
+      </w:r>
+    </w:p>
+    <w:p>
+      <w:pPr>
+        <w:pStyle w:val="ListParagraph"/>
+      </w:pPr>
+      <w:r>
+        <w:t>• Power BI Dashboards</w:t>
+      </w:r>
+    </w:p>
+    <w:p>
+      <w:pPr>
+        <w:pStyle w:val="ListParagraph"/>
+      </w:pPr>
+      <w:r>
+        <w:t>• RBAC / Business Units</w:t>
+      </w:r>
+    </w:p>
+    <w:p>
+      <w:pPr>
+        <w:pStyle w:val="ListParagraph"/>
+      </w:pPr>
+      <w:r>
+        <w:t>• Engagement History</w:t>
+      </w:r>
+    </w:p>
+    <w:p>
+      <w:r>
+        <w:t>Core question answered: "Who is this client to Knight Frank across every service line, every country?"</w:t>
+      </w:r>
+    </w:p>
+    <w:p>
+      <w:pPr>
+        <w:pStyle w:val="Heading2"/>
+      </w:pPr>
+      <w:r>
+        <w:t>First Service-Line Build</w:t>
+      </w:r>
+    </w:p>
+    <w:p>
+      <w:r>
+        <w:t>Capital Markets is the first vertical deployed on the shared foundation.</w:t>
+      </w:r>
+    </w:p>
+    <w:p>
+      <w:r>
+        <w:t>OSS, Valuations, etc. follow as separate Service Line solutions on the same backbone.</w:t>
+      </w:r>
+    </w:p>
+    <w:p>
+      <w:pPr>
+        <w:pStyle w:val="Heading2"/>
+      </w:pPr>
+      <w:r>
+        <w:t>Core Master Data Requirements</w:t>
+      </w:r>
+    </w:p>
+    <w:p>
+      <w:pPr>
+        <w:pStyle w:val="ListParagraph"/>
+      </w:pPr>
+      <w:r>
+        <w:t>• Single trusted view of property and clients across service lines and countries</w:t>
+      </w:r>
+    </w:p>
+    <w:p>
+      <w:pPr>
+        <w:pStyle w:val="ListParagraph"/>
+      </w:pPr>
+      <w:r>
+        <w:t>• International standards for property and client type definitions</w:t>
+      </w:r>
+    </w:p>
+    <w:p>
+      <w:pPr>
+        <w:pStyle w:val="Heading2"/>
+      </w:pPr>
+      <w:r>
+        <w:t>Pipeline &amp; Relationships Requirements</w:t>
+      </w:r>
+    </w:p>
+    <w:p>
+      <w:pPr>
+        <w:pStyle w:val="ListParagraph"/>
+      </w:pPr>
+      <w:r>
+        <w:t>• Engagement tracking and cross-border unified client view</w:t>
+      </w:r>
+    </w:p>
+    <w:p>
+      <w:pPr>
+        <w:pStyle w:val="ListParagraph"/>
+      </w:pPr>
+      <w:r>
+        <w:t>• Full pipeline visibility with built-in WIP data</w:t>
+      </w:r>
+    </w:p>
+    <w:p>
+      <w:pPr>
+        <w:pStyle w:val="Heading2"/>
+      </w:pPr>
+      <w:r>
         <w:lastRenderedPageBreak/>
-        <w:t>• dependencies and constraints — Dependencies and constraints</w:t>
-      </w:r>
-    </w:p>
-    <w:p>
-      <w:pPr>
-        <w:pStyle w:val="Heading2"/>
-      </w:pPr>
-      <w:r>
-        <w:t>CRM Lite — MVP Scope</w:t>
-      </w:r>
-    </w:p>
-    <w:p>
-      <w:pPr>
-        <w:pStyle w:val="Heading2"/>
-      </w:pPr>
-      <w:r>
-        <w:t>Key Principle</w:t>
-      </w:r>
-    </w:p>
-    <w:p>
-      <w:r>
-        <w:t>"The MVP is a shared client, contact, property and engagement foundation: a relationship and intelligence layer; not a full operational workflow system — which belongs to the Service Line deep build phase. Capital Markets is the first deeper workflow built on top."</w:t>
-      </w:r>
-    </w:p>
-    <w:p>
-      <w:pPr>
-        <w:pStyle w:val="Heading2"/>
-      </w:pPr>
-      <w:r>
-        <w:t>Shared Foundation</w:t>
-      </w:r>
-    </w:p>
-    <w:p>
-      <w:r>
-        <w:t>Designed to be reusable across service lines and countries:</w:t>
-      </w:r>
-    </w:p>
-    <w:p>
-      <w:pPr>
-        <w:pStyle w:val="ListParagraph"/>
-      </w:pPr>
-      <w:r>
-        <w:t>• Accounts; Contacts; Properties; Engagement Tracking; Security</w:t>
-      </w:r>
-    </w:p>
-    <w:p>
-      <w:pPr>
-        <w:pStyle w:val="ListParagraph"/>
-      </w:pPr>
-      <w:r>
-        <w:t>• Single Client Record</w:t>
-      </w:r>
-    </w:p>
-    <w:p>
-      <w:pPr>
-        <w:pStyle w:val="ListParagraph"/>
-      </w:pPr>
-      <w:r>
-        <w:t>• Cross-SL Contact Intelligence</w:t>
-      </w:r>
-    </w:p>
-    <w:p>
-      <w:pPr>
-        <w:pStyle w:val="ListParagraph"/>
-      </w:pPr>
-      <w:r>
-        <w:t>• Shared Property Records</w:t>
-      </w:r>
-    </w:p>
-    <w:p>
-      <w:pPr>
-        <w:pStyle w:val="ListParagraph"/>
-      </w:pPr>
-      <w:r>
-        <w:t>• Outlook Integration</w:t>
-      </w:r>
-    </w:p>
-    <w:p>
-      <w:pPr>
-        <w:pStyle w:val="ListParagraph"/>
-      </w:pPr>
-      <w:r>
-        <w:t>• SharePoint Auto-Provision</w:t>
-      </w:r>
-    </w:p>
-    <w:p>
-      <w:pPr>
-        <w:pStyle w:val="ListParagraph"/>
-      </w:pPr>
-      <w:r>
-        <w:t>• Power BI Dashboards</w:t>
-      </w:r>
-    </w:p>
-    <w:p>
-      <w:pPr>
-        <w:pStyle w:val="ListParagraph"/>
-      </w:pPr>
-      <w:r>
-        <w:t>• RBAC / Business Units</w:t>
-      </w:r>
-    </w:p>
-    <w:p>
-      <w:pPr>
-        <w:pStyle w:val="ListParagraph"/>
-      </w:pPr>
-      <w:r>
-        <w:t>• Engagement History</w:t>
-      </w:r>
-    </w:p>
-    <w:p>
-      <w:r>
-        <w:t>Core question answered: "Who is this client to Knight Frank across every service line, every country?"</w:t>
-      </w:r>
-    </w:p>
-    <w:p>
-      <w:pPr>
-        <w:pStyle w:val="Heading2"/>
-      </w:pPr>
-      <w:r>
-        <w:t>First Service-Line Build</w:t>
-      </w:r>
-    </w:p>
-    <w:p>
-      <w:r>
-        <w:t>Capital Markets is the first vertical deployed on the shared foundation.</w:t>
-      </w:r>
-    </w:p>
-    <w:p>
-      <w:r>
-        <w:t>OSS, Valuations, etc. follow as separate Service Line solutions on the same backbone.</w:t>
-      </w:r>
-    </w:p>
-    <w:p>
-      <w:pPr>
-        <w:pStyle w:val="Heading2"/>
-      </w:pPr>
-      <w:r>
-        <w:t>Core Master Data Requirements</w:t>
-      </w:r>
-    </w:p>
-    <w:p>
-      <w:pPr>
-        <w:pStyle w:val="ListParagraph"/>
-      </w:pPr>
-      <w:r>
-        <w:t>• Single trusted view of property and clients across service lines and countries</w:t>
-      </w:r>
-    </w:p>
-    <w:p>
-      <w:pPr>
-        <w:pStyle w:val="ListParagraph"/>
-      </w:pPr>
-      <w:r>
-        <w:t>• International standards for property and client type definitions</w:t>
-      </w:r>
-    </w:p>
-    <w:p>
-      <w:pPr>
-        <w:pStyle w:val="Heading2"/>
-      </w:pPr>
-      <w:r>
-        <w:t>Pipeline &amp; Relationships Requirements</w:t>
-      </w:r>
-    </w:p>
-    <w:p>
-      <w:pPr>
-        <w:pStyle w:val="ListParagraph"/>
-      </w:pPr>
-      <w:r>
-        <w:t>• Engagement tracking and cross-border unified client view</w:t>
-      </w:r>
-    </w:p>
-    <w:p>
-      <w:pPr>
-        <w:pStyle w:val="ListParagraph"/>
-      </w:pPr>
-      <w:r>
-        <w:t>• Full pipeline visibility with built-in WIP data</w:t>
-      </w:r>
-    </w:p>
-    <w:p>
-      <w:pPr>
-        <w:pStyle w:val="Heading2"/>
-      </w:pPr>
-      <w:r>
         <w:t>Productivity Tools Requirements</w:t>
       </w:r>
     </w:p>
@@ -12291,7 +12326,6 @@
         <w:pStyle w:val="ListParagraph"/>
       </w:pPr>
       <w:r>
-        <w:lastRenderedPageBreak/>
         <w:t>• Power BI dashboards</w:t>
       </w:r>
     </w:p>
@@ -12403,7 +12437,7 @@
           <w:noProof/>
         </w:rPr>
         <w:drawing>
-          <wp:inline distT="0" distB="0" distL="0" distR="0" wp14:anchorId="0654370E" wp14:editId="67D0B846">
+          <wp:inline distT="0" distB="0" distL="0" distR="0" wp14:anchorId="19467943" wp14:editId="3FA6B4C4">
             <wp:extent cx="5760720" cy="4813909"/>
             <wp:effectExtent l="0" t="0" r="0" b="0"/>
             <wp:docPr id="2" name="Picture 2"/>
@@ -12462,7 +12496,7 @@
         </w:rPr>
         <w:lastRenderedPageBreak/>
         <w:drawing>
-          <wp:inline distT="0" distB="0" distL="0" distR="0" wp14:anchorId="4D3A4B5E" wp14:editId="506A2B3E">
+          <wp:inline distT="0" distB="0" distL="0" distR="0" wp14:anchorId="79718A3B" wp14:editId="13D10122">
             <wp:extent cx="5760720" cy="2560990"/>
             <wp:effectExtent l="0" t="0" r="0" b="0"/>
             <wp:docPr id="3" name="Picture 3"/>
@@ -12520,7 +12554,7 @@
           <w:noProof/>
         </w:rPr>
         <w:drawing>
-          <wp:inline distT="0" distB="0" distL="0" distR="0" wp14:anchorId="1409B80D" wp14:editId="53E68BFC">
+          <wp:inline distT="0" distB="0" distL="0" distR="0" wp14:anchorId="54252707" wp14:editId="305721CB">
             <wp:extent cx="5760720" cy="3207405"/>
             <wp:effectExtent l="0" t="0" r="0" b="0"/>
             <wp:docPr id="4" name="Picture 4"/>
@@ -12561,6 +12595,65 @@
         <w:pStyle w:val="Heading2"/>
       </w:pPr>
       <w:r>
+        <w:t>Diagram Sources</w:t>
+      </w:r>
+    </w:p>
+    <w:p>
+      <w:pPr>
+        <w:pStyle w:val="ListParagraph"/>
+      </w:pPr>
+      <w:r>
+        <w:t xml:space="preserve">• </w:t>
+      </w:r>
+      <w:r>
+        <w:rPr>
+          <w:rFonts w:ascii="Consolas" w:hAnsi="Consolas"/>
+        </w:rPr>
+        <w:t>wiki/architecture-diagram.puml</w:t>
+      </w:r>
+      <w:r>
+        <w:t xml:space="preserve"> — Full solution architecture</w:t>
+      </w:r>
+    </w:p>
+    <w:p>
+      <w:pPr>
+        <w:pStyle w:val="ListParagraph"/>
+      </w:pPr>
+      <w:r>
+        <w:t xml:space="preserve">• </w:t>
+      </w:r>
+      <w:r>
+        <w:rPr>
+          <w:rFonts w:ascii="Consolas" w:hAnsi="Consolas"/>
+        </w:rPr>
+        <w:t>wiki/architecture-layers.puml</w:t>
+      </w:r>
+      <w:r>
+        <w:t xml:space="preserve"> — Layered model</w:t>
+      </w:r>
+    </w:p>
+    <w:p>
+      <w:pPr>
+        <w:pStyle w:val="ListParagraph"/>
+      </w:pPr>
+      <w:r>
+        <w:t xml:space="preserve">• </w:t>
+      </w:r>
+      <w:r>
+        <w:rPr>
+          <w:rFonts w:ascii="Consolas" w:hAnsi="Consolas"/>
+        </w:rPr>
+        <w:t>wiki/architecture-dataflow.puml</w:t>
+      </w:r>
+      <w:r>
+        <w:t xml:space="preserve"> — Data flow and integrations</w:t>
+      </w:r>
+    </w:p>
+    <w:p>
+      <w:pPr>
+        <w:pStyle w:val="Heading2"/>
+      </w:pPr>
+      <w:r>
         <w:t>Status</w:t>
       </w:r>
     </w:p>
@@ -12574,6 +12667,7 @@
         <w:pStyle w:val="Heading2"/>
       </w:pPr>
       <w:r>
+        <w:lastRenderedPageBreak/>
         <w:t>Architecture — Key Components</w:t>
       </w:r>
     </w:p>
@@ -12598,7 +12692,6 @@
     </w:p>
     <w:p>
       <w:r>
-        <w:lastRenderedPageBreak/>
         <w:t>See power apps rationale for detailed analysis.</w:t>
       </w:r>
     </w:p>
@@ -12884,6 +12977,7 @@
         <w:pStyle w:val="ListParagraph"/>
       </w:pPr>
       <w:r>
+        <w:lastRenderedPageBreak/>
         <w:t xml:space="preserve">• </w:t>
       </w:r>
       <w:r>
@@ -13009,7 +13103,6 @@
           </w:tcPr>
           <w:p>
             <w:r>
-              <w:lastRenderedPageBreak/>
               <w:t>Capital Markets</w:t>
             </w:r>
           </w:p>
@@ -13425,6 +13518,7 @@
         <w:pStyle w:val="Heading3"/>
       </w:pPr>
       <w:r>
+        <w:lastRenderedPageBreak/>
         <w:t>Property Domain</w:t>
       </w:r>
     </w:p>
@@ -13575,7 +13669,6 @@
         <w:pStyle w:val="Heading3"/>
       </w:pPr>
       <w:r>
-        <w:lastRenderedPageBreak/>
         <w:t>Deal Domain (Capital Markets)</w:t>
       </w:r>
     </w:p>
@@ -14094,6 +14187,7 @@
           </w:tcPr>
           <w:p>
             <w:r>
+              <w:lastRenderedPageBreak/>
               <w:t>Power Automate</w:t>
             </w:r>
           </w:p>
@@ -14234,7 +14328,6 @@
           </w:tcPr>
           <w:p>
             <w:r>
-              <w:lastRenderedPageBreak/>
               <w:t>Loqate</w:t>
             </w:r>
           </w:p>
@@ -14245,9 +14338,6 @@
           </w:tcPr>
           <w:p>
             <w:r>
-              <w:t xml:space="preserve">D365 / </w:t>
-            </w:r>
-            <w:r>
               <w:t>Dataverse</w:t>
             </w:r>
           </w:p>
@@ -14283,9 +14373,6 @@
           </w:tcPr>
           <w:p>
             <w:r>
-              <w:t xml:space="preserve">D365 / </w:t>
-            </w:r>
-            <w:r>
               <w:t>Dataverse</w:t>
             </w:r>
           </w:p>
@@ -14320,9 +14407,6 @@
             <w:tcW w:w="3009" w:type="dxa"/>
           </w:tcPr>
           <w:p>
-            <w:r>
-              <w:t xml:space="preserve">D365 / </w:t>
-            </w:r>
             <w:r>
               <w:t>Dataverse</w:t>
             </w:r>
@@ -14507,6 +14591,7 @@
         <w:pStyle w:val="ListParagraph"/>
       </w:pPr>
       <w:r>
+        <w:lastRenderedPageBreak/>
         <w:t>• wip data model — WIP and Finance integration</w:t>
       </w:r>
     </w:p>
@@ -14552,7 +14637,6 @@
         <w:pStyle w:val="ListParagraph"/>
       </w:pPr>
       <w:r>
-        <w:lastRenderedPageBreak/>
         <w:t xml:space="preserve">1. </w:t>
       </w:r>
       <w:r>
@@ -14972,6 +15056,7 @@
           </w:tcPr>
           <w:p>
             <w:r>
+              <w:lastRenderedPageBreak/>
               <w:t>Address Validation</w:t>
             </w:r>
           </w:p>
@@ -15106,7 +15191,6 @@
           </w:tcPr>
           <w:p>
             <w:r>
-              <w:lastRenderedPageBreak/>
               <w:t>Pitch Tracking</w:t>
             </w:r>
           </w:p>
@@ -15482,6 +15566,7 @@
         <w:pStyle w:val="Heading3"/>
       </w:pPr>
       <w:r>
+        <w:lastRenderedPageBreak/>
         <w:t>Finance &amp; Reporting</w:t>
       </w:r>
     </w:p>
@@ -15686,7 +15771,6 @@
         <w:pStyle w:val="Heading2"/>
       </w:pPr>
       <w:r>
-        <w:lastRenderedPageBreak/>
         <w:t>Business Process Flows</w:t>
       </w:r>
     </w:p>
@@ -15707,7 +15791,7 @@
           <w:noProof/>
         </w:rPr>
         <w:drawing>
-          <wp:inline distT="0" distB="0" distL="0" distR="0" wp14:anchorId="4E952467" wp14:editId="4AA265CC">
+          <wp:inline distT="0" distB="0" distL="0" distR="0" wp14:anchorId="19B831F4" wp14:editId="4A6122E0">
             <wp:extent cx="5760720" cy="237255"/>
             <wp:effectExtent l="0" t="0" r="0" b="0"/>
             <wp:docPr id="5" name="Picture 5"/>
@@ -15884,6 +15968,7 @@
         <w:pStyle w:val="Heading3"/>
       </w:pPr>
       <w:r>
+        <w:lastRenderedPageBreak/>
         <w:t>Property Registration</w:t>
       </w:r>
     </w:p>
@@ -16020,7 +16105,6 @@
           </w:tcPr>
           <w:p>
             <w:r>
-              <w:lastRenderedPageBreak/>
               <w:t>L3 (Region)</w:t>
             </w:r>
           </w:p>
@@ -16404,6 +16488,7 @@
           </w:tcPr>
           <w:p>
             <w:r>
+              <w:lastRenderedPageBreak/>
               <w:t>Property Management</w:t>
             </w:r>
           </w:p>
@@ -16629,7 +16714,6 @@
           </w:tcPr>
           <w:p>
             <w:r>
-              <w:lastRenderedPageBreak/>
               <w:t>Investor Advisory</w:t>
             </w:r>
           </w:p>
@@ -16852,6 +16936,7 @@
         <w:pStyle w:val="Heading2"/>
       </w:pPr>
       <w:r>
+        <w:lastRenderedPageBreak/>
         <w:t>Platform Selection Rationale</w:t>
       </w:r>
     </w:p>
@@ -17034,7 +17119,6 @@
         <w:pStyle w:val="ListParagraph"/>
       </w:pPr>
       <w:r>
-        <w:lastRenderedPageBreak/>
         <w:t>• Security roles + Business Units enable country/service-line isolation</w:t>
       </w:r>
     </w:p>
@@ -17355,6 +17439,7 @@
           </w:tcPr>
           <w:p>
             <w:r>
+              <w:lastRenderedPageBreak/>
               <w:t>Capital Markets Deal</w:t>
             </w:r>
           </w:p>
@@ -17526,7 +17611,6 @@
         <w:pStyle w:val="Heading3"/>
       </w:pPr>
       <w:r>
-        <w:lastRenderedPageBreak/>
         <w:t>3. Forms and Views</w:t>
       </w:r>
     </w:p>
@@ -17875,6 +17959,7 @@
           </w:tcPr>
           <w:p>
             <w:r>
+              <w:lastRenderedPageBreak/>
               <w:t>WIP Aging</w:t>
             </w:r>
           </w:p>
@@ -18186,7 +18271,6 @@
           </w:tcPr>
           <w:p>
             <w:r>
-              <w:lastRenderedPageBreak/>
               <w:t>Power Automate</w:t>
             </w:r>
           </w:p>
@@ -18518,6 +18602,7 @@
         <w:pStyle w:val="ListParagraph"/>
       </w:pPr>
       <w:r>
+        <w:lastRenderedPageBreak/>
         <w:t xml:space="preserve">• </w:t>
       </w:r>
       <w:r>
@@ -18769,7 +18854,6 @@
           </w:tcPr>
           <w:p>
             <w:r>
-              <w:lastRenderedPageBreak/>
               <w:t>Flow 5</w:t>
             </w:r>
           </w:p>
@@ -19190,6 +19274,7 @@
           </w:tcPr>
           <w:p>
             <w:r>
+              <w:lastRenderedPageBreak/>
               <w:t>CM Manager</w:t>
             </w:r>
           </w:p>
@@ -19429,7 +19514,6 @@
           </w:tcPr>
           <w:p>
             <w:r>
-              <w:lastRenderedPageBreak/>
               <w:t>Create deal</w:t>
             </w:r>
           </w:p>
@@ -19892,6 +19976,7 @@
           </w:tcPr>
           <w:p>
             <w:r>
+              <w:lastRenderedPageBreak/>
               <w:t>KF_Spain</w:t>
             </w:r>
           </w:p>
@@ -20166,7 +20251,6 @@
           </w:tcPr>
           <w:p>
             <w:r>
-              <w:lastRenderedPageBreak/>
               <w:t>TEST</w:t>
             </w:r>
           </w:p>
@@ -20401,6 +20485,7 @@
         <w:pStyle w:val="Heading2"/>
       </w:pPr>
       <w:r>
+        <w:lastRenderedPageBreak/>
         <w:t>Architecture — Data</w:t>
       </w:r>
     </w:p>
@@ -20588,7 +20673,6 @@
           </w:tcPr>
           <w:p>
             <w:r>
-              <w:lastRenderedPageBreak/>
               <w:t>kf_InvestorProfile</w:t>
             </w:r>
           </w:p>
@@ -20885,6 +20969,7 @@
           </w:tcPr>
           <w:p>
             <w:r>
+              <w:lastRenderedPageBreak/>
               <w:t>kf_DealProperty</w:t>
             </w:r>
           </w:p>
@@ -21055,7 +21140,6 @@
         <w:pStyle w:val="Heading3"/>
       </w:pPr>
       <w:r>
-        <w:lastRenderedPageBreak/>
         <w:t>3. Deal Domain (Capital Markets)</w:t>
       </w:r>
     </w:p>
@@ -21373,6 +21457,7 @@
         <w:pStyle w:val="ListParagraph"/>
       </w:pPr>
       <w:r>
+        <w:lastRenderedPageBreak/>
         <w:t>• Regulatory gates fire automatically per market (France: pre-emption; Spain: right-of-refusal)</w:t>
       </w:r>
     </w:p>
@@ -21605,7 +21690,6 @@
           </w:tcPr>
           <w:p>
             <w:r>
-              <w:lastRenderedPageBreak/>
               <w:t>kf_AuditExport</w:t>
             </w:r>
           </w:p>
@@ -21905,6 +21989,7 @@
           </w:tcPr>
           <w:p>
             <w:r>
+              <w:lastRenderedPageBreak/>
               <w:t>kf_IntegrationLog</w:t>
             </w:r>
           </w:p>
@@ -22130,7 +22215,6 @@
           </w:tcPr>
           <w:p>
             <w:r>
-              <w:lastRenderedPageBreak/>
               <w:t>kf_EnergyRating</w:t>
             </w:r>
           </w:p>
@@ -22374,6 +22458,7 @@
           </w:tcPr>
           <w:p>
             <w:r>
+              <w:lastRenderedPageBreak/>
               <w:t>Audit</w:t>
             </w:r>
           </w:p>
@@ -22481,7 +22566,6 @@
         <w:rPr>
           <w:b/>
         </w:rPr>
-        <w:lastRenderedPageBreak/>
         <w:t>Strategic Sectors:</w:t>
       </w:r>
       <w:r>
@@ -22724,6 +22808,7 @@
         <w:pStyle w:val="Heading2"/>
       </w:pPr>
       <w:r>
+        <w:lastRenderedPageBreak/>
         <w:t>Data Quality</w:t>
       </w:r>
     </w:p>
@@ -23028,7 +23113,6 @@
           </w:tcPr>
           <w:p>
             <w:r>
-              <w:lastRenderedPageBreak/>
               <w:t>Service lines</w:t>
             </w:r>
           </w:p>
@@ -23178,6 +23262,7 @@
         <w:pStyle w:val="Heading2"/>
       </w:pPr>
       <w:r>
+        <w:lastRenderedPageBreak/>
         <w:t>Infrastructure</w:t>
       </w:r>
     </w:p>
@@ -23666,7 +23751,6 @@
           </w:tcPr>
           <w:p>
             <w:r>
-              <w:lastRenderedPageBreak/>
               <w:t>UAT</w:t>
             </w:r>
           </w:p>
@@ -23934,6 +24018,7 @@
           </w:tcPr>
           <w:p>
             <w:r>
+              <w:lastRenderedPageBreak/>
               <w:t>Reporting</w:t>
             </w:r>
           </w:p>
@@ -24309,7 +24394,6 @@
         <w:rPr>
           <w:b/>
         </w:rPr>
-        <w:lastRenderedPageBreak/>
         <w:t>Note:</w:t>
       </w:r>
       <w:r>
@@ -24560,6 +24644,7 @@
         <w:pStyle w:val="Heading2"/>
       </w:pPr>
       <w:r>
+        <w:lastRenderedPageBreak/>
         <w:t>Security Architecture</w:t>
       </w:r>
     </w:p>
@@ -24930,7 +25015,6 @@
           </w:tcPr>
           <w:p>
             <w:r>
-              <w:lastRenderedPageBreak/>
               <w:t>At Rest</w:t>
             </w:r>
           </w:p>
@@ -25195,6 +25279,7 @@
           </w:tcPr>
           <w:p>
             <w:r>
+              <w:lastRenderedPageBreak/>
               <w:t>Concurrent Users</w:t>
             </w:r>
           </w:p>
@@ -25610,7 +25695,6 @@
           </w:tcPr>
           <w:p>
             <w:r>
-              <w:lastRenderedPageBreak/>
               <w:t>kf_IntegrationLog</w:t>
             </w:r>
           </w:p>
@@ -25807,6 +25891,7 @@
         <w:pStyle w:val="Heading2"/>
       </w:pPr>
       <w:r>
+        <w:lastRenderedPageBreak/>
         <w:t>Cost Considerations</w:t>
       </w:r>
     </w:p>
@@ -26133,39 +26218,39 @@
         <w:pStyle w:val="ListParagraph"/>
       </w:pPr>
       <w:r>
+        <w:t>• architecture application — Application layer details</w:t>
+      </w:r>
+    </w:p>
+    <w:p>
+      <w:pPr>
+        <w:pStyle w:val="ListParagraph"/>
+      </w:pPr>
+      <w:r>
+        <w:t>• architecture data — Data model details</w:t>
+      </w:r>
+    </w:p>
+    <w:p>
+      <w:pPr>
+        <w:pStyle w:val="ListParagraph"/>
+      </w:pPr>
+      <w:r>
+        <w:t>• solution package model — Layer model</w:t>
+      </w:r>
+    </w:p>
+    <w:p>
+      <w:pPr>
+        <w:pStyle w:val="ListParagraph"/>
+      </w:pPr>
+      <w:r>
+        <w:t>• power apps rationale — Platform selection</w:t>
+      </w:r>
+    </w:p>
+    <w:p>
+      <w:pPr>
+        <w:pStyle w:val="Heading2"/>
+      </w:pPr>
+      <w:r>
         <w:lastRenderedPageBreak/>
-        <w:t>• architecture application — Application layer details</w:t>
-      </w:r>
-    </w:p>
-    <w:p>
-      <w:pPr>
-        <w:pStyle w:val="ListParagraph"/>
-      </w:pPr>
-      <w:r>
-        <w:t>• architecture data — Data model details</w:t>
-      </w:r>
-    </w:p>
-    <w:p>
-      <w:pPr>
-        <w:pStyle w:val="ListParagraph"/>
-      </w:pPr>
-      <w:r>
-        <w:t>• solution package model — Layer model</w:t>
-      </w:r>
-    </w:p>
-    <w:p>
-      <w:pPr>
-        <w:pStyle w:val="ListParagraph"/>
-      </w:pPr>
-      <w:r>
-        <w:t>• power apps rationale — Platform selection</w:t>
-      </w:r>
-    </w:p>
-    <w:p>
-      <w:pPr>
-        <w:pStyle w:val="Heading2"/>
-      </w:pPr>
-      <w:r>
         <w:t>Client Data Model — One Client, One View</w:t>
       </w:r>
     </w:p>
@@ -26186,7 +26271,7 @@
           <w:noProof/>
         </w:rPr>
         <w:drawing>
-          <wp:inline distT="0" distB="0" distL="0" distR="0" wp14:anchorId="53282FE8" wp14:editId="47C2A73B">
+          <wp:inline distT="0" distB="0" distL="0" distR="0" wp14:anchorId="0B83BEEC" wp14:editId="58402B84">
             <wp:extent cx="5760720" cy="4017715"/>
             <wp:effectExtent l="0" t="0" r="0" b="0"/>
             <wp:docPr id="6" name="Picture 6"/>
@@ -26355,7 +26440,6 @@
         <w:pStyle w:val="ListParagraph"/>
       </w:pPr>
       <w:r>
-        <w:lastRenderedPageBreak/>
         <w:t xml:space="preserve">• </w:t>
       </w:r>
       <w:r>
@@ -26400,6 +26484,7 @@
     </w:p>
     <w:p>
       <w:r>
+        <w:lastRenderedPageBreak/>
         <w:t>The individual person, always associated to an Account.</w:t>
       </w:r>
     </w:p>
@@ -26692,36 +26777,36 @@
         <w:pStyle w:val="ListParagraph"/>
       </w:pPr>
       <w:r>
+        <w:t>• Germany: Handelsregister HRB</w:t>
+      </w:r>
+    </w:p>
+    <w:p>
+      <w:pPr>
+        <w:pStyle w:val="ListParagraph"/>
+      </w:pPr>
+      <w:r>
+        <w:t>• Spain: Registro Mercantil</w:t>
+      </w:r>
+    </w:p>
+    <w:p>
+      <w:pPr>
+        <w:pStyle w:val="ListParagraph"/>
+      </w:pPr>
+      <w:r>
+        <w:t>• Poland: KRS number</w:t>
+      </w:r>
+    </w:p>
+    <w:p>
+      <w:r>
+        <w:t>Standard codes make sector reporting comparable across Europe, and a validated registration number underpins KYC and invoicing.</w:t>
+      </w:r>
+    </w:p>
+    <w:p>
+      <w:pPr>
+        <w:pStyle w:val="Heading2"/>
+      </w:pPr>
+      <w:r>
         <w:lastRenderedPageBreak/>
-        <w:t>• Germany: Handelsregister HRB</w:t>
-      </w:r>
-    </w:p>
-    <w:p>
-      <w:pPr>
-        <w:pStyle w:val="ListParagraph"/>
-      </w:pPr>
-      <w:r>
-        <w:t>• Spain: Registro Mercantil</w:t>
-      </w:r>
-    </w:p>
-    <w:p>
-      <w:pPr>
-        <w:pStyle w:val="ListParagraph"/>
-      </w:pPr>
-      <w:r>
-        <w:t>• Poland: KRS number</w:t>
-      </w:r>
-    </w:p>
-    <w:p>
-      <w:r>
-        <w:t>Standard codes make sector reporting comparable across Europe, and a validated registration number underpins KYC and invoicing.</w:t>
-      </w:r>
-    </w:p>
-    <w:p>
-      <w:pPr>
-        <w:pStyle w:val="Heading2"/>
-      </w:pPr>
-      <w:r>
         <w:t>Property Data Model — Site, Property, Deal</w:t>
       </w:r>
     </w:p>
@@ -26742,7 +26827,7 @@
           <w:noProof/>
         </w:rPr>
         <w:drawing>
-          <wp:inline distT="0" distB="0" distL="0" distR="0" wp14:anchorId="11965502" wp14:editId="4F47E7A5">
+          <wp:inline distT="0" distB="0" distL="0" distR="0" wp14:anchorId="30D2413E" wp14:editId="0D1DBCA5">
             <wp:extent cx="5760720" cy="5547360"/>
             <wp:effectExtent l="0" t="0" r="0" b="0"/>
             <wp:docPr id="7" name="Picture 7"/>
@@ -26804,7 +26889,6 @@
         <w:rPr>
           <w:b/>
         </w:rPr>
-        <w:lastRenderedPageBreak/>
         <w:t>Key Fields:</w:t>
       </w:r>
     </w:p>
@@ -26881,6 +26965,7 @@
         <w:pStyle w:val="Heading3"/>
       </w:pPr>
       <w:r>
+        <w:lastRenderedPageBreak/>
         <w:t>Address Storage (Country-Neutral Standard)</w:t>
       </w:r>
     </w:p>
@@ -27419,7 +27504,6 @@
     </w:p>
     <w:p>
       <w:r>
-        <w:lastRenderedPageBreak/>
         <w:t>As with the previous schema, the address is also presented as a single line (</w:t>
       </w:r>
       <w:r>
@@ -27467,7 +27551,11 @@
         <w:t>kf_AddressFormat</w:t>
       </w:r>
       <w:r>
-        <w:t xml:space="preserve">), updated periodically from the Loqate international address formats source. </w:t>
+        <w:t xml:space="preserve">), updated periodically from the Loqate </w:t>
+      </w:r>
+      <w:r>
+        <w:lastRenderedPageBreak/>
+        <w:t xml:space="preserve">international address formats source. </w:t>
       </w:r>
       <w:r>
         <w:rPr>
@@ -27744,7 +27832,6 @@
         <w:pStyle w:val="Heading2"/>
       </w:pPr>
       <w:r>
-        <w:lastRenderedPageBreak/>
         <w:t>Why Two Property Tables?</w:t>
       </w:r>
     </w:p>
@@ -27780,6 +27867,7 @@
         <w:pStyle w:val="ListParagraph"/>
       </w:pPr>
       <w:r>
+        <w:lastRenderedPageBreak/>
         <w:t>• Capital Markets — deals, bids, DD, investors</w:t>
       </w:r>
     </w:p>
@@ -27977,7 +28065,6 @@
     </w:p>
     <w:p>
       <w:r>
-        <w:lastRenderedPageBreak/>
         <w:t xml:space="preserve">Loqate validates and populates the country-neutral address elements above. The addresses it returns conform to the UPU S42a-6 / ISO 19773 standard. The Loqate international address formats are cached in the </w:t>
       </w:r>
       <w:r>
@@ -28004,6 +28091,7 @@
         <w:pStyle w:val="Heading2"/>
       </w:pPr>
       <w:r>
+        <w:lastRenderedPageBreak/>
         <w:t>Every Service Line Reads the Same Record</w:t>
       </w:r>
     </w:p>
@@ -28423,7 +28511,6 @@
         <w:pStyle w:val="Heading2"/>
       </w:pPr>
       <w:r>
-        <w:lastRenderedPageBreak/>
         <w:t>Capital Markets Data Model</w:t>
       </w:r>
     </w:p>
@@ -28444,7 +28531,7 @@
           <w:noProof/>
         </w:rPr>
         <w:drawing>
-          <wp:inline distT="0" distB="0" distL="0" distR="0" wp14:anchorId="148E8E72" wp14:editId="3BFB554D">
+          <wp:inline distT="0" distB="0" distL="0" distR="0" wp14:anchorId="48DAC69B" wp14:editId="0C01F8C9">
             <wp:extent cx="5760720" cy="3059921"/>
             <wp:effectExtent l="0" t="0" r="0" b="0"/>
             <wp:docPr id="8" name="Picture 8"/>
@@ -28485,6 +28572,7 @@
         <w:pStyle w:val="Heading2"/>
       </w:pPr>
       <w:r>
+        <w:lastRenderedPageBreak/>
         <w:t>Core Entities</w:t>
       </w:r>
     </w:p>
@@ -28802,7 +28890,6 @@
           </w:tcPr>
           <w:p>
             <w:r>
-              <w:lastRenderedPageBreak/>
               <w:t>kf_KYCRecord</w:t>
             </w:r>
           </w:p>
@@ -29052,6 +29139,7 @@
         <w:pStyle w:val="ListParagraph"/>
       </w:pPr>
       <w:r>
+        <w:lastRenderedPageBreak/>
         <w:t xml:space="preserve">• </w:t>
       </w:r>
       <w:r>
@@ -29232,7 +29320,6 @@
         <w:pStyle w:val="ListParagraph"/>
       </w:pPr>
       <w:r>
-        <w:lastRenderedPageBreak/>
         <w:t xml:space="preserve">• </w:t>
       </w:r>
       <w:r>
@@ -29369,6 +29456,7 @@
         <w:pStyle w:val="ListParagraph"/>
       </w:pPr>
       <w:r>
+        <w:lastRenderedPageBreak/>
         <w:t>• Strategy: Core / Core-Plus / Value-Add / Opportunistic</w:t>
       </w:r>
     </w:p>
@@ -29533,7 +29621,6 @@
         <w:pStyle w:val="Heading3"/>
       </w:pPr>
       <w:r>
-        <w:lastRenderedPageBreak/>
         <w:t>Eight-Stage Deal Lifecycle with Gates</w:t>
       </w:r>
     </w:p>
@@ -30023,7 +30110,7 @@
           <w:noProof/>
         </w:rPr>
         <w:drawing>
-          <wp:inline distT="0" distB="0" distL="0" distR="0" wp14:anchorId="3404330E" wp14:editId="20276FE3">
+          <wp:inline distT="0" distB="0" distL="0" distR="0" wp14:anchorId="42B1EDA4" wp14:editId="3EF69661">
             <wp:extent cx="5760720" cy="5192965"/>
             <wp:effectExtent l="0" t="0" r="0" b="0"/>
             <wp:docPr id="9" name="Picture 9"/>
@@ -32545,7 +32632,7 @@
           <w:noProof/>
         </w:rPr>
         <w:drawing>
-          <wp:inline distT="0" distB="0" distL="0" distR="0" wp14:anchorId="23FC1C1A" wp14:editId="19CED39C">
+          <wp:inline distT="0" distB="0" distL="0" distR="0" wp14:anchorId="14F3CD00" wp14:editId="680C3098">
             <wp:extent cx="5760720" cy="1845965"/>
             <wp:effectExtent l="0" t="0" r="0" b="0"/>
             <wp:docPr id="10" name="Picture 10"/>
@@ -45698,7 +45785,7 @@
           <w:noProof/>
         </w:rPr>
         <w:drawing>
-          <wp:inline distT="0" distB="0" distL="0" distR="0" wp14:anchorId="2E98CA0F" wp14:editId="368C78BE">
+          <wp:inline distT="0" distB="0" distL="0" distR="0" wp14:anchorId="36B12EE1" wp14:editId="46604AA6">
             <wp:extent cx="5760720" cy="2909497"/>
             <wp:effectExtent l="0" t="0" r="0" b="0"/>
             <wp:docPr id="11" name="Picture 11"/>
@@ -50865,7 +50952,7 @@
           <w:noProof/>
         </w:rPr>
         <w:drawing>
-          <wp:inline distT="0" distB="0" distL="0" distR="0" wp14:anchorId="4600DBF4" wp14:editId="2A02EBB2">
+          <wp:inline distT="0" distB="0" distL="0" distR="0" wp14:anchorId="771CA522" wp14:editId="20F7F999">
             <wp:extent cx="5760720" cy="2813762"/>
             <wp:effectExtent l="0" t="0" r="0" b="0"/>
             <wp:docPr id="12" name="Picture 12"/>
@@ -61617,7 +61704,7 @@
   <w:style w:type="paragraph" w:default="1" w:styleId="Normal">
     <w:name w:val="Normal"/>
     <w:qFormat/>
-    <w:rsid w:val="00220B33"/>
+    <w:rsid w:val="00EB0082"/>
   </w:style>
   <w:style w:type="paragraph" w:styleId="Heading1">
     <w:name w:val="heading 1"/>
@@ -61668,6 +61755,7 @@
     <w:next w:val="Normal"/>
     <w:link w:val="Heading3Char"/>
     <w:uiPriority w:val="9"/>
+    <w:semiHidden/>
     <w:unhideWhenUsed/>
     <w:qFormat/>
     <w:rsid w:val="00F86118"/>
@@ -61874,6 +61962,7 @@
     <w:basedOn w:val="DefaultParagraphFont"/>
     <w:link w:val="Heading3"/>
     <w:uiPriority w:val="9"/>
+    <w:semiHidden/>
     <w:rsid w:val="00F86118"/>
     <w:rPr>
       <w:rFonts w:eastAsiaTheme="majorEastAsia" w:cstheme="majorBidi"/>

--- a/POC-EuroCRM-Vault/outputs/EuroCRM_Solution_Overview_Document.docx
+++ b/POC-EuroCRM-Vault/outputs/EuroCRM_Solution_Overview_Document.docx
@@ -62957,17 +62957,746 @@
         <w:pStyle w:val="Heading2"/>
       </w:pPr>
       <w:r>
+        <w:t>Architectural Approaches — One-Page Summary</w:t>
+      </w:r>
+    </w:p>
+    <w:p>
+      <w:r>
+        <w:t xml:space="preserve">Four options can deliver the European CRM programme's core outcome — a shared client, contact, property and engagement foundation across service lines and countries (see business capabilities). All keep data in EU regions (GDPR, CNIL, BDSG). All four require building a </w:t>
+      </w:r>
+      <w:r>
+        <w:rPr>
+          <w:b/>
+          <w:i w:val="0"/>
+        </w:rPr>
+        <w:t>custom</w:t>
+      </w:r>
+      <w:r>
+        <w:t xml:space="preserve"> model: 8 of 11 core entities have no packaged equivalent. The difference is where that custom model lives.</w:t>
+      </w:r>
+    </w:p>
+    <w:tbl>
+      <w:tblPr>
+        <w:tblW w:type="auto" w:w="0"/>
+        <w:jc w:val="center"/>
+        <w:tblLook w:firstColumn="1" w:firstRow="1" w:lastColumn="0" w:lastRow="0" w:noHBand="0" w:noVBand="1" w:val="04A0"/>
+      </w:tblPr>
+      <w:tblGrid>
+        <w:gridCol w:w="1805"/>
+        <w:gridCol w:w="1805"/>
+        <w:gridCol w:w="1805"/>
+        <w:gridCol w:w="1805"/>
+        <w:gridCol w:w="1805"/>
+      </w:tblGrid>
+      <w:tr>
+        <w:tc>
+          <w:tcPr>
+            <w:tcW w:type="dxa" w:w="1805"/>
+          </w:tcPr>
+          <w:p>
+            <w:r>
+              <w:rPr>
+                <w:b/>
+              </w:rPr>
+            </w:r>
+          </w:p>
+        </w:tc>
+        <w:tc>
+          <w:tcPr>
+            <w:tcW w:type="dxa" w:w="1805"/>
+          </w:tcPr>
+          <w:p>
+            <w:r>
+              <w:rPr>
+                <w:b/>
+              </w:rPr>
+              <w:t>Option A — Power Platform / Dataverse</w:t>
+            </w:r>
+          </w:p>
+        </w:tc>
+        <w:tc>
+          <w:tcPr>
+            <w:tcW w:type="dxa" w:w="1805"/>
+          </w:tcPr>
+          <w:p>
+            <w:r>
+              <w:rPr>
+                <w:b/>
+              </w:rPr>
+              <w:t>Option B — Power Platform + SQL</w:t>
+            </w:r>
+          </w:p>
+        </w:tc>
+        <w:tc>
+          <w:tcPr>
+            <w:tcW w:type="dxa" w:w="1805"/>
+          </w:tcPr>
+          <w:p>
+            <w:r>
+              <w:rPr>
+                <w:b/>
+              </w:rPr>
+              <w:t>Option C — C# / PostgreSQL</w:t>
+            </w:r>
+          </w:p>
+        </w:tc>
+        <w:tc>
+          <w:tcPr>
+            <w:tcW w:type="dxa" w:w="1805"/>
+          </w:tcPr>
+          <w:p>
+            <w:r>
+              <w:rPr>
+                <w:b/>
+              </w:rPr>
+              <w:t>Option D — Dynamics 365 Sales</w:t>
+            </w:r>
+          </w:p>
+        </w:tc>
+      </w:tr>
+      <w:tr>
+        <w:tc>
+          <w:tcPr>
+            <w:tcW w:type="dxa" w:w="1805"/>
+          </w:tcPr>
+          <w:p>
+            <w:r>
+              <w:t>**What it is**</w:t>
+            </w:r>
+          </w:p>
+        </w:tc>
+        <w:tc>
+          <w:tcPr>
+            <w:tcW w:type="dxa" w:w="1805"/>
+          </w:tcPr>
+          <w:p>
+            <w:r>
+              <w:t>Custom model on Dataverse, Power Apps UI</w:t>
+            </w:r>
+          </w:p>
+        </w:tc>
+        <w:tc>
+          <w:tcPr>
+            <w:tcW w:type="dxa" w:w="1805"/>
+          </w:tcPr>
+          <w:p>
+            <w:r>
+              <w:t>Power Apps UI on a relational DB (SQL Server / PostgreSQL)</w:t>
+            </w:r>
+          </w:p>
+        </w:tc>
+        <w:tc>
+          <w:tcPr>
+            <w:tcW w:type="dxa" w:w="1805"/>
+          </w:tcPr>
+          <w:p>
+            <w:r>
+              <w:t>First-party .NET code on PostgreSQL 16</w:t>
+            </w:r>
+          </w:p>
+        </w:tc>
+        <w:tc>
+          <w:tcPr>
+            <w:tcW w:type="dxa" w:w="1805"/>
+          </w:tcPr>
+          <w:p>
+            <w:r>
+              <w:t>Packaged sales CRM on Dataverse, used as-is</w:t>
+            </w:r>
+          </w:p>
+        </w:tc>
+      </w:tr>
+      <w:tr>
+        <w:tc>
+          <w:tcPr>
+            <w:tcW w:type="dxa" w:w="1805"/>
+          </w:tcPr>
+          <w:p>
+            <w:r>
+              <w:t>**Cost**</w:t>
+            </w:r>
+          </w:p>
+        </w:tc>
+        <w:tc>
+          <w:tcPr>
+            <w:tcW w:type="dxa" w:w="1805"/>
+          </w:tcPr>
+          <w:p>
+            <w:r>
+              <w:t>Per-user/per-app licensing; grows with adoption</w:t>
+            </w:r>
+          </w:p>
+        </w:tc>
+        <w:tc>
+          <w:tcPr>
+            <w:tcW w:type="dxa" w:w="1805"/>
+          </w:tcPr>
+          <w:p>
+            <w:r>
+              <w:t>Power Apps per-user + DB hosting; no Dataverse licence</w:t>
+            </w:r>
+          </w:p>
+        </w:tc>
+        <w:tc>
+          <w:tcPr>
+            <w:tcW w:type="dxa" w:w="1805"/>
+          </w:tcPr>
+          <w:p>
+            <w:r>
+              <w:t>Infrastructure only; no per-user licence</w:t>
+            </w:r>
+          </w:p>
+        </w:tc>
+        <w:tc>
+          <w:tcPr>
+            <w:tcW w:type="dxa" w:w="1805"/>
+          </w:tcPr>
+          <w:p>
+            <w:r>
+              <w:t>Per-user D365 Sales + Dataverse licensing</w:t>
+            </w:r>
+          </w:p>
+        </w:tc>
+      </w:tr>
+      <w:tr>
+        <w:tc>
+          <w:tcPr>
+            <w:tcW w:type="dxa" w:w="1805"/>
+          </w:tcPr>
+          <w:p>
+            <w:r>
+              <w:t>**Build effort**</w:t>
+            </w:r>
+          </w:p>
+        </w:tc>
+        <w:tc>
+          <w:tcPr>
+            <w:tcW w:type="dxa" w:w="1805"/>
+          </w:tcPr>
+          <w:p>
+            <w:r>
+              <w:t>Low-code; fastest to first value</w:t>
+            </w:r>
+          </w:p>
+        </w:tc>
+        <w:tc>
+          <w:tcPr>
+            <w:tcW w:type="dxa" w:w="1805"/>
+          </w:tcPr>
+          <w:p>
+            <w:r>
+              <w:t>Medium; DB schema + integration to engineer</w:t>
+            </w:r>
+          </w:p>
+        </w:tc>
+        <w:tc>
+          <w:tcPr>
+            <w:tcW w:type="dxa" w:w="1805"/>
+          </w:tcPr>
+          <w:p>
+            <w:r>
+              <w:t>Full engineering cycle; slowest</w:t>
+            </w:r>
+          </w:p>
+        </w:tc>
+        <w:tc>
+          <w:tcPr>
+            <w:tcW w:type="dxa" w:w="1805"/>
+          </w:tcPr>
+          <w:p>
+            <w:r>
+              <w:t>Least config, but 8 of 11 core entities still custom</w:t>
+            </w:r>
+          </w:p>
+        </w:tc>
+      </w:tr>
+      <w:tr>
+        <w:tc>
+          <w:tcPr>
+            <w:tcW w:type="dxa" w:w="1805"/>
+          </w:tcPr>
+          <w:p>
+            <w:r>
+              <w:t>**Lock-in**</w:t>
+            </w:r>
+          </w:p>
+        </w:tc>
+        <w:tc>
+          <w:tcPr>
+            <w:tcW w:type="dxa" w:w="1805"/>
+          </w:tcPr>
+          <w:p>
+            <w:r>
+              <w:t>High — platform, data, and logic</w:t>
+            </w:r>
+          </w:p>
+        </w:tc>
+        <w:tc>
+          <w:tcPr>
+            <w:tcW w:type="dxa" w:w="1805"/>
+          </w:tcPr>
+          <w:p>
+            <w:r>
+              <w:t>Medium — UI only; data is portable</w:t>
+            </w:r>
+          </w:p>
+        </w:tc>
+        <w:tc>
+          <w:tcPr>
+            <w:tcW w:type="dxa" w:w="1805"/>
+          </w:tcPr>
+          <w:p>
+            <w:r>
+              <w:t>Low — portable first-party code</w:t>
+            </w:r>
+          </w:p>
+        </w:tc>
+        <w:tc>
+          <w:tcPr>
+            <w:tcW w:type="dxa" w:w="1805"/>
+          </w:tcPr>
+          <w:p>
+            <w:r>
+              <w:t>High — platform and packaged model</w:t>
+            </w:r>
+          </w:p>
+        </w:tc>
+      </w:tr>
+      <w:tr>
+        <w:tc>
+          <w:tcPr>
+            <w:tcW w:type="dxa" w:w="1805"/>
+          </w:tcPr>
+          <w:p>
+            <w:r>
+              <w:t>**Skills**</w:t>
+            </w:r>
+          </w:p>
+        </w:tc>
+        <w:tc>
+          <w:tcPr>
+            <w:tcW w:type="dxa" w:w="1805"/>
+          </w:tcPr>
+          <w:p>
+            <w:r>
+              <w:t>New Power Platform specialists</w:t>
+            </w:r>
+          </w:p>
+        </w:tc>
+        <w:tc>
+          <w:tcPr>
+            <w:tcW w:type="dxa" w:w="1805"/>
+          </w:tcPr>
+          <w:p>
+            <w:r>
+              <w:t>Mixed: Power Platform + existing DBA/.NET</w:t>
+            </w:r>
+          </w:p>
+        </w:tc>
+        <w:tc>
+          <w:tcPr>
+            <w:tcW w:type="dxa" w:w="1805"/>
+          </w:tcPr>
+          <w:p>
+            <w:r>
+              <w:t>Existing in-house C#/.NET team</w:t>
+            </w:r>
+          </w:p>
+        </w:tc>
+        <w:tc>
+          <w:tcPr>
+            <w:tcW w:type="dxa" w:w="1805"/>
+          </w:tcPr>
+          <w:p>
+            <w:r>
+              <w:t>New Dynamics/Power Platform skills</w:t>
+            </w:r>
+          </w:p>
+        </w:tc>
+      </w:tr>
+      <w:tr>
+        <w:tc>
+          <w:tcPr>
+            <w:tcW w:type="dxa" w:w="1805"/>
+          </w:tcPr>
+          <w:p>
+            <w:r>
+              <w:t>**Integration**</w:t>
+            </w:r>
+          </w:p>
+        </w:tc>
+        <w:tc>
+          <w:tcPr>
+            <w:tcW w:type="dxa" w:w="1805"/>
+          </w:tcPr>
+          <w:p>
+            <w:r>
+              <w:t>Outlook, SharePoint, Teams, Power BI out of the box</w:t>
+            </w:r>
+          </w:p>
+        </w:tc>
+        <w:tc>
+          <w:tcPr>
+            <w:tcW w:type="dxa" w:w="1805"/>
+          </w:tcPr>
+          <w:p>
+            <w:r>
+              <w:t>Partial — some Microsoft integrations need workarounds</w:t>
+            </w:r>
+          </w:p>
+        </w:tc>
+        <w:tc>
+          <w:tcPr>
+            <w:tcW w:type="dxa" w:w="1805"/>
+          </w:tcPr>
+          <w:p>
+            <w:r>
+              <w:t>Microsoft integrations rebuilt in code</w:t>
+            </w:r>
+          </w:p>
+        </w:tc>
+        <w:tc>
+          <w:tcPr>
+            <w:tcW w:type="dxa" w:w="1805"/>
+          </w:tcPr>
+          <w:p>
+            <w:r>
+              <w:t>Out of the box incl. sales-specific (LinkedIn Sales Navigator, Copilot for Sales)</w:t>
+            </w:r>
+          </w:p>
+        </w:tc>
+      </w:tr>
+      <w:tr>
+        <w:tc>
+          <w:tcPr>
+            <w:tcW w:type="dxa" w:w="1805"/>
+          </w:tcPr>
+          <w:p>
+            <w:r>
+              <w:t>**Control**</w:t>
+            </w:r>
+          </w:p>
+        </w:tc>
+        <w:tc>
+          <w:tcPr>
+            <w:tcW w:type="dxa" w:w="1805"/>
+          </w:tcPr>
+          <w:p>
+            <w:r>
+              <w:t>Platform-limited; capacity and governance constraints</w:t>
+            </w:r>
+          </w:p>
+        </w:tc>
+        <w:tc>
+          <w:tcPr>
+            <w:tcW w:type="dxa" w:w="1805"/>
+          </w:tcPr>
+          <w:p>
+            <w:r>
+              <w:t>Full control of data; UI remains platform-limited</w:t>
+            </w:r>
+          </w:p>
+        </w:tc>
+        <w:tc>
+          <w:tcPr>
+            <w:tcW w:type="dxa" w:w="1805"/>
+          </w:tcPr>
+          <w:p>
+            <w:r>
+              <w:t>Full control of stack and schema</w:t>
+            </w:r>
+          </w:p>
+        </w:tc>
+        <w:tc>
+          <w:tcPr>
+            <w:tcW w:type="dxa" w:w="1805"/>
+          </w:tcPr>
+          <w:p>
+            <w:r>
+              <w:t>Platform-limited + packaged sales process</w:t>
+            </w:r>
+          </w:p>
+        </w:tc>
+      </w:tr>
+      <w:tr>
+        <w:tc>
+          <w:tcPr>
+            <w:tcW w:type="dxa" w:w="1805"/>
+          </w:tcPr>
+          <w:p>
+            <w:r>
+              <w:t>**Operating model**</w:t>
+            </w:r>
+          </w:p>
+        </w:tc>
+        <w:tc>
+          <w:tcPr>
+            <w:tcW w:type="dxa" w:w="1805"/>
+          </w:tcPr>
+          <w:p>
+            <w:r>
+              <w:t>Lease the platform</w:t>
+            </w:r>
+          </w:p>
+        </w:tc>
+        <w:tc>
+          <w:tcPr>
+            <w:tcW w:type="dxa" w:w="1805"/>
+          </w:tcPr>
+          <w:p>
+            <w:r>
+              <w:t>Lease the UI, own the data layer</w:t>
+            </w:r>
+          </w:p>
+        </w:tc>
+        <w:tc>
+          <w:tcPr>
+            <w:tcW w:type="dxa" w:w="1805"/>
+          </w:tcPr>
+          <w:p>
+            <w:r>
+              <w:t>Own the stack</w:t>
+            </w:r>
+          </w:p>
+        </w:tc>
+        <w:tc>
+          <w:tcPr>
+            <w:tcW w:type="dxa" w:w="1805"/>
+          </w:tcPr>
+          <w:p>
+            <w:r>
+              <w:t>Lease the packaged product</w:t>
+            </w:r>
+          </w:p>
+        </w:tc>
+      </w:tr>
+    </w:tbl>
+    <w:p>
+      <w:pPr>
+        <w:pStyle w:val="Heading2"/>
+      </w:pPr>
+      <w:r>
+        <w:t>Key trade-offs</w:t>
+      </w:r>
+    </w:p>
+    <w:p>
+      <w:pPr>
+        <w:pStyle w:val="ListParagraph"/>
+      </w:pPr>
+      <w:r>
+        <w:t xml:space="preserve">• </w:t>
+      </w:r>
+      <w:r>
+        <w:rPr>
+          <w:b/>
+          <w:i w:val="0"/>
+        </w:rPr>
+        <w:t>Cost now vs. cost later</w:t>
+      </w:r>
+      <w:r>
+        <w:t xml:space="preserve"> — licensing (A, D) and hybrid (B) cost less upfront than engineering (C), but per-seat fees recur.</w:t>
+      </w:r>
+    </w:p>
+    <w:p>
+      <w:pPr>
+        <w:pStyle w:val="ListParagraph"/>
+      </w:pPr>
+      <w:r>
+        <w:t xml:space="preserve">• </w:t>
+      </w:r>
+      <w:r>
+        <w:rPr>
+          <w:b/>
+          <w:i w:val="0"/>
+        </w:rPr>
+        <w:t>Speed vs. control</w:t>
+      </w:r>
+      <w:r>
+        <w:t xml:space="preserve"> — low-code gets to first value fastest (A), a packaged app (D) fastest if the sales lifecycle fits, but a first-party codebase (C) is fully debuggable, testable, and portable.</w:t>
+      </w:r>
+    </w:p>
+    <w:p>
+      <w:pPr>
+        <w:pStyle w:val="ListParagraph"/>
+      </w:pPr>
+      <w:r>
+        <w:t xml:space="preserve">• </w:t>
+      </w:r>
+      <w:r>
+        <w:rPr>
+          <w:b/>
+          <w:i w:val="0"/>
+        </w:rPr>
+        <w:t>Lock-in</w:t>
+      </w:r>
+      <w:r>
+        <w:t xml:space="preserve"> — Microsoft platforms (A, B UI layer, D) trade control and portability for managed capability.</w:t>
+      </w:r>
+    </w:p>
+    <w:p>
+      <w:pPr>
+        <w:pStyle w:val="ListParagraph"/>
+      </w:pPr>
+      <w:r>
+        <w:t xml:space="preserve">• </w:t>
+      </w:r>
+      <w:r>
+        <w:rPr>
+          <w:b/>
+          <w:i w:val="0"/>
+        </w:rPr>
+        <w:t>Lifecycle fit (D)</w:t>
+      </w:r>
+      <w:r>
+        <w:t xml:space="preserve"> — the packaged Lead → Opportunity → Quote → Order → Invoice model does not match KF advisory (pitch → NDA → multi-round bid → due diligence → regulatory gates); the custom entities still need building either way.</w:t>
+      </w:r>
+    </w:p>
+    <w:p>
+      <w:pPr>
+        <w:pStyle w:val="ListParagraph"/>
+      </w:pPr>
+      <w:r>
+        <w:t xml:space="preserve">• </w:t>
+      </w:r>
+      <w:r>
+        <w:rPr>
+          <w:b/>
+          <w:i w:val="0"/>
+        </w:rPr>
+        <w:t>Integration to the Golden Source</w:t>
+      </w:r>
+      <w:r>
+        <w:t xml:space="preserve"> — batch export, Dynamics + ECS bus (A, D), or C# + ECS bus (C) (see architecture patterns comparison); the ECS bus is a shared dependency in all cases.</w:t>
+      </w:r>
+    </w:p>
+    <w:p>
+      <w:pPr>
+        <w:pStyle w:val="ListParagraph"/>
+      </w:pPr>
+      <w:r>
+        <w:t xml:space="preserve">• </w:t>
+      </w:r>
+      <w:r>
+        <w:rPr>
+          <w:b/>
+          <w:i w:val="0"/>
+        </w:rPr>
+        <w:t>Tenant isolation</w:t>
+      </w:r>
+      <w:r>
+        <w:t xml:space="preserve"> — Business Units + security roles (A, D), same model behind a relational schema (B), or PostgreSQL row-level security (C).</w:t>
+      </w:r>
+    </w:p>
+    <w:p>
+      <w:pPr>
+        <w:pStyle w:val="Heading2"/>
+      </w:pPr>
+      <w:r>
+        <w:t>Decision</w:t>
+      </w:r>
+    </w:p>
+    <w:p>
+      <w:r>
+        <w:t xml:space="preserve">This is a </w:t>
+      </w:r>
+      <w:r>
+        <w:rPr>
+          <w:b/>
+          <w:i w:val="0"/>
+        </w:rPr>
+        <w:t>business operating-model decision</w:t>
+      </w:r>
+      <w:r>
+        <w:t>: buy a managed platform for speed (A), adopt a packaged product if the standard sales lifecycle is acceptable (D), take a middle path that reduces platform cost while keeping the low-code UI (B), or invest in engineering to reuse in-house capability and keep full control (C). The choice should be weighed at TDA review against the cost envelope, delivery timeline, and appetite for long-term platform commitment.</w:t>
+      </w:r>
+    </w:p>
+    <w:p>
+      <w:pPr>
+        <w:pStyle w:val="Heading2"/>
+      </w:pPr>
+      <w:r>
+        <w:t>Related</w:t>
+      </w:r>
+    </w:p>
+    <w:p>
+      <w:pPr>
+        <w:pStyle w:val="ListParagraph"/>
+      </w:pPr>
+      <w:r>
+        <w:t xml:space="preserve">• </w:t>
+      </w:r>
+      <w:r>
+        <w:t>architecture approach executive summary — Full comparison with detailed pluses and minuses</w:t>
+      </w:r>
+    </w:p>
+    <w:p>
+      <w:pPr>
+        <w:pStyle w:val="ListParagraph"/>
+      </w:pPr>
+      <w:r>
+        <w:t xml:space="preserve">• </w:t>
+      </w:r>
+      <w:r>
+        <w:t>solution overview — Parent document; current (Dataverse) design</w:t>
+      </w:r>
+    </w:p>
+    <w:p>
+      <w:pPr>
+        <w:pStyle w:val="ListParagraph"/>
+      </w:pPr>
+      <w:r>
+        <w:t xml:space="preserve">• </w:t>
+      </w:r>
+      <w:r>
+        <w:t>alternative architecture traditional csharp — Full Option C design</w:t>
+      </w:r>
+    </w:p>
+    <w:p>
+      <w:pPr>
+        <w:pStyle w:val="ListParagraph"/>
+      </w:pPr>
+      <w:r>
+        <w:t xml:space="preserve">• </w:t>
+      </w:r>
+      <w:r>
+        <w:t>power apps rationale — The platform decision Option A is based on; covers D365 Sales fit</w:t>
+      </w:r>
+    </w:p>
+    <w:p>
+      <w:pPr>
+        <w:pStyle w:val="ListParagraph"/>
+      </w:pPr>
+      <w:r>
+        <w:t xml:space="preserve">• </w:t>
+      </w:r>
+      <w:r>
+        <w:t>architecture patterns comparison — Integration patterns to Golden Source</w:t>
+      </w:r>
+    </w:p>
+    <w:p>
+      <w:pPr>
+        <w:pStyle w:val="Heading2"/>
+      </w:pPr>
+      <w:r>
         <w:t>Architectural Approach Comparison — Executive Summary</w:t>
       </w:r>
     </w:p>
     <w:p>
-      <w:r>
-        <w:t>This document proposes three architectural approaches for the European CRM programme. All three deliver the same core outcome — a shared client, contact, property and engagement foundation across service lines and countries (see business capabilities) — but with different cost, risk, and operating profiles. The pluses and minuses of each are set out below without preference; the choice is a business decision to be weighed by the programme stakeholders.</w:t>
-      </w:r>
-    </w:p>
-    <w:p>
-      <w:r>
-        <w:t xml:space="preserve">The three options are the current </w:t>
+      <w:pPr>
+        <w:pStyle w:val="IntenseQuote"/>
+      </w:pPr>
+      <w:r>
+        <w:t>One-page version: architecture approach executive summary one page</w:t>
+      </w:r>
+    </w:p>
+    <w:p>
+      <w:r>
+        <w:t>This document proposes four architectural approaches for the European CRM programme. All four deliver the same core outcome — a shared client, contact, property and engagement foundation across service lines and countries (see business capabilities) — but with different cost, risk, and operating profiles. The pluses and minuses of each are set out below without preference; the choice is a business decision to be weighed by the programme stakeholders.</w:t>
+      </w:r>
+    </w:p>
+    <w:p>
+      <w:r>
+        <w:t xml:space="preserve">The four options are the current </w:t>
       </w:r>
       <w:r>
         <w:rPr>
@@ -62987,7 +63716,7 @@
         <w:t>Power Platform with a SQL/PostgreSQL relational database</w:t>
       </w:r>
       <w:r>
-        <w:t xml:space="preserve">, and the alternative </w:t>
+        <w:t xml:space="preserve">, the alternative </w:t>
       </w:r>
       <w:r>
         <w:rPr>
@@ -62997,7 +63726,17 @@
         <w:t>traditional C# / PostgreSQL</w:t>
       </w:r>
       <w:r>
-        <w:t xml:space="preserve"> stack.</w:t>
+        <w:t xml:space="preserve"> stack, and the packaged </w:t>
+      </w:r>
+      <w:r>
+        <w:rPr>
+          <w:b/>
+          <w:i w:val="0"/>
+        </w:rPr>
+        <w:t>Dynamics 365 Sales</w:t>
+      </w:r>
+      <w:r>
+        <w:t xml:space="preserve"> application.</w:t>
       </w:r>
     </w:p>
     <w:p>
@@ -63006,6 +63745,2463 @@
       </w:pPr>
       <w:r>
         <w:t>The choice at a glance</w:t>
+      </w:r>
+    </w:p>
+    <w:tbl>
+      <w:tblPr>
+        <w:tblW w:type="auto" w:w="0"/>
+        <w:jc w:val="center"/>
+        <w:tblLook w:firstColumn="1" w:firstRow="1" w:lastColumn="0" w:lastRow="0" w:noHBand="0" w:noVBand="1" w:val="04A0"/>
+      </w:tblPr>
+      <w:tblGrid>
+        <w:gridCol w:w="1805"/>
+        <w:gridCol w:w="1805"/>
+        <w:gridCol w:w="1805"/>
+        <w:gridCol w:w="1805"/>
+        <w:gridCol w:w="1805"/>
+      </w:tblGrid>
+      <w:tr>
+        <w:tc>
+          <w:tcPr>
+            <w:tcW w:type="dxa" w:w="1805"/>
+          </w:tcPr>
+          <w:p>
+            <w:r>
+              <w:rPr>
+                <w:b/>
+              </w:rPr>
+            </w:r>
+          </w:p>
+        </w:tc>
+        <w:tc>
+          <w:tcPr>
+            <w:tcW w:type="dxa" w:w="1805"/>
+          </w:tcPr>
+          <w:p>
+            <w:r>
+              <w:rPr>
+                <w:b/>
+              </w:rPr>
+              <w:t>Option A — Power Platform / Dataverse</w:t>
+            </w:r>
+          </w:p>
+        </w:tc>
+        <w:tc>
+          <w:tcPr>
+            <w:tcW w:type="dxa" w:w="1805"/>
+          </w:tcPr>
+          <w:p>
+            <w:r>
+              <w:rPr>
+                <w:b/>
+              </w:rPr>
+              <w:t>Option B — Power Platform + SQL Database</w:t>
+            </w:r>
+          </w:p>
+        </w:tc>
+        <w:tc>
+          <w:tcPr>
+            <w:tcW w:type="dxa" w:w="1805"/>
+          </w:tcPr>
+          <w:p>
+            <w:r>
+              <w:rPr>
+                <w:b/>
+              </w:rPr>
+              <w:t>Option C — C# / PostgreSQL</w:t>
+            </w:r>
+          </w:p>
+        </w:tc>
+        <w:tc>
+          <w:tcPr>
+            <w:tcW w:type="dxa" w:w="1805"/>
+          </w:tcPr>
+          <w:p>
+            <w:r>
+              <w:rPr>
+                <w:b/>
+              </w:rPr>
+              <w:t>Option D — Dynamics 365 Sales</w:t>
+            </w:r>
+          </w:p>
+        </w:tc>
+      </w:tr>
+      <w:tr>
+        <w:tc>
+          <w:tcPr>
+            <w:tcW w:type="dxa" w:w="1805"/>
+          </w:tcPr>
+          <w:p>
+            <w:r>
+              <w:t>**What it is**</w:t>
+            </w:r>
+          </w:p>
+        </w:tc>
+        <w:tc>
+          <w:tcPr>
+            <w:tcW w:type="dxa" w:w="1805"/>
+          </w:tcPr>
+          <w:p>
+            <w:r>
+              <w:t>Build the custom CRM model on Microsoft's low-code platform (Dataverse + Power Apps)</w:t>
+            </w:r>
+          </w:p>
+        </w:tc>
+        <w:tc>
+          <w:tcPr>
+            <w:tcW w:type="dxa" w:w="1805"/>
+          </w:tcPr>
+          <w:p>
+            <w:r>
+              <w:t>Build the UI on Power Apps but store data in a relational database (SQL Server or PostgreSQL) via virtual tables or direct connectors</w:t>
+            </w:r>
+          </w:p>
+        </w:tc>
+        <w:tc>
+          <w:tcPr>
+            <w:tcW w:type="dxa" w:w="1805"/>
+          </w:tcPr>
+          <w:p>
+            <w:r>
+              <w:t>Build the same custom model as first-party code on the firm's existing .NET stack and PostgreSQL</w:t>
+            </w:r>
+          </w:p>
+        </w:tc>
+        <w:tc>
+          <w:tcPr>
+            <w:tcW w:type="dxa" w:w="1805"/>
+          </w:tcPr>
+          <w:p>
+            <w:r>
+              <w:t>Use the packaged Microsoft sales CRM (D365 Sales) on Dataverse as-is</w:t>
+            </w:r>
+          </w:p>
+        </w:tc>
+      </w:tr>
+      <w:tr>
+        <w:tc>
+          <w:tcPr>
+            <w:tcW w:type="dxa" w:w="1805"/>
+          </w:tcPr>
+          <w:p>
+            <w:r>
+              <w:t>**Cost profile**</w:t>
+            </w:r>
+          </w:p>
+        </w:tc>
+        <w:tc>
+          <w:tcPr>
+            <w:tcW w:type="dxa" w:w="1805"/>
+          </w:tcPr>
+          <w:p>
+            <w:r>
+              <w:t>Ongoing per-user / per-app licensing for Dataverse + Power Platform</w:t>
+            </w:r>
+          </w:p>
+        </w:tc>
+        <w:tc>
+          <w:tcPr>
+            <w:tcW w:type="dxa" w:w="1805"/>
+          </w:tcPr>
+          <w:p>
+            <w:r>
+              <w:t>No Dataverse data licensing; database hosting cost + Power Apps per-user for UI only</w:t>
+            </w:r>
+          </w:p>
+        </w:tc>
+        <w:tc>
+          <w:tcPr>
+            <w:tcW w:type="dxa" w:w="1805"/>
+          </w:tcPr>
+          <w:p>
+            <w:r>
+              <w:t>Infrastructure cost only; no per-user platform license</w:t>
+            </w:r>
+          </w:p>
+        </w:tc>
+        <w:tc>
+          <w:tcPr>
+            <w:tcW w:type="dxa" w:w="1805"/>
+          </w:tcPr>
+          <w:p>
+            <w:r>
+              <w:t>Ongoing per-user D365 Sales + Dataverse licensing</w:t>
+            </w:r>
+          </w:p>
+        </w:tc>
+      </w:tr>
+      <w:tr>
+        <w:tc>
+          <w:tcPr>
+            <w:tcW w:type="dxa" w:w="1805"/>
+          </w:tcPr>
+          <w:p>
+            <w:r>
+              <w:t>**Build effort**</w:t>
+            </w:r>
+          </w:p>
+        </w:tc>
+        <w:tc>
+          <w:tcPr>
+            <w:tcW w:type="dxa" w:w="1805"/>
+          </w:tcPr>
+          <w:p>
+            <w:r>
+              <w:t>Lower-code, faster to stand up</w:t>
+            </w:r>
+          </w:p>
+        </w:tc>
+        <w:tc>
+          <w:tcPr>
+            <w:tcW w:type="dxa" w:w="1805"/>
+          </w:tcPr>
+          <w:p>
+            <w:r>
+              <w:t>Medium — UI is low-code, database schema and integration layer require engineering</w:t>
+            </w:r>
+          </w:p>
+        </w:tc>
+        <w:tc>
+          <w:tcPr>
+            <w:tcW w:type="dxa" w:w="1805"/>
+          </w:tcPr>
+          <w:p>
+            <w:r>
+              <w:t>Full build/test/deploy cycle</w:t>
+            </w:r>
+          </w:p>
+        </w:tc>
+        <w:tc>
+          <w:tcPr>
+            <w:tcW w:type="dxa" w:w="1805"/>
+          </w:tcPr>
+          <w:p>
+            <w:r>
+              <w:t>Least config effort, but 8 of 11 core entities have no packaged equivalent</w:t>
+            </w:r>
+          </w:p>
+        </w:tc>
+      </w:tr>
+      <w:tr>
+        <w:tc>
+          <w:tcPr>
+            <w:tcW w:type="dxa" w:w="1805"/>
+          </w:tcPr>
+          <w:p>
+            <w:r>
+              <w:t>**Vendor lock-in**</w:t>
+            </w:r>
+          </w:p>
+        </w:tc>
+        <w:tc>
+          <w:tcPr>
+            <w:tcW w:type="dxa" w:w="1805"/>
+          </w:tcPr>
+          <w:p>
+            <w:r>
+              <w:t>High — Microsoft platform</w:t>
+            </w:r>
+          </w:p>
+        </w:tc>
+        <w:tc>
+          <w:tcPr>
+            <w:tcW w:type="dxa" w:w="1805"/>
+          </w:tcPr>
+          <w:p>
+            <w:r>
+              <w:t>Medium — Power Apps UI layer is Microsoft-owned, but data is portable</w:t>
+            </w:r>
+          </w:p>
+        </w:tc>
+        <w:tc>
+          <w:tcPr>
+            <w:tcW w:type="dxa" w:w="1805"/>
+          </w:tcPr>
+          <w:p>
+            <w:r>
+              <w:t>Low — first-party, portable code</w:t>
+            </w:r>
+          </w:p>
+        </w:tc>
+        <w:tc>
+          <w:tcPr>
+            <w:tcW w:type="dxa" w:w="1805"/>
+          </w:tcPr>
+          <w:p>
+            <w:r>
+              <w:t>High — Microsoft platform and packaged model</w:t>
+            </w:r>
+          </w:p>
+        </w:tc>
+      </w:tr>
+      <w:tr>
+        <w:tc>
+          <w:tcPr>
+            <w:tcW w:type="dxa" w:w="1805"/>
+          </w:tcPr>
+          <w:p>
+            <w:r>
+              <w:t>**Using existing skills**</w:t>
+            </w:r>
+          </w:p>
+        </w:tc>
+        <w:tc>
+          <w:tcPr>
+            <w:tcW w:type="dxa" w:w="1805"/>
+          </w:tcPr>
+          <w:p>
+            <w:r>
+              <w:t>New Power Platform skill set</w:t>
+            </w:r>
+          </w:p>
+        </w:tc>
+        <w:tc>
+          <w:tcPr>
+            <w:tcW w:type="dxa" w:w="1805"/>
+          </w:tcPr>
+          <w:p>
+            <w:r>
+              <w:t>Mixed — Power Platform for UI, existing DBA/.NET for database and integration</w:t>
+            </w:r>
+          </w:p>
+        </w:tc>
+        <w:tc>
+          <w:tcPr>
+            <w:tcW w:type="dxa" w:w="1805"/>
+          </w:tcPr>
+          <w:p>
+            <w:r>
+              <w:t>Existing in-house C# / .NET / database team</w:t>
+            </w:r>
+          </w:p>
+        </w:tc>
+        <w:tc>
+          <w:tcPr>
+            <w:tcW w:type="dxa" w:w="1805"/>
+          </w:tcPr>
+          <w:p>
+            <w:r>
+              <w:t>New Dynamics/Power Platform skill set</w:t>
+            </w:r>
+          </w:p>
+        </w:tc>
+      </w:tr>
+      <w:tr>
+        <w:tc>
+          <w:tcPr>
+            <w:tcW w:type="dxa" w:w="1805"/>
+          </w:tcPr>
+          <w:p>
+            <w:r>
+              <w:t>**Compliance posture**</w:t>
+            </w:r>
+          </w:p>
+        </w:tc>
+        <w:tc>
+          <w:tcPr>
+            <w:tcW w:type="dxa" w:w="1805"/>
+          </w:tcPr>
+          <w:p>
+            <w:r>
+              <w:t>EU data centres, platform-managed</w:t>
+            </w:r>
+          </w:p>
+        </w:tc>
+        <w:tc>
+          <w:tcPr>
+            <w:tcW w:type="dxa" w:w="1805"/>
+          </w:tcPr>
+          <w:p>
+            <w:r>
+              <w:t>EU database hosting, self-controlled data; platform layer Microsoft-managed</w:t>
+            </w:r>
+          </w:p>
+        </w:tc>
+        <w:tc>
+          <w:tcPr>
+            <w:tcW w:type="dxa" w:w="1805"/>
+          </w:tcPr>
+          <w:p>
+            <w:r>
+              <w:t>EU data centres, fully self-controlled</w:t>
+            </w:r>
+          </w:p>
+        </w:tc>
+        <w:tc>
+          <w:tcPr>
+            <w:tcW w:type="dxa" w:w="1805"/>
+          </w:tcPr>
+          <w:p>
+            <w:r>
+              <w:t>EU data centres, platform-managed</w:t>
+            </w:r>
+          </w:p>
+        </w:tc>
+      </w:tr>
+    </w:tbl>
+    <w:p>
+      <w:r>
+        <w:t>All four options keep all data in EU regions to satisfy GDPR, CNIL, and BDSG.</w:t>
+      </w:r>
+    </w:p>
+    <w:p>
+      <w:pPr>
+        <w:pStyle w:val="Heading2"/>
+      </w:pPr>
+      <w:r>
+        <w:t>Option A — Microsoft Power Platform / Dataverse</w:t>
+      </w:r>
+    </w:p>
+    <w:p>
+      <w:r>
+        <w:t>The current design. The custom EuroCRM data model is built on Dataverse with Power Apps model-driven apps, Business Process Flows, Power Automate, and native Microsoft integrations.</w:t>
+      </w:r>
+    </w:p>
+    <w:p>
+      <w:r>
+        <w:rPr>
+          <w:b/>
+          <w:i w:val="0"/>
+        </w:rPr>
+        <w:t>Pluses:</w:t>
+      </w:r>
+    </w:p>
+    <w:p>
+      <w:pPr>
+        <w:pStyle w:val="ListParagraph"/>
+      </w:pPr>
+      <w:r>
+        <w:t xml:space="preserve">• </w:t>
+      </w:r>
+      <w:r>
+        <w:rPr>
+          <w:b/>
+          <w:i w:val="0"/>
+        </w:rPr>
+        <w:t>Speed to value</w:t>
+      </w:r>
+      <w:r>
+        <w:t xml:space="preserve"> — low-code configuration gets simple forms, workflows and a usable UI up much faster</w:t>
+      </w:r>
+    </w:p>
+    <w:p>
+      <w:pPr>
+        <w:pStyle w:val="ListParagraph"/>
+      </w:pPr>
+      <w:r>
+        <w:t xml:space="preserve">• </w:t>
+      </w:r>
+      <w:r>
+        <w:rPr>
+          <w:b/>
+          <w:i w:val="0"/>
+        </w:rPr>
+        <w:t>Native integrations out of the box</w:t>
+      </w:r>
+      <w:r>
+        <w:t xml:space="preserve"> — Outlook, SharePoint, Teams, Power BI, and an audit trail ship with the platform</w:t>
+      </w:r>
+    </w:p>
+    <w:p>
+      <w:pPr>
+        <w:pStyle w:val="ListParagraph"/>
+      </w:pPr>
+      <w:r>
+        <w:t xml:space="preserve">• </w:t>
+      </w:r>
+      <w:r>
+        <w:rPr>
+          <w:b/>
+          <w:i w:val="0"/>
+        </w:rPr>
+        <w:t>Managed platform</w:t>
+      </w:r>
+      <w:r>
+        <w:t xml:space="preserve"> — security, infrastructure, and capacity are Microsoft's responsibility</w:t>
+      </w:r>
+    </w:p>
+    <w:p>
+      <w:pPr>
+        <w:pStyle w:val="ListParagraph"/>
+      </w:pPr>
+      <w:r>
+        <w:t xml:space="preserve">• </w:t>
+      </w:r>
+      <w:r>
+        <w:rPr>
+          <w:b/>
+          <w:i w:val="0"/>
+        </w:rPr>
+        <w:t>Mature ecosystem</w:t>
+      </w:r>
+      <w:r>
+        <w:t xml:space="preserve"> — Copilot for Sales, Power BI analytics, broad Microsoft 365 alignment</w:t>
+      </w:r>
+    </w:p>
+    <w:p>
+      <w:pPr>
+        <w:pStyle w:val="ListParagraph"/>
+      </w:pPr>
+      <w:r>
+        <w:t xml:space="preserve">• </w:t>
+      </w:r>
+      <w:r>
+        <w:rPr>
+          <w:b/>
+          <w:i w:val="0"/>
+        </w:rPr>
+        <w:t>Regional rollout</w:t>
+      </w:r>
+      <w:r>
+        <w:t xml:space="preserve"> — Business Units + security roles map cleanly onto the country / service-line model</w:t>
+      </w:r>
+    </w:p>
+    <w:p>
+      <w:r>
+        <w:rPr>
+          <w:b/>
+          <w:i w:val="0"/>
+        </w:rPr>
+        <w:t>Minuses:</w:t>
+      </w:r>
+    </w:p>
+    <w:p>
+      <w:pPr>
+        <w:pStyle w:val="ListParagraph"/>
+      </w:pPr>
+      <w:r>
+        <w:t xml:space="preserve">• </w:t>
+      </w:r>
+      <w:r>
+        <w:rPr>
+          <w:b/>
+          <w:i w:val="0"/>
+        </w:rPr>
+        <w:t>Ongoing licensing cost</w:t>
+      </w:r>
+      <w:r>
+        <w:t xml:space="preserve"> — per-user / per-app / per-org fees that grow with adoption</w:t>
+      </w:r>
+    </w:p>
+    <w:p>
+      <w:pPr>
+        <w:pStyle w:val="ListParagraph"/>
+      </w:pPr>
+      <w:r>
+        <w:t xml:space="preserve">• </w:t>
+      </w:r>
+      <w:r>
+        <w:rPr>
+          <w:b/>
+          <w:i w:val="0"/>
+        </w:rPr>
+        <w:t>Vendor lock-in</w:t>
+      </w:r>
+      <w:r>
+        <w:t xml:space="preserve"> — data and logic sit on Microsoft's platform</w:t>
+      </w:r>
+    </w:p>
+    <w:p>
+      <w:pPr>
+        <w:pStyle w:val="ListParagraph"/>
+      </w:pPr>
+      <w:r>
+        <w:t xml:space="preserve">• </w:t>
+      </w:r>
+      <w:r>
+        <w:rPr>
+          <w:b/>
+          <w:i w:val="0"/>
+        </w:rPr>
+        <w:t>New skill set</w:t>
+      </w:r>
+      <w:r>
+        <w:t xml:space="preserve"> — Power Platform specialists, not the existing .NET team</w:t>
+      </w:r>
+    </w:p>
+    <w:p>
+      <w:pPr>
+        <w:pStyle w:val="ListParagraph"/>
+      </w:pPr>
+      <w:r>
+        <w:t xml:space="preserve">• </w:t>
+      </w:r>
+      <w:r>
+        <w:rPr>
+          <w:b/>
+          <w:i w:val="0"/>
+        </w:rPr>
+        <w:t>Fit gap</w:t>
+      </w:r>
+      <w:r>
+        <w:t xml:space="preserve"> — 8 of 11 core entities have no packaged equivalent, so a large part of the model is custom regardless</w:t>
+      </w:r>
+    </w:p>
+    <w:p>
+      <w:pPr>
+        <w:pStyle w:val="ListParagraph"/>
+      </w:pPr>
+      <w:r>
+        <w:t xml:space="preserve">• </w:t>
+      </w:r>
+      <w:r>
+        <w:rPr>
+          <w:b/>
+          <w:i w:val="0"/>
+        </w:rPr>
+        <w:t>Platform constraints</w:t>
+      </w:r>
+      <w:r>
+        <w:t xml:space="preserve"> — capacity and governance limits on what can be built, tuned, and debugged</w:t>
+      </w:r>
+    </w:p>
+    <w:p>
+      <w:pPr>
+        <w:pStyle w:val="Heading2"/>
+      </w:pPr>
+      <w:r>
+        <w:t>Option B — Power Platform + SQL/PostgreSQL Database</w:t>
+      </w:r>
+    </w:p>
+    <w:p>
+      <w:r>
+        <w:t>A hybrid approach: the Power Apps model-driven UI remains the front-end, but data is stored in a relational database (SQL Server or PostgreSQL) instead of Dataverse, connected via virtual tables, direct connectors, or a custom API layer.</w:t>
+      </w:r>
+    </w:p>
+    <w:p>
+      <w:r>
+        <w:rPr>
+          <w:b/>
+          <w:i w:val="0"/>
+        </w:rPr>
+        <w:t>Pluses:</w:t>
+      </w:r>
+    </w:p>
+    <w:p>
+      <w:pPr>
+        <w:pStyle w:val="ListParagraph"/>
+      </w:pPr>
+      <w:r>
+        <w:t xml:space="preserve">• </w:t>
+      </w:r>
+      <w:r>
+        <w:rPr>
+          <w:b/>
+          <w:i w:val="0"/>
+        </w:rPr>
+        <w:t>No Dataverse data licensing</w:t>
+      </w:r>
+      <w:r>
+        <w:t xml:space="preserve"> — eliminates the per-entity / per-user data storage cost while keeping the Power Apps UI</w:t>
+      </w:r>
+    </w:p>
+    <w:p>
+      <w:pPr>
+        <w:pStyle w:val="ListParagraph"/>
+      </w:pPr>
+      <w:r>
+        <w:t xml:space="preserve">• </w:t>
+      </w:r>
+      <w:r>
+        <w:rPr>
+          <w:b/>
+          <w:i w:val="0"/>
+        </w:rPr>
+        <w:t>Data portability</w:t>
+      </w:r>
+      <w:r>
+        <w:t xml:space="preserve"> — the relational database is fully portable and under the firm's control</w:t>
+      </w:r>
+    </w:p>
+    <w:p>
+      <w:pPr>
+        <w:pStyle w:val="ListParagraph"/>
+      </w:pPr>
+      <w:r>
+        <w:t xml:space="preserve">• </w:t>
+      </w:r>
+      <w:r>
+        <w:rPr>
+          <w:b/>
+          <w:i w:val="0"/>
+        </w:rPr>
+        <w:t>Reuse existing DBA skills</w:t>
+      </w:r>
+      <w:r>
+        <w:t xml:space="preserve"> — the database team manages schema, indexing, and performance directly</w:t>
+      </w:r>
+    </w:p>
+    <w:p>
+      <w:pPr>
+        <w:pStyle w:val="ListParagraph"/>
+      </w:pPr>
+      <w:r>
+        <w:t xml:space="preserve">• </w:t>
+      </w:r>
+      <w:r>
+        <w:rPr>
+          <w:b/>
+          <w:i w:val="0"/>
+        </w:rPr>
+        <w:t>Lower platform cost than Option A</w:t>
+      </w:r>
+      <w:r>
+        <w:t xml:space="preserve"> — Power Apps per-user licensing only; no Dataverse tier charges</w:t>
+      </w:r>
+    </w:p>
+    <w:p>
+      <w:pPr>
+        <w:pStyle w:val="ListParagraph"/>
+      </w:pPr>
+      <w:r>
+        <w:t xml:space="preserve">• </w:t>
+      </w:r>
+      <w:r>
+        <w:rPr>
+          <w:b/>
+          <w:i w:val="0"/>
+        </w:rPr>
+        <w:t>Faster UI than Option C</w:t>
+      </w:r>
+      <w:r>
+        <w:t xml:space="preserve"> — model-driven apps and forms ship without a full code build</w:t>
+      </w:r>
+    </w:p>
+    <w:p>
+      <w:r>
+        <w:rPr>
+          <w:b/>
+          <w:i w:val="0"/>
+        </w:rPr>
+        <w:t>Minuses:</w:t>
+      </w:r>
+    </w:p>
+    <w:p>
+      <w:pPr>
+        <w:pStyle w:val="ListParagraph"/>
+      </w:pPr>
+      <w:r>
+        <w:t xml:space="preserve">• </w:t>
+      </w:r>
+      <w:r>
+        <w:rPr>
+          <w:b/>
+          <w:i w:val="0"/>
+        </w:rPr>
+        <w:t>Hybrid complexity</w:t>
+      </w:r>
+      <w:r>
+        <w:t xml:space="preserve"> — two platforms to integrate: Power Platform UI layer + a separate database with its own hosting, backup, and DR</w:t>
+      </w:r>
+    </w:p>
+    <w:p>
+      <w:pPr>
+        <w:pStyle w:val="ListParagraph"/>
+      </w:pPr>
+      <w:r>
+        <w:t xml:space="preserve">• </w:t>
+      </w:r>
+      <w:r>
+        <w:rPr>
+          <w:b/>
+          <w:i w:val="0"/>
+        </w:rPr>
+        <w:t>Feature gaps</w:t>
+      </w:r>
+      <w:r>
+        <w:t xml:space="preserve"> — virtual tables and direct connectors do not support all Dataverse features (Business Process Flows, certain rollups, native audit, complex calculated fields may require workarounds)</w:t>
+      </w:r>
+    </w:p>
+    <w:p>
+      <w:pPr>
+        <w:pStyle w:val="ListParagraph"/>
+      </w:pPr>
+      <w:r>
+        <w:t xml:space="preserve">• </w:t>
+      </w:r>
+      <w:r>
+        <w:rPr>
+          <w:b/>
+          <w:i w:val="0"/>
+        </w:rPr>
+        <w:t>Power Automate limitations</w:t>
+      </w:r>
+      <w:r>
+        <w:t xml:space="preserve"> — Dataverse-specific triggers and actions do not fire against a SQL backend; flows must use SQL polling or custom connectors instead</w:t>
+      </w:r>
+    </w:p>
+    <w:p>
+      <w:pPr>
+        <w:pStyle w:val="ListParagraph"/>
+      </w:pPr>
+      <w:r>
+        <w:t xml:space="preserve">• </w:t>
+      </w:r>
+      <w:r>
+        <w:rPr>
+          <w:b/>
+          <w:i w:val="0"/>
+        </w:rPr>
+        <w:t>Mixed skill requirement</w:t>
+      </w:r>
+      <w:r>
+        <w:t xml:space="preserve"> — the team needs both Power Platform capability and database/integration engineering</w:t>
+      </w:r>
+    </w:p>
+    <w:p>
+      <w:pPr>
+        <w:pStyle w:val="ListParagraph"/>
+      </w:pPr>
+      <w:r>
+        <w:t xml:space="preserve">• </w:t>
+      </w:r>
+      <w:r>
+        <w:rPr>
+          <w:b/>
+          <w:i w:val="0"/>
+        </w:rPr>
+        <w:t>Partial lock-in</w:t>
+      </w:r>
+      <w:r>
+        <w:t xml:space="preserve"> — the UI layer remains Microsoft-owned; the data layer does not</w:t>
+      </w:r>
+    </w:p>
+    <w:p>
+      <w:pPr>
+        <w:pStyle w:val="Heading2"/>
+      </w:pPr>
+      <w:r>
+        <w:t>Option C — Traditional C# / PostgreSQL</w:t>
+      </w:r>
+    </w:p>
+    <w:p>
+      <w:r>
+        <w:t>An alternative to the same outcome using the firm's existing engineering stack — ASP.NET Core, PostgreSQL 16, and standard integration practices.</w:t>
+      </w:r>
+    </w:p>
+    <w:p>
+      <w:r>
+        <w:rPr>
+          <w:b/>
+          <w:i w:val="0"/>
+        </w:rPr>
+        <w:t>Pluses:</w:t>
+      </w:r>
+    </w:p>
+    <w:p>
+      <w:pPr>
+        <w:pStyle w:val="ListParagraph"/>
+      </w:pPr>
+      <w:r>
+        <w:t xml:space="preserve">• </w:t>
+      </w:r>
+      <w:r>
+        <w:rPr>
+          <w:b/>
+          <w:i w:val="0"/>
+        </w:rPr>
+        <w:t>No per-user licensing</w:t>
+      </w:r>
+      <w:r>
+        <w:t xml:space="preserve"> — infrastructure cost only; cheaper at scale</w:t>
+      </w:r>
+    </w:p>
+    <w:p>
+      <w:pPr>
+        <w:pStyle w:val="ListParagraph"/>
+      </w:pPr>
+      <w:r>
+        <w:t xml:space="preserve">• </w:t>
+      </w:r>
+      <w:r>
+        <w:rPr>
+          <w:b/>
+          <w:i w:val="0"/>
+        </w:rPr>
+        <w:t>Reuses existing capability</w:t>
+      </w:r>
+      <w:r>
+        <w:t xml:space="preserve"> — the current C#/.NET and database engineering team runs it</w:t>
+      </w:r>
+    </w:p>
+    <w:p>
+      <w:pPr>
+        <w:pStyle w:val="ListParagraph"/>
+      </w:pPr>
+      <w:r>
+        <w:t xml:space="preserve">• </w:t>
+      </w:r>
+      <w:r>
+        <w:rPr>
+          <w:b/>
+          <w:i w:val="0"/>
+        </w:rPr>
+        <w:t>Full control and portability</w:t>
+      </w:r>
+      <w:r>
+        <w:t xml:space="preserve"> — first-party code is debuggable, testable, and portable off the chosen host</w:t>
+      </w:r>
+    </w:p>
+    <w:p>
+      <w:pPr>
+        <w:pStyle w:val="ListParagraph"/>
+      </w:pPr>
+      <w:r>
+        <w:t xml:space="preserve">• </w:t>
+      </w:r>
+      <w:r>
+        <w:rPr>
+          <w:b/>
+          <w:i w:val="0"/>
+        </w:rPr>
+        <w:t>Precise tenant isolation</w:t>
+      </w:r>
+      <w:r>
+        <w:t xml:space="preserve"> — PostgreSQL row-level security gives exact country/service-line control</w:t>
+      </w:r>
+    </w:p>
+    <w:p>
+      <w:pPr>
+        <w:pStyle w:val="ListParagraph"/>
+      </w:pPr>
+      <w:r>
+        <w:t xml:space="preserve">• </w:t>
+      </w:r>
+      <w:r>
+        <w:rPr>
+          <w:b/>
+          <w:i w:val="0"/>
+        </w:rPr>
+        <w:t>No platform limits</w:t>
+      </w:r>
+      <w:r>
+        <w:t xml:space="preserve"> — schema, security model, and change capture are entirely under our control</w:t>
+      </w:r>
+    </w:p>
+    <w:p>
+      <w:r>
+        <w:rPr>
+          <w:b/>
+          <w:i w:val="0"/>
+        </w:rPr>
+        <w:t>Minuses:</w:t>
+      </w:r>
+    </w:p>
+    <w:p>
+      <w:pPr>
+        <w:pStyle w:val="ListParagraph"/>
+      </w:pPr>
+      <w:r>
+        <w:t xml:space="preserve">• </w:t>
+      </w:r>
+      <w:r>
+        <w:rPr>
+          <w:b/>
+          <w:i w:val="0"/>
+        </w:rPr>
+        <w:t>Longer build</w:t>
+      </w:r>
+      <w:r>
+        <w:t xml:space="preserve"> — real development effort, not low-code configuration</w:t>
+      </w:r>
+    </w:p>
+    <w:p>
+      <w:pPr>
+        <w:pStyle w:val="ListParagraph"/>
+      </w:pPr>
+      <w:r>
+        <w:t xml:space="preserve">• </w:t>
+      </w:r>
+      <w:r>
+        <w:rPr>
+          <w:b/>
+          <w:i w:val="0"/>
+        </w:rPr>
+        <w:t>Rebuild the freebies</w:t>
+      </w:r>
+      <w:r>
+        <w:t xml:space="preserve"> — Outlook/SharePoint/Teams integration and audit trail must be built rather than switched on</w:t>
+      </w:r>
+    </w:p>
+    <w:p>
+      <w:pPr>
+        <w:pStyle w:val="ListParagraph"/>
+      </w:pPr>
+      <w:r>
+        <w:t xml:space="preserve">• </w:t>
+      </w:r>
+      <w:r>
+        <w:rPr>
+          <w:b/>
+          <w:i w:val="0"/>
+        </w:rPr>
+        <w:t>Operate the infrastructure</w:t>
+      </w:r>
+      <w:r>
+        <w:t xml:space="preserve"> — provision, secure, and run servers/storage rather than leasing a platform</w:t>
+      </w:r>
+    </w:p>
+    <w:p>
+      <w:pPr>
+        <w:pStyle w:val="ListParagraph"/>
+      </w:pPr>
+      <w:r>
+        <w:t xml:space="preserve">• </w:t>
+      </w:r>
+      <w:r>
+        <w:rPr>
+          <w:b/>
+          <w:i w:val="0"/>
+        </w:rPr>
+        <w:t>Selling the build</w:t>
+      </w:r>
+      <w:r>
+        <w:t xml:space="preserve"> — the effort is a capital project to justify, not a per-seat subscription to buy</w:t>
+      </w:r>
+    </w:p>
+    <w:p>
+      <w:pPr>
+        <w:pStyle w:val="Heading2"/>
+      </w:pPr>
+      <w:r>
+        <w:t>Option D — Dynamics 365 Sales</w:t>
+      </w:r>
+    </w:p>
+    <w:p>
+      <w:r>
+        <w:t>The packaged Microsoft sales CRM, run on Dataverse as-is rather than building a custom model. The standard sales lifecycle applies directly.</w:t>
+      </w:r>
+    </w:p>
+    <w:p>
+      <w:r>
+        <w:rPr>
+          <w:b/>
+          <w:i w:val="0"/>
+        </w:rPr>
+        <w:t>Pluses:</w:t>
+      </w:r>
+    </w:p>
+    <w:p>
+      <w:pPr>
+        <w:pStyle w:val="ListParagraph"/>
+      </w:pPr>
+      <w:r>
+        <w:t xml:space="preserve">• </w:t>
+      </w:r>
+      <w:r>
+        <w:rPr>
+          <w:b/>
+          <w:i w:val="0"/>
+        </w:rPr>
+        <w:t>Packaged sales process</w:t>
+      </w:r>
+      <w:r>
+        <w:t xml:space="preserve"> — Lead → Opportunity → Quote → Order → Invoice works out of the box with zero build</w:t>
+      </w:r>
+    </w:p>
+    <w:p>
+      <w:pPr>
+        <w:pStyle w:val="ListParagraph"/>
+      </w:pPr>
+      <w:r>
+        <w:t xml:space="preserve">• </w:t>
+      </w:r>
+      <w:r>
+        <w:rPr>
+          <w:b/>
+          <w:i w:val="0"/>
+        </w:rPr>
+        <w:t>Mature sales features</w:t>
+      </w:r>
+      <w:r>
+        <w:t xml:space="preserve"> — pipeline management, product catalogue, LinkedIn Sales Navigator, Copilot for Sales</w:t>
+      </w:r>
+    </w:p>
+    <w:p>
+      <w:pPr>
+        <w:pStyle w:val="ListParagraph"/>
+      </w:pPr>
+      <w:r>
+        <w:t xml:space="preserve">• </w:t>
+      </w:r>
+      <w:r>
+        <w:rPr>
+          <w:b/>
+          <w:i w:val="0"/>
+        </w:rPr>
+        <w:t>Native integrations</w:t>
+      </w:r>
+      <w:r>
+        <w:t xml:space="preserve"> — Outlook, SharePoint, Teams, Power BI, audit trail ship with the product</w:t>
+      </w:r>
+    </w:p>
+    <w:p>
+      <w:pPr>
+        <w:pStyle w:val="ListParagraph"/>
+      </w:pPr>
+      <w:r>
+        <w:t xml:space="preserve">• </w:t>
+      </w:r>
+      <w:r>
+        <w:rPr>
+          <w:b/>
+          <w:i w:val="0"/>
+        </w:rPr>
+        <w:t>Managed platform</w:t>
+      </w:r>
+      <w:r>
+        <w:t xml:space="preserve"> — security, infrastructure, and capacity are Microsoft's responsibility</w:t>
+      </w:r>
+    </w:p>
+    <w:p>
+      <w:pPr>
+        <w:pStyle w:val="ListParagraph"/>
+      </w:pPr>
+      <w:r>
+        <w:t xml:space="preserve">• </w:t>
+      </w:r>
+      <w:r>
+        <w:rPr>
+          <w:b/>
+          <w:i w:val="0"/>
+        </w:rPr>
+        <w:t>Fastest to a working system</w:t>
+      </w:r>
+      <w:r>
+        <w:t xml:space="preserve"> — no model to build if the packaged process is acceptable</w:t>
+      </w:r>
+    </w:p>
+    <w:p>
+      <w:r>
+        <w:rPr>
+          <w:b/>
+          <w:i w:val="0"/>
+        </w:rPr>
+        <w:t>Minuses:</w:t>
+      </w:r>
+    </w:p>
+    <w:p>
+      <w:pPr>
+        <w:pStyle w:val="ListParagraph"/>
+      </w:pPr>
+      <w:r>
+        <w:t xml:space="preserve">• </w:t>
+      </w:r>
+      <w:r>
+        <w:rPr>
+          <w:b/>
+          <w:i w:val="0"/>
+        </w:rPr>
+        <w:t>Lifecycle mismatch</w:t>
+      </w:r>
+      <w:r>
+        <w:t xml:space="preserve"> — the KF advisory lifecycle (pitch → NDA → multi-round bid → due diligence → regulatory gates) does not match Lead → Opportunity → Quote → Order → Invoice</w:t>
+      </w:r>
+    </w:p>
+    <w:p>
+      <w:pPr>
+        <w:pStyle w:val="ListParagraph"/>
+      </w:pPr>
+      <w:r>
+        <w:t xml:space="preserve">• </w:t>
+      </w:r>
+      <w:r>
+        <w:rPr>
+          <w:b/>
+          <w:i w:val="0"/>
+        </w:rPr>
+        <w:t>Fit gap remains</w:t>
+      </w:r>
+      <w:r>
+        <w:t xml:space="preserve"> — 8 of 11 core entities (kf</w:t>
+      </w:r>
+      <w:r>
+        <w:rPr>
+          <w:b w:val="0"/>
+          <w:i/>
+        </w:rPr>
+        <w:t>Pitch, kf</w:t>
+      </w:r>
+      <w:r>
+        <w:t>NDA, kf</w:t>
+      </w:r>
+      <w:r>
+        <w:rPr>
+          <w:b w:val="0"/>
+          <w:i/>
+        </w:rPr>
+        <w:t>Bid, kf</w:t>
+      </w:r>
+      <w:r>
+        <w:t>DDMilestone, kf</w:t>
+      </w:r>
+      <w:r>
+        <w:rPr>
+          <w:b w:val="0"/>
+          <w:i/>
+        </w:rPr>
+        <w:t>RedFlag, kf</w:t>
+      </w:r>
+      <w:r>
+        <w:t>InvestorProfile, kf</w:t>
+      </w:r>
+      <w:r>
+        <w:rPr>
+          <w:b w:val="0"/>
+          <w:i/>
+        </w:rPr>
+        <w:t>DataRoomAccess, kf</w:t>
+      </w:r>
+      <w:r>
+        <w:t>KYCRecord) have no packaged equivalent; they must be custom-built on Dataverse anyway</w:t>
+      </w:r>
+    </w:p>
+    <w:p>
+      <w:pPr>
+        <w:pStyle w:val="ListParagraph"/>
+      </w:pPr>
+      <w:r>
+        <w:t xml:space="preserve">• </w:t>
+      </w:r>
+      <w:r>
+        <w:rPr>
+          <w:b/>
+          <w:i w:val="0"/>
+        </w:rPr>
+        <w:t>Unwanted features</w:t>
+      </w:r>
+      <w:r>
+        <w:t xml:space="preserve"> — packaged capabilities (product catalogue, transactional quotes) are bundled regardless of need</w:t>
+      </w:r>
+    </w:p>
+    <w:p>
+      <w:pPr>
+        <w:pStyle w:val="ListParagraph"/>
+      </w:pPr>
+      <w:r>
+        <w:t xml:space="preserve">• </w:t>
+      </w:r>
+      <w:r>
+        <w:rPr>
+          <w:b/>
+          <w:i w:val="0"/>
+        </w:rPr>
+        <w:t>Ongoing licensing cost</w:t>
+      </w:r>
+      <w:r>
+        <w:t xml:space="preserve"> — per-user D365 Sales licenses on top of Dataverse</w:t>
+      </w:r>
+    </w:p>
+    <w:p>
+      <w:pPr>
+        <w:pStyle w:val="ListParagraph"/>
+      </w:pPr>
+      <w:r>
+        <w:t xml:space="preserve">• </w:t>
+      </w:r>
+      <w:r>
+        <w:rPr>
+          <w:b/>
+          <w:i w:val="0"/>
+        </w:rPr>
+        <w:t>Vendor lock-in</w:t>
+      </w:r>
+      <w:r>
+        <w:t xml:space="preserve"> — data, model, and process sit on Microsoft's platform</w:t>
+      </w:r>
+    </w:p>
+    <w:p>
+      <w:pPr>
+        <w:pStyle w:val="ListParagraph"/>
+      </w:pPr>
+      <w:r>
+        <w:t xml:space="preserve">• </w:t>
+      </w:r>
+      <w:r>
+        <w:rPr>
+          <w:b/>
+          <w:i w:val="0"/>
+        </w:rPr>
+        <w:t>New skill set</w:t>
+      </w:r>
+      <w:r>
+        <w:t xml:space="preserve"> — Dynamics specialists, not the existing .NET team</w:t>
+      </w:r>
+    </w:p>
+    <w:p>
+      <w:pPr>
+        <w:pStyle w:val="Heading2"/>
+      </w:pPr>
+      <w:r>
+        <w:t>The key tension</w:t>
+      </w:r>
+    </w:p>
+    <w:p>
+      <w:pPr>
+        <w:pStyle w:val="ListParagraph"/>
+      </w:pPr>
+      <w:r>
+        <w:t xml:space="preserve">• </w:t>
+      </w:r>
+      <w:r>
+        <w:t>Platform licensing cost vs. build and operating effort.</w:t>
+      </w:r>
+    </w:p>
+    <w:p>
+      <w:pPr>
+        <w:pStyle w:val="ListParagraph"/>
+      </w:pPr>
+      <w:r>
+        <w:t xml:space="preserve">• </w:t>
+      </w:r>
+      <w:r>
+        <w:t>Velocity of low-code change vs. the discipline of a first-party codebase.</w:t>
+      </w:r>
+    </w:p>
+    <w:p>
+      <w:pPr>
+        <w:pStyle w:val="ListParagraph"/>
+      </w:pPr>
+      <w:r>
+        <w:t xml:space="preserve">• </w:t>
+      </w:r>
+      <w:r>
+        <w:t>Buying a managed capability vs. owning the full stack.</w:t>
+      </w:r>
+    </w:p>
+    <w:p>
+      <w:pPr>
+        <w:pStyle w:val="ListParagraph"/>
+      </w:pPr>
+      <w:r>
+        <w:t xml:space="preserve">• </w:t>
+      </w:r>
+      <w:r>
+        <w:t>Option B sits between the two: it avoids Dataverse data licensing but requires running two platforms and working around feature limits.</w:t>
+      </w:r>
+    </w:p>
+    <w:p>
+      <w:pPr>
+        <w:pStyle w:val="ListParagraph"/>
+      </w:pPr>
+      <w:r>
+        <w:t xml:space="preserve">• </w:t>
+      </w:r>
+      <w:r>
+        <w:t>Option D buys a packaged process but must still custom-build most of the core model on the same Dataverse platform.</w:t>
+      </w:r>
+    </w:p>
+    <w:p>
+      <w:r>
+        <w:t xml:space="preserve">The eight-entity fit gap that argues for a </w:t>
+      </w:r>
+      <w:r>
+        <w:rPr>
+          <w:b w:val="0"/>
+          <w:i/>
+        </w:rPr>
+        <w:t>custom</w:t>
+      </w:r>
+      <w:r>
+        <w:t xml:space="preserve"> model applies to all four options — the real question is whether that custom model is built </w:t>
+      </w:r>
+      <w:r>
+        <w:rPr>
+          <w:b/>
+          <w:i w:val="0"/>
+        </w:rPr>
+        <w:t>on</w:t>
+      </w:r>
+      <w:r>
+        <w:t xml:space="preserve"> Dataverse with a bespoke app (A), on a </w:t>
+      </w:r>
+      <w:r>
+        <w:rPr>
+          <w:b/>
+          <w:i w:val="0"/>
+        </w:rPr>
+        <w:t>relational database behind Power Apps</w:t>
+      </w:r>
+      <w:r>
+        <w:t xml:space="preserve"> (B), as </w:t>
+      </w:r>
+      <w:r>
+        <w:rPr>
+          <w:b/>
+          <w:i w:val="0"/>
+        </w:rPr>
+        <w:t>our own code</w:t>
+      </w:r>
+      <w:r>
+        <w:t xml:space="preserve"> (C), or </w:t>
+      </w:r>
+      <w:r>
+        <w:rPr>
+          <w:b/>
+          <w:i w:val="0"/>
+        </w:rPr>
+        <w:t>on Dataverse but under a packaged sales app</w:t>
+      </w:r>
+      <w:r>
+        <w:t xml:space="preserve"> (D), which still leaves most entities custom.</w:t>
+      </w:r>
+    </w:p>
+    <w:p>
+      <w:pPr>
+        <w:pStyle w:val="Heading2"/>
+      </w:pPr>
+      <w:r>
+        <w:t>Commercial / integration angle</w:t>
+      </w:r>
+    </w:p>
+    <w:p>
+      <w:r>
+        <w:t>Integration to the Golden Source also varies by option, and three patterns exist for getting entity data there (compared in architecture patterns comparison):</w:t>
+      </w:r>
+    </w:p>
+    <w:p>
+      <w:pPr>
+        <w:pStyle w:val="ListParagraph"/>
+      </w:pPr>
+      <w:r>
+        <w:t xml:space="preserve">• </w:t>
+      </w:r>
+      <w:r>
+        <w:rPr>
+          <w:b/>
+          <w:i w:val="0"/>
+        </w:rPr>
+        <w:t>Direct batch export</w:t>
+      </w:r>
+      <w:r>
+        <w:t xml:space="preserve"> — simplest, near-daily freshness</w:t>
+      </w:r>
+    </w:p>
+    <w:p>
+      <w:pPr>
+        <w:pStyle w:val="ListParagraph"/>
+      </w:pPr>
+      <w:r>
+        <w:t xml:space="preserve">• </w:t>
+      </w:r>
+      <w:r>
+        <w:rPr>
+          <w:b/>
+          <w:i w:val="0"/>
+        </w:rPr>
+        <w:t>Dynamics + ECS message bus</w:t>
+      </w:r>
+      <w:r>
+        <w:t xml:space="preserve"> — near-real-time, decouples consumers; applies to A and D (Dataverse-based)</w:t>
+      </w:r>
+    </w:p>
+    <w:p>
+      <w:pPr>
+        <w:pStyle w:val="ListParagraph"/>
+      </w:pPr>
+      <w:r>
+        <w:t xml:space="preserve">• </w:t>
+      </w:r>
+      <w:r>
+        <w:rPr>
+          <w:b/>
+          <w:i w:val="0"/>
+        </w:rPr>
+        <w:t>C# + ECS message bus</w:t>
+      </w:r>
+      <w:r>
+        <w:t xml:space="preserve"> — the native fit for Option C; Outbox Pattern guarantees delivery</w:t>
+      </w:r>
+    </w:p>
+    <w:p>
+      <w:r>
+        <w:t>None of the options eliminate the need for the enterprise ECS bus — they change who publishes to it (a platform plugin, a packaged-app plugin, or a background worker). This is a shared dependency either way and should be confirmed early (see the open questions).</w:t>
+      </w:r>
+    </w:p>
+    <w:p>
+      <w:pPr>
+        <w:pStyle w:val="Heading2"/>
+      </w:pPr>
+      <w:r>
+        <w:t>Comparison table</w:t>
+      </w:r>
+    </w:p>
+    <w:tbl>
+      <w:tblPr>
+        <w:tblW w:type="auto" w:w="0"/>
+        <w:jc w:val="center"/>
+        <w:tblLook w:firstColumn="1" w:firstRow="1" w:lastColumn="0" w:lastRow="0" w:noHBand="0" w:noVBand="1" w:val="04A0"/>
+      </w:tblPr>
+      <w:tblGrid>
+        <w:gridCol w:w="1805"/>
+        <w:gridCol w:w="1805"/>
+        <w:gridCol w:w="1805"/>
+        <w:gridCol w:w="1805"/>
+        <w:gridCol w:w="1805"/>
+      </w:tblGrid>
+      <w:tr>
+        <w:tc>
+          <w:tcPr>
+            <w:tcW w:type="dxa" w:w="1805"/>
+          </w:tcPr>
+          <w:p>
+            <w:r>
+              <w:rPr>
+                <w:b/>
+              </w:rPr>
+              <w:t>Dimension</w:t>
+            </w:r>
+          </w:p>
+        </w:tc>
+        <w:tc>
+          <w:tcPr>
+            <w:tcW w:type="dxa" w:w="1805"/>
+          </w:tcPr>
+          <w:p>
+            <w:r>
+              <w:rPr>
+                <w:b/>
+              </w:rPr>
+              <w:t>Option A — Power Platform</w:t>
+            </w:r>
+          </w:p>
+        </w:tc>
+        <w:tc>
+          <w:tcPr>
+            <w:tcW w:type="dxa" w:w="1805"/>
+          </w:tcPr>
+          <w:p>
+            <w:r>
+              <w:rPr>
+                <w:b/>
+              </w:rPr>
+              <w:t>Option B — Power Platform + SQL</w:t>
+            </w:r>
+          </w:p>
+        </w:tc>
+        <w:tc>
+          <w:tcPr>
+            <w:tcW w:type="dxa" w:w="1805"/>
+          </w:tcPr>
+          <w:p>
+            <w:r>
+              <w:rPr>
+                <w:b/>
+              </w:rPr>
+              <w:t>Option C — C# / PostgreSQL</w:t>
+            </w:r>
+          </w:p>
+        </w:tc>
+        <w:tc>
+          <w:tcPr>
+            <w:tcW w:type="dxa" w:w="1805"/>
+          </w:tcPr>
+          <w:p>
+            <w:r>
+              <w:rPr>
+                <w:b/>
+              </w:rPr>
+              <w:t>Option D — Dynamics 365 Sales</w:t>
+            </w:r>
+          </w:p>
+        </w:tc>
+      </w:tr>
+      <w:tr>
+        <w:tc>
+          <w:tcPr>
+            <w:tcW w:type="dxa" w:w="1805"/>
+          </w:tcPr>
+          <w:p>
+            <w:r>
+              <w:t>Core outcome</w:t>
+            </w:r>
+          </w:p>
+        </w:tc>
+        <w:tc>
+          <w:tcPr>
+            <w:tcW w:type="dxa" w:w="1805"/>
+          </w:tcPr>
+          <w:p>
+            <w:r>
+              <w:t>Same</w:t>
+            </w:r>
+          </w:p>
+        </w:tc>
+        <w:tc>
+          <w:tcPr>
+            <w:tcW w:type="dxa" w:w="1805"/>
+          </w:tcPr>
+          <w:p>
+            <w:r>
+              <w:t>Same</w:t>
+            </w:r>
+          </w:p>
+        </w:tc>
+        <w:tc>
+          <w:tcPr>
+            <w:tcW w:type="dxa" w:w="1805"/>
+          </w:tcPr>
+          <w:p>
+            <w:r>
+              <w:t>Same</w:t>
+            </w:r>
+          </w:p>
+        </w:tc>
+        <w:tc>
+          <w:tcPr>
+            <w:tcW w:type="dxa" w:w="1805"/>
+          </w:tcPr>
+          <w:p>
+            <w:r>
+              <w:t>Same</w:t>
+            </w:r>
+          </w:p>
+        </w:tc>
+      </w:tr>
+      <w:tr>
+        <w:tc>
+          <w:tcPr>
+            <w:tcW w:type="dxa" w:w="1805"/>
+          </w:tcPr>
+          <w:p>
+            <w:r>
+              <w:t>Time to first value</w:t>
+            </w:r>
+          </w:p>
+        </w:tc>
+        <w:tc>
+          <w:tcPr>
+            <w:tcW w:type="dxa" w:w="1805"/>
+          </w:tcPr>
+          <w:p>
+            <w:r>
+              <w:t>Fastest (custom model)</w:t>
+            </w:r>
+          </w:p>
+        </w:tc>
+        <w:tc>
+          <w:tcPr>
+            <w:tcW w:type="dxa" w:w="1805"/>
+          </w:tcPr>
+          <w:p>
+            <w:r>
+              <w:t>Medium</w:t>
+            </w:r>
+          </w:p>
+        </w:tc>
+        <w:tc>
+          <w:tcPr>
+            <w:tcW w:type="dxa" w:w="1805"/>
+          </w:tcPr>
+          <w:p>
+            <w:r>
+              <w:t>Slowest</w:t>
+            </w:r>
+          </w:p>
+        </w:tc>
+        <w:tc>
+          <w:tcPr>
+            <w:tcW w:type="dxa" w:w="1805"/>
+          </w:tcPr>
+          <w:p>
+            <w:r>
+              <w:t>Fastest if packaged process fits; custom entities still needed</w:t>
+            </w:r>
+          </w:p>
+        </w:tc>
+      </w:tr>
+      <w:tr>
+        <w:tc>
+          <w:tcPr>
+            <w:tcW w:type="dxa" w:w="1805"/>
+          </w:tcPr>
+          <w:p>
+            <w:r>
+              <w:t>Recurring cost</w:t>
+            </w:r>
+          </w:p>
+        </w:tc>
+        <w:tc>
+          <w:tcPr>
+            <w:tcW w:type="dxa" w:w="1805"/>
+          </w:tcPr>
+          <w:p>
+            <w:r>
+              <w:t>Per-user / per-app licenses + Dataverse</w:t>
+            </w:r>
+          </w:p>
+        </w:tc>
+        <w:tc>
+          <w:tcPr>
+            <w:tcW w:type="dxa" w:w="1805"/>
+          </w:tcPr>
+          <w:p>
+            <w:r>
+              <w:t>Power Apps per-user + database hosting</w:t>
+            </w:r>
+          </w:p>
+        </w:tc>
+        <w:tc>
+          <w:tcPr>
+            <w:tcW w:type="dxa" w:w="1805"/>
+          </w:tcPr>
+          <w:p>
+            <w:r>
+              <w:t>Infrastructure only</w:t>
+            </w:r>
+          </w:p>
+        </w:tc>
+        <w:tc>
+          <w:tcPr>
+            <w:tcW w:type="dxa" w:w="1805"/>
+          </w:tcPr>
+          <w:p>
+            <w:r>
+              <w:t>Per-user D365 Sales + Dataverse</w:t>
+            </w:r>
+          </w:p>
+        </w:tc>
+      </w:tr>
+      <w:tr>
+        <w:tc>
+          <w:tcPr>
+            <w:tcW w:type="dxa" w:w="1805"/>
+          </w:tcPr>
+          <w:p>
+            <w:r>
+              <w:t>Upfront effort</w:t>
+            </w:r>
+          </w:p>
+        </w:tc>
+        <w:tc>
+          <w:tcPr>
+            <w:tcW w:type="dxa" w:w="1805"/>
+          </w:tcPr>
+          <w:p>
+            <w:r>
+              <w:t>Low-code config</w:t>
+            </w:r>
+          </w:p>
+        </w:tc>
+        <w:tc>
+          <w:tcPr>
+            <w:tcW w:type="dxa" w:w="1805"/>
+          </w:tcPr>
+          <w:p>
+            <w:r>
+              <w:t>UI config + DB schema &amp; integration</w:t>
+            </w:r>
+          </w:p>
+        </w:tc>
+        <w:tc>
+          <w:tcPr>
+            <w:tcW w:type="dxa" w:w="1805"/>
+          </w:tcPr>
+          <w:p>
+            <w:r>
+              <w:t>Full engineering</w:t>
+            </w:r>
+          </w:p>
+        </w:tc>
+        <w:tc>
+          <w:tcPr>
+            <w:tcW w:type="dxa" w:w="1805"/>
+          </w:tcPr>
+          <w:p>
+            <w:r>
+              <w:t>Config of packaged app + custom entities</w:t>
+            </w:r>
+          </w:p>
+        </w:tc>
+      </w:tr>
+      <w:tr>
+        <w:tc>
+          <w:tcPr>
+            <w:tcW w:type="dxa" w:w="1805"/>
+          </w:tcPr>
+          <w:p>
+            <w:r>
+              <w:t>Skill availability</w:t>
+            </w:r>
+          </w:p>
+        </w:tc>
+        <w:tc>
+          <w:tcPr>
+            <w:tcW w:type="dxa" w:w="1805"/>
+          </w:tcPr>
+          <w:p>
+            <w:r>
+              <w:t>New Microsoft skills</w:t>
+            </w:r>
+          </w:p>
+        </w:tc>
+        <w:tc>
+          <w:tcPr>
+            <w:tcW w:type="dxa" w:w="1805"/>
+          </w:tcPr>
+          <w:p>
+            <w:r>
+              <w:t>Mixed: Power Platform + existing DBA</w:t>
+            </w:r>
+          </w:p>
+        </w:tc>
+        <w:tc>
+          <w:tcPr>
+            <w:tcW w:type="dxa" w:w="1805"/>
+          </w:tcPr>
+          <w:p>
+            <w:r>
+              <w:t>Existing in-house team</w:t>
+            </w:r>
+          </w:p>
+        </w:tc>
+        <w:tc>
+          <w:tcPr>
+            <w:tcW w:type="dxa" w:w="1805"/>
+          </w:tcPr>
+          <w:p>
+            <w:r>
+              <w:t>New Dynamics/Power Platform skills</w:t>
+            </w:r>
+          </w:p>
+        </w:tc>
+      </w:tr>
+      <w:tr>
+        <w:tc>
+          <w:tcPr>
+            <w:tcW w:type="dxa" w:w="1805"/>
+          </w:tcPr>
+          <w:p>
+            <w:r>
+              <w:t>Vendor lock-in</w:t>
+            </w:r>
+          </w:p>
+        </w:tc>
+        <w:tc>
+          <w:tcPr>
+            <w:tcW w:type="dxa" w:w="1805"/>
+          </w:tcPr>
+          <w:p>
+            <w:r>
+              <w:t>High</w:t>
+            </w:r>
+          </w:p>
+        </w:tc>
+        <w:tc>
+          <w:tcPr>
+            <w:tcW w:type="dxa" w:w="1805"/>
+          </w:tcPr>
+          <w:p>
+            <w:r>
+              <w:t>Medium</w:t>
+            </w:r>
+          </w:p>
+        </w:tc>
+        <w:tc>
+          <w:tcPr>
+            <w:tcW w:type="dxa" w:w="1805"/>
+          </w:tcPr>
+          <w:p>
+            <w:r>
+              <w:t>Low</w:t>
+            </w:r>
+          </w:p>
+        </w:tc>
+        <w:tc>
+          <w:tcPr>
+            <w:tcW w:type="dxa" w:w="1805"/>
+          </w:tcPr>
+          <w:p>
+            <w:r>
+              <w:t>High</w:t>
+            </w:r>
+          </w:p>
+        </w:tc>
+      </w:tr>
+      <w:tr>
+        <w:tc>
+          <w:tcPr>
+            <w:tcW w:type="dxa" w:w="1805"/>
+          </w:tcPr>
+          <w:p>
+            <w:r>
+              <w:t>Data residency</w:t>
+            </w:r>
+          </w:p>
+        </w:tc>
+        <w:tc>
+          <w:tcPr>
+            <w:tcW w:type="dxa" w:w="1805"/>
+          </w:tcPr>
+          <w:p>
+            <w:r>
+              <w:t>EU (platform-allocated)</w:t>
+            </w:r>
+          </w:p>
+        </w:tc>
+        <w:tc>
+          <w:tcPr>
+            <w:tcW w:type="dxa" w:w="1805"/>
+          </w:tcPr>
+          <w:p>
+            <w:r>
+              <w:t>EU (self-controlled DB, platform layer MS)</w:t>
+            </w:r>
+          </w:p>
+        </w:tc>
+        <w:tc>
+          <w:tcPr>
+            <w:tcW w:type="dxa" w:w="1805"/>
+          </w:tcPr>
+          <w:p>
+            <w:r>
+              <w:t>EU (self-controlled)</w:t>
+            </w:r>
+          </w:p>
+        </w:tc>
+        <w:tc>
+          <w:tcPr>
+            <w:tcW w:type="dxa" w:w="1805"/>
+          </w:tcPr>
+          <w:p>
+            <w:r>
+              <w:t>EU (platform-allocated)</w:t>
+            </w:r>
+          </w:p>
+        </w:tc>
+      </w:tr>
+      <w:tr>
+        <w:tc>
+          <w:tcPr>
+            <w:tcW w:type="dxa" w:w="1805"/>
+          </w:tcPr>
+          <w:p>
+            <w:r>
+              <w:t>Control &amp; debuggability</w:t>
+            </w:r>
+          </w:p>
+        </w:tc>
+        <w:tc>
+          <w:tcPr>
+            <w:tcW w:type="dxa" w:w="1805"/>
+          </w:tcPr>
+          <w:p>
+            <w:r>
+              <w:t>Platform-limited</w:t>
+            </w:r>
+          </w:p>
+        </w:tc>
+        <w:tc>
+          <w:tcPr>
+            <w:tcW w:type="dxa" w:w="1805"/>
+          </w:tcPr>
+          <w:p>
+            <w:r>
+              <w:t>Partial — DB full, UI platform-limited</w:t>
+            </w:r>
+          </w:p>
+        </w:tc>
+        <w:tc>
+          <w:tcPr>
+            <w:tcW w:type="dxa" w:w="1805"/>
+          </w:tcPr>
+          <w:p>
+            <w:r>
+              <w:t>Full</w:t>
+            </w:r>
+          </w:p>
+        </w:tc>
+        <w:tc>
+          <w:tcPr>
+            <w:tcW w:type="dxa" w:w="1805"/>
+          </w:tcPr>
+          <w:p>
+            <w:r>
+              <w:t>Platform-limited + packaged process</w:t>
+            </w:r>
+          </w:p>
+        </w:tc>
+      </w:tr>
+      <w:tr>
+        <w:tc>
+          <w:tcPr>
+            <w:tcW w:type="dxa" w:w="1805"/>
+          </w:tcPr>
+          <w:p>
+            <w:r>
+              <w:t>Native Microsoft integrations</w:t>
+            </w:r>
+          </w:p>
+        </w:tc>
+        <w:tc>
+          <w:tcPr>
+            <w:tcW w:type="dxa" w:w="1805"/>
+          </w:tcPr>
+          <w:p>
+            <w:r>
+              <w:t>Out of the box</w:t>
+            </w:r>
+          </w:p>
+        </w:tc>
+        <w:tc>
+          <w:tcPr>
+            <w:tcW w:type="dxa" w:w="1805"/>
+          </w:tcPr>
+          <w:p>
+            <w:r>
+              <w:t>Partial — some require workarounds</w:t>
+            </w:r>
+          </w:p>
+        </w:tc>
+        <w:tc>
+          <w:tcPr>
+            <w:tcW w:type="dxa" w:w="1805"/>
+          </w:tcPr>
+          <w:p>
+            <w:r>
+              <w:t>Rebuilt</w:t>
+            </w:r>
+          </w:p>
+        </w:tc>
+        <w:tc>
+          <w:tcPr>
+            <w:tcW w:type="dxa" w:w="1805"/>
+          </w:tcPr>
+          <w:p>
+            <w:r>
+              <w:t>Out of the box incl. sales-specific</w:t>
+            </w:r>
+          </w:p>
+        </w:tc>
+      </w:tr>
+      <w:tr>
+        <w:tc>
+          <w:tcPr>
+            <w:tcW w:type="dxa" w:w="1805"/>
+          </w:tcPr>
+          <w:p>
+            <w:r>
+              <w:t>Operating model</w:t>
+            </w:r>
+          </w:p>
+        </w:tc>
+        <w:tc>
+          <w:tcPr>
+            <w:tcW w:type="dxa" w:w="1805"/>
+          </w:tcPr>
+          <w:p>
+            <w:r>
+              <w:t>Lease the platform</w:t>
+            </w:r>
+          </w:p>
+        </w:tc>
+        <w:tc>
+          <w:tcPr>
+            <w:tcW w:type="dxa" w:w="1805"/>
+          </w:tcPr>
+          <w:p>
+            <w:r>
+              <w:t>Lease UI, own data layer</w:t>
+            </w:r>
+          </w:p>
+        </w:tc>
+        <w:tc>
+          <w:tcPr>
+            <w:tcW w:type="dxa" w:w="1805"/>
+          </w:tcPr>
+          <w:p>
+            <w:r>
+              <w:t>Own the stack</w:t>
+            </w:r>
+          </w:p>
+        </w:tc>
+        <w:tc>
+          <w:tcPr>
+            <w:tcW w:type="dxa" w:w="1805"/>
+          </w:tcPr>
+          <w:p>
+            <w:r>
+              <w:t>Lease the packaged product</w:t>
+            </w:r>
+          </w:p>
+        </w:tc>
+      </w:tr>
+    </w:tbl>
+    <w:p>
+      <w:pPr>
+        <w:pStyle w:val="Heading2"/>
+      </w:pPr>
+      <w:r>
+        <w:t>Decision framing</w:t>
+      </w:r>
+    </w:p>
+    <w:p>
+      <w:r>
+        <w:t xml:space="preserve">This is a </w:t>
+      </w:r>
+      <w:r>
+        <w:rPr>
+          <w:b/>
+          <w:i w:val="0"/>
+        </w:rPr>
+        <w:t>business operating-model decision</w:t>
+      </w:r>
+      <w:r>
+        <w:t>, not purely technical. It comes down to:</w:t>
+      </w:r>
+    </w:p>
+    <w:p>
+      <w:pPr>
+        <w:pStyle w:val="ListParagraph"/>
+      </w:pPr>
+      <w:r>
+        <w:t xml:space="preserve">• </w:t>
+      </w:r>
+      <w:r>
+        <w:rPr>
+          <w:b/>
+          <w:i w:val="0"/>
+        </w:rPr>
+        <w:t>Buy a managed platform</w:t>
+      </w:r>
+      <w:r>
+        <w:t xml:space="preserve"> (Option A) for speed and lower current spend on people, accepting licence cost and lock-in.</w:t>
+      </w:r>
+    </w:p>
+    <w:p>
+      <w:pPr>
+        <w:pStyle w:val="ListParagraph"/>
+      </w:pPr>
+      <w:r>
+        <w:t xml:space="preserve">• </w:t>
+      </w:r>
+      <w:r>
+        <w:rPr>
+          <w:b/>
+          <w:i w:val="0"/>
+        </w:rPr>
+        <w:t>Take the middle path</w:t>
+      </w:r>
+      <w:r>
+        <w:t xml:space="preserve"> (Option B) — keeping the Power Apps UI but moving data to a relational database the firm controls, accepting hybrid complexity and feature gaps in exchange for lower platform cost and data portability.</w:t>
+      </w:r>
+    </w:p>
+    <w:p>
+      <w:pPr>
+        <w:pStyle w:val="ListParagraph"/>
+      </w:pPr>
+      <w:r>
+        <w:t xml:space="preserve">• </w:t>
+      </w:r>
+      <w:r>
+        <w:rPr>
+          <w:b/>
+          <w:i w:val="0"/>
+        </w:rPr>
+        <w:t>Invest engineering effort</w:t>
+      </w:r>
+      <w:r>
+        <w:t xml:space="preserve"> (Option C) to reuse existing capability, eliminate per-seat licensing, and keep full control.</w:t>
+      </w:r>
+    </w:p>
+    <w:p>
+      <w:pPr>
+        <w:pStyle w:val="ListParagraph"/>
+      </w:pPr>
+      <w:r>
+        <w:t xml:space="preserve">• </w:t>
+      </w:r>
+      <w:r>
+        <w:rPr>
+          <w:b/>
+          <w:i w:val="0"/>
+        </w:rPr>
+        <w:t>Adopt the packaged product</w:t>
+      </w:r>
+      <w:r>
+        <w:t xml:space="preserve"> (Option D) if the standard sales lifecycle is acceptable — but the 8-entity fit gap means most of the core model would still be custom-built on the same Dataverse platform.</w:t>
+      </w:r>
+    </w:p>
+    <w:p>
+      <w:r>
+        <w:t>The decision should be made at TDA review weighing these pluses and minuses against the programme's cost envelope, delivery timeline, and appetite for long-term platform commitment.</w:t>
+      </w:r>
+    </w:p>
+    <w:p>
+      <w:pPr>
+        <w:pStyle w:val="Heading2"/>
+      </w:pPr>
+      <w:r>
+        <w:t>Related</w:t>
+      </w:r>
+    </w:p>
+    <w:p>
+      <w:pPr>
+        <w:pStyle w:val="ListParagraph"/>
+      </w:pPr>
+      <w:r>
+        <w:t xml:space="preserve">• </w:t>
+      </w:r>
+      <w:r>
+        <w:t>solution overview — Parent document; current (Dataverse) design</w:t>
+      </w:r>
+    </w:p>
+    <w:p>
+      <w:pPr>
+        <w:pStyle w:val="ListParagraph"/>
+      </w:pPr>
+      <w:r>
+        <w:t xml:space="preserve">• </w:t>
+      </w:r>
+      <w:r>
+        <w:t>alternative architecture traditional csharp — Full Option C design with cost/operability detail</w:t>
+      </w:r>
+    </w:p>
+    <w:p>
+      <w:pPr>
+        <w:pStyle w:val="ListParagraph"/>
+      </w:pPr>
+      <w:r>
+        <w:t xml:space="preserve">• </w:t>
+      </w:r>
+      <w:r>
+        <w:t>power apps rationale — The platform decision Option A is based on; covers D365 Sales fit</w:t>
+      </w:r>
+    </w:p>
+    <w:p>
+      <w:pPr>
+        <w:pStyle w:val="ListParagraph"/>
+      </w:pPr>
+      <w:r>
+        <w:t xml:space="preserve">• </w:t>
+      </w:r>
+      <w:r>
+        <w:t>business capabilities — The capability model all four options must satisfy</w:t>
+      </w:r>
+    </w:p>
+    <w:p>
+      <w:pPr>
+        <w:pStyle w:val="ListParagraph"/>
+      </w:pPr>
+      <w:r>
+        <w:t xml:space="preserve">• </w:t>
+      </w:r>
+      <w:r>
+        <w:t>architecture patterns comparison — Integration to Golden Source, shared by all options</w:t>
+      </w:r>
+    </w:p>
+    <w:p>
+      <w:pPr>
+        <w:pStyle w:val="Heading2"/>
+      </w:pPr>
+      <w:r>
+        <w:t>Architecture Patterns — Integration to Golden Source</w:t>
+      </w:r>
+    </w:p>
+    <w:p>
+      <w:r>
+        <w:t>Three integration patterns for populating a Golden Source database from a CRM system. Each shows a different mechanism for getting entity data from the system of engagement into the authoritative master data store consumed by BI, Finance, and downstream systems.</w:t>
+      </w:r>
+    </w:p>
+    <w:p>
+      <w:pPr>
+        <w:pStyle w:val="Heading2"/>
+      </w:pPr>
+      <w:r>
+        <w:t>Pattern 1 — Dynamics 365 Direct Export</w:t>
+      </w:r>
+    </w:p>
+    <w:p>
+      <w:r>
+        <w:t>The simplest pattern. Dynamics 365 / Dataverse is the primary CRM system. Entity data is exported on a scheduled basis (or manually) to the Golden Source database.</w:t>
+      </w:r>
+    </w:p>
+    <w:p>
+      <w:pPr>
+        <w:pStyle w:val="ListParagraph"/>
+      </w:pPr>
+      <w:r>
+        <w:t xml:space="preserve">• </w:t>
+      </w:r>
+      <w:r>
+        <w:t>Export runs as a batch job — full or incremental sync</w:t>
+      </w:r>
+    </w:p>
+    <w:p>
+      <w:pPr>
+        <w:pStyle w:val="ListParagraph"/>
+      </w:pPr>
+      <w:r>
+        <w:t xml:space="preserve">• </w:t>
+      </w:r>
+      <w:r>
+        <w:t>Mapping and transform layer handles schema differences between Dataverse and the target store</w:t>
+      </w:r>
+    </w:p>
+    <w:p>
+      <w:pPr>
+        <w:pStyle w:val="ListParagraph"/>
+      </w:pPr>
+      <w:r>
+        <w:t xml:space="preserve">• </w:t>
+      </w:r>
+      <w:r>
+        <w:t>No real-time sync — data freshness depends on export frequency</w:t>
+      </w:r>
+    </w:p>
+    <w:p>
+      <w:pPr>
+        <w:pStyle w:val="ListParagraph"/>
+      </w:pPr>
+      <w:r>
+        <w:t xml:space="preserve">• </w:t>
+      </w:r>
+      <w:r>
+        <w:t>Suitable when downstream consumers can tolerate near-daily staleness</w:t>
+      </w:r>
+    </w:p>
+    <w:p>
+      <w:pPr>
+        <w:pStyle w:val="Heading2"/>
+      </w:pPr>
+      <w:r>
+        <w:t>Pattern 2 — Dynamics 365 + ECS Message Bus</w:t>
+      </w:r>
+    </w:p>
+    <w:p>
+      <w:r>
+        <w:t>Dynamics 365 remains the system of engagement, but entity changes are captured in near-real-time via the ECS (Enterprise Connectivity Services) message bus.</w:t>
+      </w:r>
+    </w:p>
+    <w:p>
+      <w:pPr>
+        <w:pStyle w:val="ListParagraph"/>
+      </w:pPr>
+      <w:r>
+        <w:t xml:space="preserve">• </w:t>
+      </w:r>
+      <w:r>
+        <w:t>Dataverse change tracking or a Power Automate flow captures entity mutations</w:t>
+      </w:r>
+    </w:p>
+    <w:p>
+      <w:pPr>
+        <w:pStyle w:val="ListParagraph"/>
+      </w:pPr>
+      <w:r>
+        <w:t xml:space="preserve">• </w:t>
+      </w:r>
+      <w:r>
+        <w:t>Changes are published as events to an ECS topic</w:t>
+      </w:r>
+    </w:p>
+    <w:p>
+      <w:pPr>
+        <w:pStyle w:val="ListParagraph"/>
+      </w:pPr>
+      <w:r>
+        <w:t xml:space="preserve">• </w:t>
+      </w:r>
+      <w:r>
+        <w:t>A consumer worker service subscribes, transforms, and upserts into the Golden Source</w:t>
+      </w:r>
+    </w:p>
+    <w:p>
+      <w:pPr>
+        <w:pStyle w:val="ListParagraph"/>
+      </w:pPr>
+      <w:r>
+        <w:t xml:space="preserve">• </w:t>
+      </w:r>
+      <w:r>
+        <w:t>Decouples the CRM from downstream consumers — multiple systems can subscribe to the same change stream</w:t>
+      </w:r>
+    </w:p>
+    <w:p>
+      <w:pPr>
+        <w:pStyle w:val="ListParagraph"/>
+      </w:pPr>
+      <w:r>
+        <w:t xml:space="preserve">• </w:t>
+      </w:r>
+      <w:r>
+        <w:t>Near-real-time freshness; failed messages route to a dead-letter queue for retry</w:t>
+      </w:r>
+    </w:p>
+    <w:p>
+      <w:pPr>
+        <w:pStyle w:val="Heading2"/>
+      </w:pPr>
+      <w:r>
+        <w:t>Pattern 3 — C# / ASP.NET Core + ECS Message Bus</w:t>
+      </w:r>
+    </w:p>
+    <w:p>
+      <w:r>
+        <w:t>No Dynamics or Dataverse dependency. A custom ASP.NET Core application writes directly to PostgreSQL as the primary data store, and publishes entity changes to the ECS bus via the Outbox Pattern.</w:t>
+      </w:r>
+    </w:p>
+    <w:p>
+      <w:pPr>
+        <w:pStyle w:val="ListParagraph"/>
+      </w:pPr>
+      <w:r>
+        <w:t xml:space="preserve">• </w:t>
+      </w:r>
+      <w:r>
+        <w:t>Application commits write the domain event and outbox record in the same database transaction</w:t>
+      </w:r>
+    </w:p>
+    <w:p>
+      <w:pPr>
+        <w:pStyle w:val="ListParagraph"/>
+      </w:pPr>
+      <w:r>
+        <w:t xml:space="preserve">• </w:t>
+      </w:r>
+      <w:r>
+        <w:t>A background dispatcher publishes outbox events to ECS — guarantees exactly-once delivery</w:t>
+      </w:r>
+    </w:p>
+    <w:p>
+      <w:pPr>
+        <w:pStyle w:val="ListParagraph"/>
+      </w:pPr>
+      <w:r>
+        <w:t xml:space="preserve">• </w:t>
+      </w:r>
+      <w:r>
+        <w:t>External consumers (Finance bridge, BI feeds, other lines of business) subscribe to the ECS topic</w:t>
+      </w:r>
+    </w:p>
+    <w:p>
+      <w:pPr>
+        <w:pStyle w:val="ListParagraph"/>
+      </w:pPr>
+      <w:r>
+        <w:t xml:space="preserve">• </w:t>
+      </w:r>
+      <w:r>
+        <w:t>Golden Source database is the application's own PostgreSQL — no separate copy/sync step</w:t>
+      </w:r>
+    </w:p>
+    <w:p>
+      <w:pPr>
+        <w:pStyle w:val="ListParagraph"/>
+      </w:pPr>
+      <w:r>
+        <w:t xml:space="preserve">• </w:t>
+      </w:r>
+      <w:r>
+        <w:t>Full control over schema, security model, and change capture without platform constraints</w:t>
+      </w:r>
+    </w:p>
+    <w:p>
+      <w:pPr>
+        <w:pStyle w:val="Heading2"/>
+      </w:pPr>
+      <w:r>
+        <w:t>Comparison</w:t>
       </w:r>
     </w:p>
     <w:tbl>
@@ -63030,1967 +66226,6 @@
               <w:rPr>
                 <w:b/>
               </w:rPr>
-            </w:r>
-          </w:p>
-        </w:tc>
-        <w:tc>
-          <w:tcPr>
-            <w:tcW w:type="dxa" w:w="2256"/>
-          </w:tcPr>
-          <w:p>
-            <w:r>
-              <w:rPr>
-                <w:b/>
-              </w:rPr>
-              <w:t>Option A — Power Platform / Dataverse</w:t>
-            </w:r>
-          </w:p>
-        </w:tc>
-        <w:tc>
-          <w:tcPr>
-            <w:tcW w:type="dxa" w:w="2256"/>
-          </w:tcPr>
-          <w:p>
-            <w:r>
-              <w:rPr>
-                <w:b/>
-              </w:rPr>
-              <w:t>Option B — Power Platform + SQL Database</w:t>
-            </w:r>
-          </w:p>
-        </w:tc>
-        <w:tc>
-          <w:tcPr>
-            <w:tcW w:type="dxa" w:w="2256"/>
-          </w:tcPr>
-          <w:p>
-            <w:r>
-              <w:rPr>
-                <w:b/>
-              </w:rPr>
-              <w:t>Option C — C# / PostgreSQL</w:t>
-            </w:r>
-          </w:p>
-        </w:tc>
-      </w:tr>
-      <w:tr>
-        <w:tc>
-          <w:tcPr>
-            <w:tcW w:type="dxa" w:w="2256"/>
-          </w:tcPr>
-          <w:p>
-            <w:r>
-              <w:t>**What it is**</w:t>
-            </w:r>
-          </w:p>
-        </w:tc>
-        <w:tc>
-          <w:tcPr>
-            <w:tcW w:type="dxa" w:w="2256"/>
-          </w:tcPr>
-          <w:p>
-            <w:r>
-              <w:t>Build the custom CRM model on Microsoft's low-code platform (Dataverse + Power Apps)</w:t>
-            </w:r>
-          </w:p>
-        </w:tc>
-        <w:tc>
-          <w:tcPr>
-            <w:tcW w:type="dxa" w:w="2256"/>
-          </w:tcPr>
-          <w:p>
-            <w:r>
-              <w:t>Build the UI on Power Apps but store data in a relational database (SQL Server or PostgreSQL) via virtual tables or direct connectors</w:t>
-            </w:r>
-          </w:p>
-        </w:tc>
-        <w:tc>
-          <w:tcPr>
-            <w:tcW w:type="dxa" w:w="2256"/>
-          </w:tcPr>
-          <w:p>
-            <w:r>
-              <w:t>Build the same custom model as first-party code on the firm's existing .NET stack and PostgreSQL</w:t>
-            </w:r>
-          </w:p>
-        </w:tc>
-      </w:tr>
-      <w:tr>
-        <w:tc>
-          <w:tcPr>
-            <w:tcW w:type="dxa" w:w="2256"/>
-          </w:tcPr>
-          <w:p>
-            <w:r>
-              <w:t>**Cost profile**</w:t>
-            </w:r>
-          </w:p>
-        </w:tc>
-        <w:tc>
-          <w:tcPr>
-            <w:tcW w:type="dxa" w:w="2256"/>
-          </w:tcPr>
-          <w:p>
-            <w:r>
-              <w:t>Ongoing per-user / per-app licensing for Dataverse + Power Platform</w:t>
-            </w:r>
-          </w:p>
-        </w:tc>
-        <w:tc>
-          <w:tcPr>
-            <w:tcW w:type="dxa" w:w="2256"/>
-          </w:tcPr>
-          <w:p>
-            <w:r>
-              <w:t>No Dataverse data licensing; database hosting cost + Power Apps per-user for UI only</w:t>
-            </w:r>
-          </w:p>
-        </w:tc>
-        <w:tc>
-          <w:tcPr>
-            <w:tcW w:type="dxa" w:w="2256"/>
-          </w:tcPr>
-          <w:p>
-            <w:r>
-              <w:t>Infrastructure cost only; no per-user platform license</w:t>
-            </w:r>
-          </w:p>
-        </w:tc>
-      </w:tr>
-      <w:tr>
-        <w:tc>
-          <w:tcPr>
-            <w:tcW w:type="dxa" w:w="2256"/>
-          </w:tcPr>
-          <w:p>
-            <w:r>
-              <w:t>**Build effort**</w:t>
-            </w:r>
-          </w:p>
-        </w:tc>
-        <w:tc>
-          <w:tcPr>
-            <w:tcW w:type="dxa" w:w="2256"/>
-          </w:tcPr>
-          <w:p>
-            <w:r>
-              <w:t>Lower-code, faster to stand up</w:t>
-            </w:r>
-          </w:p>
-        </w:tc>
-        <w:tc>
-          <w:tcPr>
-            <w:tcW w:type="dxa" w:w="2256"/>
-          </w:tcPr>
-          <w:p>
-            <w:r>
-              <w:t>Medium — UI is low-code, database schema and integration layer require engineering</w:t>
-            </w:r>
-          </w:p>
-        </w:tc>
-        <w:tc>
-          <w:tcPr>
-            <w:tcW w:type="dxa" w:w="2256"/>
-          </w:tcPr>
-          <w:p>
-            <w:r>
-              <w:t>Full build/test/deploy cycle</w:t>
-            </w:r>
-          </w:p>
-        </w:tc>
-      </w:tr>
-      <w:tr>
-        <w:tc>
-          <w:tcPr>
-            <w:tcW w:type="dxa" w:w="2256"/>
-          </w:tcPr>
-          <w:p>
-            <w:r>
-              <w:t>**Vendor lock-in**</w:t>
-            </w:r>
-          </w:p>
-        </w:tc>
-        <w:tc>
-          <w:tcPr>
-            <w:tcW w:type="dxa" w:w="2256"/>
-          </w:tcPr>
-          <w:p>
-            <w:r>
-              <w:t>High — Microsoft platform</w:t>
-            </w:r>
-          </w:p>
-        </w:tc>
-        <w:tc>
-          <w:tcPr>
-            <w:tcW w:type="dxa" w:w="2256"/>
-          </w:tcPr>
-          <w:p>
-            <w:r>
-              <w:t>Medium — Power Apps UI layer is Microsoft-owned, but data is portable</w:t>
-            </w:r>
-          </w:p>
-        </w:tc>
-        <w:tc>
-          <w:tcPr>
-            <w:tcW w:type="dxa" w:w="2256"/>
-          </w:tcPr>
-          <w:p>
-            <w:r>
-              <w:t>Low — first-party, portable code</w:t>
-            </w:r>
-          </w:p>
-        </w:tc>
-      </w:tr>
-      <w:tr>
-        <w:tc>
-          <w:tcPr>
-            <w:tcW w:type="dxa" w:w="2256"/>
-          </w:tcPr>
-          <w:p>
-            <w:r>
-              <w:t>**Using existing skills**</w:t>
-            </w:r>
-          </w:p>
-        </w:tc>
-        <w:tc>
-          <w:tcPr>
-            <w:tcW w:type="dxa" w:w="2256"/>
-          </w:tcPr>
-          <w:p>
-            <w:r>
-              <w:t>New Power Platform skill set</w:t>
-            </w:r>
-          </w:p>
-        </w:tc>
-        <w:tc>
-          <w:tcPr>
-            <w:tcW w:type="dxa" w:w="2256"/>
-          </w:tcPr>
-          <w:p>
-            <w:r>
-              <w:t>Mixed — Power Platform for UI, existing DBA/.NET for database and integration</w:t>
-            </w:r>
-          </w:p>
-        </w:tc>
-        <w:tc>
-          <w:tcPr>
-            <w:tcW w:type="dxa" w:w="2256"/>
-          </w:tcPr>
-          <w:p>
-            <w:r>
-              <w:t>Existing in-house C# / .NET / database team</w:t>
-            </w:r>
-          </w:p>
-        </w:tc>
-      </w:tr>
-      <w:tr>
-        <w:tc>
-          <w:tcPr>
-            <w:tcW w:type="dxa" w:w="2256"/>
-          </w:tcPr>
-          <w:p>
-            <w:r>
-              <w:t>**Compliance posture**</w:t>
-            </w:r>
-          </w:p>
-        </w:tc>
-        <w:tc>
-          <w:tcPr>
-            <w:tcW w:type="dxa" w:w="2256"/>
-          </w:tcPr>
-          <w:p>
-            <w:r>
-              <w:t>EU data centres, platform-managed</w:t>
-            </w:r>
-          </w:p>
-        </w:tc>
-        <w:tc>
-          <w:tcPr>
-            <w:tcW w:type="dxa" w:w="2256"/>
-          </w:tcPr>
-          <w:p>
-            <w:r>
-              <w:t>EU database hosting, self-controlled data; platform layer Microsoft-managed</w:t>
-            </w:r>
-          </w:p>
-        </w:tc>
-        <w:tc>
-          <w:tcPr>
-            <w:tcW w:type="dxa" w:w="2256"/>
-          </w:tcPr>
-          <w:p>
-            <w:r>
-              <w:t>EU data centres, fully self-controlled</w:t>
-            </w:r>
-          </w:p>
-        </w:tc>
-      </w:tr>
-    </w:tbl>
-    <w:p>
-      <w:r>
-        <w:t>All three options keep all data in EU regions to satisfy GDPR, CNIL, and BDSG.</w:t>
-      </w:r>
-    </w:p>
-    <w:p>
-      <w:pPr>
-        <w:pStyle w:val="Heading2"/>
-      </w:pPr>
-      <w:r>
-        <w:t>Option A — Microsoft Power Platform / Dataverse</w:t>
-      </w:r>
-    </w:p>
-    <w:p>
-      <w:r>
-        <w:t>The current design. The custom EuroCRM data model is built on Dataverse with Power Apps model-driven apps, Business Process Flows, Power Automate, and native Microsoft integrations.</w:t>
-      </w:r>
-    </w:p>
-    <w:p>
-      <w:r>
-        <w:rPr>
-          <w:b/>
-          <w:i w:val="0"/>
-        </w:rPr>
-        <w:t>Pluses:</w:t>
-      </w:r>
-    </w:p>
-    <w:p>
-      <w:pPr>
-        <w:pStyle w:val="ListParagraph"/>
-      </w:pPr>
-      <w:r>
-        <w:t xml:space="preserve">• </w:t>
-      </w:r>
-      <w:r>
-        <w:rPr>
-          <w:b/>
-          <w:i w:val="0"/>
-        </w:rPr>
-        <w:t>Speed to value</w:t>
-      </w:r>
-      <w:r>
-        <w:t xml:space="preserve"> — low-code configuration gets simple forms, workflows and a usable UI up much faster</w:t>
-      </w:r>
-    </w:p>
-    <w:p>
-      <w:pPr>
-        <w:pStyle w:val="ListParagraph"/>
-      </w:pPr>
-      <w:r>
-        <w:t xml:space="preserve">• </w:t>
-      </w:r>
-      <w:r>
-        <w:rPr>
-          <w:b/>
-          <w:i w:val="0"/>
-        </w:rPr>
-        <w:t>Native integrations out of the box</w:t>
-      </w:r>
-      <w:r>
-        <w:t xml:space="preserve"> — Outlook, SharePoint, Teams, Power BI, and an audit trail ship with the platform</w:t>
-      </w:r>
-    </w:p>
-    <w:p>
-      <w:pPr>
-        <w:pStyle w:val="ListParagraph"/>
-      </w:pPr>
-      <w:r>
-        <w:t xml:space="preserve">• </w:t>
-      </w:r>
-      <w:r>
-        <w:rPr>
-          <w:b/>
-          <w:i w:val="0"/>
-        </w:rPr>
-        <w:t>Managed platform</w:t>
-      </w:r>
-      <w:r>
-        <w:t xml:space="preserve"> — security, infrastructure, and capacity are Microsoft's responsibility</w:t>
-      </w:r>
-    </w:p>
-    <w:p>
-      <w:pPr>
-        <w:pStyle w:val="ListParagraph"/>
-      </w:pPr>
-      <w:r>
-        <w:t xml:space="preserve">• </w:t>
-      </w:r>
-      <w:r>
-        <w:rPr>
-          <w:b/>
-          <w:i w:val="0"/>
-        </w:rPr>
-        <w:t>Mature ecosystem</w:t>
-      </w:r>
-      <w:r>
-        <w:t xml:space="preserve"> — Copilot for Sales, Power BI analytics, broad Microsoft 365 alignment</w:t>
-      </w:r>
-    </w:p>
-    <w:p>
-      <w:pPr>
-        <w:pStyle w:val="ListParagraph"/>
-      </w:pPr>
-      <w:r>
-        <w:t xml:space="preserve">• </w:t>
-      </w:r>
-      <w:r>
-        <w:rPr>
-          <w:b/>
-          <w:i w:val="0"/>
-        </w:rPr>
-        <w:t>Regional rollout</w:t>
-      </w:r>
-      <w:r>
-        <w:t xml:space="preserve"> — Business Units + security roles map cleanly onto the country / service-line model</w:t>
-      </w:r>
-    </w:p>
-    <w:p>
-      <w:r>
-        <w:rPr>
-          <w:b/>
-          <w:i w:val="0"/>
-        </w:rPr>
-        <w:t>Minuses:</w:t>
-      </w:r>
-    </w:p>
-    <w:p>
-      <w:pPr>
-        <w:pStyle w:val="ListParagraph"/>
-      </w:pPr>
-      <w:r>
-        <w:t xml:space="preserve">• </w:t>
-      </w:r>
-      <w:r>
-        <w:rPr>
-          <w:b/>
-          <w:i w:val="0"/>
-        </w:rPr>
-        <w:t>Ongoing licensing cost</w:t>
-      </w:r>
-      <w:r>
-        <w:t xml:space="preserve"> — per-user / per-app / per-org fees that grow with adoption</w:t>
-      </w:r>
-    </w:p>
-    <w:p>
-      <w:pPr>
-        <w:pStyle w:val="ListParagraph"/>
-      </w:pPr>
-      <w:r>
-        <w:t xml:space="preserve">• </w:t>
-      </w:r>
-      <w:r>
-        <w:rPr>
-          <w:b/>
-          <w:i w:val="0"/>
-        </w:rPr>
-        <w:t>Vendor lock-in</w:t>
-      </w:r>
-      <w:r>
-        <w:t xml:space="preserve"> — data and logic sit on Microsoft's platform</w:t>
-      </w:r>
-    </w:p>
-    <w:p>
-      <w:pPr>
-        <w:pStyle w:val="ListParagraph"/>
-      </w:pPr>
-      <w:r>
-        <w:t xml:space="preserve">• </w:t>
-      </w:r>
-      <w:r>
-        <w:rPr>
-          <w:b/>
-          <w:i w:val="0"/>
-        </w:rPr>
-        <w:t>New skill set</w:t>
-      </w:r>
-      <w:r>
-        <w:t xml:space="preserve"> — Power Platform specialists, not the existing .NET team</w:t>
-      </w:r>
-    </w:p>
-    <w:p>
-      <w:pPr>
-        <w:pStyle w:val="ListParagraph"/>
-      </w:pPr>
-      <w:r>
-        <w:t xml:space="preserve">• </w:t>
-      </w:r>
-      <w:r>
-        <w:rPr>
-          <w:b/>
-          <w:i w:val="0"/>
-        </w:rPr>
-        <w:t>Fit gap</w:t>
-      </w:r>
-      <w:r>
-        <w:t xml:space="preserve"> — 8 of 11 core entities have no packaged equivalent, so a large part of the model is custom regardless</w:t>
-      </w:r>
-    </w:p>
-    <w:p>
-      <w:pPr>
-        <w:pStyle w:val="ListParagraph"/>
-      </w:pPr>
-      <w:r>
-        <w:t xml:space="preserve">• </w:t>
-      </w:r>
-      <w:r>
-        <w:rPr>
-          <w:b/>
-          <w:i w:val="0"/>
-        </w:rPr>
-        <w:t>Platform constraints</w:t>
-      </w:r>
-      <w:r>
-        <w:t xml:space="preserve"> — capacity and governance limits on what can be built, tuned, and debugged</w:t>
-      </w:r>
-    </w:p>
-    <w:p>
-      <w:pPr>
-        <w:pStyle w:val="Heading2"/>
-      </w:pPr>
-      <w:r>
-        <w:t>Option B — Power Platform + SQL/PostgreSQL Database</w:t>
-      </w:r>
-    </w:p>
-    <w:p>
-      <w:r>
-        <w:t>A hybrid approach: the Power Apps model-driven UI remains the front-end, but data is stored in a relational database (SQL Server or PostgreSQL) instead of Dataverse, connected via virtual tables, direct connectors, or a custom API layer.</w:t>
-      </w:r>
-    </w:p>
-    <w:p>
-      <w:r>
-        <w:rPr>
-          <w:b/>
-          <w:i w:val="0"/>
-        </w:rPr>
-        <w:t>Pluses:</w:t>
-      </w:r>
-    </w:p>
-    <w:p>
-      <w:pPr>
-        <w:pStyle w:val="ListParagraph"/>
-      </w:pPr>
-      <w:r>
-        <w:t xml:space="preserve">• </w:t>
-      </w:r>
-      <w:r>
-        <w:rPr>
-          <w:b/>
-          <w:i w:val="0"/>
-        </w:rPr>
-        <w:t>No Dataverse data licensing</w:t>
-      </w:r>
-      <w:r>
-        <w:t xml:space="preserve"> — eliminates the per-entity / per-user data storage cost while keeping the Power Apps UI</w:t>
-      </w:r>
-    </w:p>
-    <w:p>
-      <w:pPr>
-        <w:pStyle w:val="ListParagraph"/>
-      </w:pPr>
-      <w:r>
-        <w:t xml:space="preserve">• </w:t>
-      </w:r>
-      <w:r>
-        <w:rPr>
-          <w:b/>
-          <w:i w:val="0"/>
-        </w:rPr>
-        <w:t>Data portability</w:t>
-      </w:r>
-      <w:r>
-        <w:t xml:space="preserve"> — the relational database is fully portable and under the firm's control</w:t>
-      </w:r>
-    </w:p>
-    <w:p>
-      <w:pPr>
-        <w:pStyle w:val="ListParagraph"/>
-      </w:pPr>
-      <w:r>
-        <w:t xml:space="preserve">• </w:t>
-      </w:r>
-      <w:r>
-        <w:rPr>
-          <w:b/>
-          <w:i w:val="0"/>
-        </w:rPr>
-        <w:t>Reuse existing DBA skills</w:t>
-      </w:r>
-      <w:r>
-        <w:t xml:space="preserve"> — the database team manages schema, indexing, and performance directly</w:t>
-      </w:r>
-    </w:p>
-    <w:p>
-      <w:pPr>
-        <w:pStyle w:val="ListParagraph"/>
-      </w:pPr>
-      <w:r>
-        <w:t xml:space="preserve">• </w:t>
-      </w:r>
-      <w:r>
-        <w:rPr>
-          <w:b/>
-          <w:i w:val="0"/>
-        </w:rPr>
-        <w:t>Lower platform cost than Option A</w:t>
-      </w:r>
-      <w:r>
-        <w:t xml:space="preserve"> — Power Apps per-user licensing only; no Dataverse tier charges</w:t>
-      </w:r>
-    </w:p>
-    <w:p>
-      <w:pPr>
-        <w:pStyle w:val="ListParagraph"/>
-      </w:pPr>
-      <w:r>
-        <w:t xml:space="preserve">• </w:t>
-      </w:r>
-      <w:r>
-        <w:rPr>
-          <w:b/>
-          <w:i w:val="0"/>
-        </w:rPr>
-        <w:t>Faster UI than Option C</w:t>
-      </w:r>
-      <w:r>
-        <w:t xml:space="preserve"> — model-driven apps and forms ship without a full code build</w:t>
-      </w:r>
-    </w:p>
-    <w:p>
-      <w:r>
-        <w:rPr>
-          <w:b/>
-          <w:i w:val="0"/>
-        </w:rPr>
-        <w:t>Minuses:</w:t>
-      </w:r>
-    </w:p>
-    <w:p>
-      <w:pPr>
-        <w:pStyle w:val="ListParagraph"/>
-      </w:pPr>
-      <w:r>
-        <w:t xml:space="preserve">• </w:t>
-      </w:r>
-      <w:r>
-        <w:rPr>
-          <w:b/>
-          <w:i w:val="0"/>
-        </w:rPr>
-        <w:t>Hybrid complexity</w:t>
-      </w:r>
-      <w:r>
-        <w:t xml:space="preserve"> — two platforms to integrate: Power Platform UI layer + a separate database with its own hosting, backup, and DR</w:t>
-      </w:r>
-    </w:p>
-    <w:p>
-      <w:pPr>
-        <w:pStyle w:val="ListParagraph"/>
-      </w:pPr>
-      <w:r>
-        <w:t xml:space="preserve">• </w:t>
-      </w:r>
-      <w:r>
-        <w:rPr>
-          <w:b/>
-          <w:i w:val="0"/>
-        </w:rPr>
-        <w:t>Feature gaps</w:t>
-      </w:r>
-      <w:r>
-        <w:t xml:space="preserve"> — virtual tables and direct connectors do not support all Dataverse features (Business Process Flows, certain rollups, native audit, complex calculated fields may require workarounds)</w:t>
-      </w:r>
-    </w:p>
-    <w:p>
-      <w:pPr>
-        <w:pStyle w:val="ListParagraph"/>
-      </w:pPr>
-      <w:r>
-        <w:t xml:space="preserve">• </w:t>
-      </w:r>
-      <w:r>
-        <w:rPr>
-          <w:b/>
-          <w:i w:val="0"/>
-        </w:rPr>
-        <w:t>Power Automate limitations</w:t>
-      </w:r>
-      <w:r>
-        <w:t xml:space="preserve"> — Dataverse-specific triggers and actions do not fire against a SQL backend; flows must use SQL polling or custom connectors instead</w:t>
-      </w:r>
-    </w:p>
-    <w:p>
-      <w:pPr>
-        <w:pStyle w:val="ListParagraph"/>
-      </w:pPr>
-      <w:r>
-        <w:t xml:space="preserve">• </w:t>
-      </w:r>
-      <w:r>
-        <w:rPr>
-          <w:b/>
-          <w:i w:val="0"/>
-        </w:rPr>
-        <w:t>Mixed skill requirement</w:t>
-      </w:r>
-      <w:r>
-        <w:t xml:space="preserve"> — the team needs both Power Platform capability and database/integration engineering</w:t>
-      </w:r>
-    </w:p>
-    <w:p>
-      <w:pPr>
-        <w:pStyle w:val="ListParagraph"/>
-      </w:pPr>
-      <w:r>
-        <w:t xml:space="preserve">• </w:t>
-      </w:r>
-      <w:r>
-        <w:rPr>
-          <w:b/>
-          <w:i w:val="0"/>
-        </w:rPr>
-        <w:t>Partial lock-in</w:t>
-      </w:r>
-      <w:r>
-        <w:t xml:space="preserve"> — the UI layer remains Microsoft-owned; the data layer does not</w:t>
-      </w:r>
-    </w:p>
-    <w:p>
-      <w:pPr>
-        <w:pStyle w:val="Heading2"/>
-      </w:pPr>
-      <w:r>
-        <w:t>Option C — Traditional C# / PostgreSQL</w:t>
-      </w:r>
-    </w:p>
-    <w:p>
-      <w:r>
-        <w:t>An alternative to the same outcome using the firm's existing engineering stack — ASP.NET Core, PostgreSQL 16, and standard integration practices.</w:t>
-      </w:r>
-    </w:p>
-    <w:p>
-      <w:r>
-        <w:rPr>
-          <w:b/>
-          <w:i w:val="0"/>
-        </w:rPr>
-        <w:t>Pluses:</w:t>
-      </w:r>
-    </w:p>
-    <w:p>
-      <w:pPr>
-        <w:pStyle w:val="ListParagraph"/>
-      </w:pPr>
-      <w:r>
-        <w:t xml:space="preserve">• </w:t>
-      </w:r>
-      <w:r>
-        <w:rPr>
-          <w:b/>
-          <w:i w:val="0"/>
-        </w:rPr>
-        <w:t>No per-user licensing</w:t>
-      </w:r>
-      <w:r>
-        <w:t xml:space="preserve"> — infrastructure cost only; cheaper at scale</w:t>
-      </w:r>
-    </w:p>
-    <w:p>
-      <w:pPr>
-        <w:pStyle w:val="ListParagraph"/>
-      </w:pPr>
-      <w:r>
-        <w:t xml:space="preserve">• </w:t>
-      </w:r>
-      <w:r>
-        <w:rPr>
-          <w:b/>
-          <w:i w:val="0"/>
-        </w:rPr>
-        <w:t>Reuses existing capability</w:t>
-      </w:r>
-      <w:r>
-        <w:t xml:space="preserve"> — the current C#/.NET and database engineering team runs it</w:t>
-      </w:r>
-    </w:p>
-    <w:p>
-      <w:pPr>
-        <w:pStyle w:val="ListParagraph"/>
-      </w:pPr>
-      <w:r>
-        <w:t xml:space="preserve">• </w:t>
-      </w:r>
-      <w:r>
-        <w:rPr>
-          <w:b/>
-          <w:i w:val="0"/>
-        </w:rPr>
-        <w:t>Full control and portability</w:t>
-      </w:r>
-      <w:r>
-        <w:t xml:space="preserve"> — first-party code is debuggable, testable, and portable off the chosen host</w:t>
-      </w:r>
-    </w:p>
-    <w:p>
-      <w:pPr>
-        <w:pStyle w:val="ListParagraph"/>
-      </w:pPr>
-      <w:r>
-        <w:t xml:space="preserve">• </w:t>
-      </w:r>
-      <w:r>
-        <w:rPr>
-          <w:b/>
-          <w:i w:val="0"/>
-        </w:rPr>
-        <w:t>Precise tenant isolation</w:t>
-      </w:r>
-      <w:r>
-        <w:t xml:space="preserve"> — PostgreSQL row-level security gives exact country/service-line control</w:t>
-      </w:r>
-    </w:p>
-    <w:p>
-      <w:pPr>
-        <w:pStyle w:val="ListParagraph"/>
-      </w:pPr>
-      <w:r>
-        <w:t xml:space="preserve">• </w:t>
-      </w:r>
-      <w:r>
-        <w:rPr>
-          <w:b/>
-          <w:i w:val="0"/>
-        </w:rPr>
-        <w:t>No platform limits</w:t>
-      </w:r>
-      <w:r>
-        <w:t xml:space="preserve"> — schema, security model, and change capture are entirely under our control</w:t>
-      </w:r>
-    </w:p>
-    <w:p>
-      <w:r>
-        <w:rPr>
-          <w:b/>
-          <w:i w:val="0"/>
-        </w:rPr>
-        <w:t>Minuses:</w:t>
-      </w:r>
-    </w:p>
-    <w:p>
-      <w:pPr>
-        <w:pStyle w:val="ListParagraph"/>
-      </w:pPr>
-      <w:r>
-        <w:t xml:space="preserve">• </w:t>
-      </w:r>
-      <w:r>
-        <w:rPr>
-          <w:b/>
-          <w:i w:val="0"/>
-        </w:rPr>
-        <w:t>Longer build</w:t>
-      </w:r>
-      <w:r>
-        <w:t xml:space="preserve"> — real development effort, not low-code configuration</w:t>
-      </w:r>
-    </w:p>
-    <w:p>
-      <w:pPr>
-        <w:pStyle w:val="ListParagraph"/>
-      </w:pPr>
-      <w:r>
-        <w:t xml:space="preserve">• </w:t>
-      </w:r>
-      <w:r>
-        <w:rPr>
-          <w:b/>
-          <w:i w:val="0"/>
-        </w:rPr>
-        <w:t>Rebuild the freebies</w:t>
-      </w:r>
-      <w:r>
-        <w:t xml:space="preserve"> — Outlook/SharePoint/Teams integration and audit trail must be built rather than switched on</w:t>
-      </w:r>
-    </w:p>
-    <w:p>
-      <w:pPr>
-        <w:pStyle w:val="ListParagraph"/>
-      </w:pPr>
-      <w:r>
-        <w:t xml:space="preserve">• </w:t>
-      </w:r>
-      <w:r>
-        <w:rPr>
-          <w:b/>
-          <w:i w:val="0"/>
-        </w:rPr>
-        <w:t>Operate the infrastructure</w:t>
-      </w:r>
-      <w:r>
-        <w:t xml:space="preserve"> — provision, secure, and run servers/storage rather than leasing a platform</w:t>
-      </w:r>
-    </w:p>
-    <w:p>
-      <w:pPr>
-        <w:pStyle w:val="ListParagraph"/>
-      </w:pPr>
-      <w:r>
-        <w:t xml:space="preserve">• </w:t>
-      </w:r>
-      <w:r>
-        <w:rPr>
-          <w:b/>
-          <w:i w:val="0"/>
-        </w:rPr>
-        <w:t>Selling the build</w:t>
-      </w:r>
-      <w:r>
-        <w:t xml:space="preserve"> — the effort is a capital project to justify, not a per-seat subscription to buy</w:t>
-      </w:r>
-    </w:p>
-    <w:p>
-      <w:pPr>
-        <w:pStyle w:val="Heading2"/>
-      </w:pPr>
-      <w:r>
-        <w:t>The key tension</w:t>
-      </w:r>
-    </w:p>
-    <w:p>
-      <w:pPr>
-        <w:pStyle w:val="ListParagraph"/>
-      </w:pPr>
-      <w:r>
-        <w:t xml:space="preserve">• </w:t>
-      </w:r>
-      <w:r>
-        <w:t>Platform licensing cost vs. build and operating effort.</w:t>
-      </w:r>
-    </w:p>
-    <w:p>
-      <w:pPr>
-        <w:pStyle w:val="ListParagraph"/>
-      </w:pPr>
-      <w:r>
-        <w:t xml:space="preserve">• </w:t>
-      </w:r>
-      <w:r>
-        <w:t>Velocity of low-code change vs. the discipline of a first-party codebase.</w:t>
-      </w:r>
-    </w:p>
-    <w:p>
-      <w:pPr>
-        <w:pStyle w:val="ListParagraph"/>
-      </w:pPr>
-      <w:r>
-        <w:t xml:space="preserve">• </w:t>
-      </w:r>
-      <w:r>
-        <w:t>Buying a managed capability vs. owning the full stack.</w:t>
-      </w:r>
-    </w:p>
-    <w:p>
-      <w:pPr>
-        <w:pStyle w:val="ListParagraph"/>
-      </w:pPr>
-      <w:r>
-        <w:t xml:space="preserve">• </w:t>
-      </w:r>
-      <w:r>
-        <w:t>Option B sits between the two: it avoids Dataverse data licensing but requires running two platforms and working around feature limits.</w:t>
-      </w:r>
-    </w:p>
-    <w:p>
-      <w:r>
-        <w:t xml:space="preserve">The eight-entity fit gap that argues for a </w:t>
-      </w:r>
-      <w:r>
-        <w:rPr>
-          <w:b w:val="0"/>
-          <w:i/>
-        </w:rPr>
-        <w:t>custom</w:t>
-      </w:r>
-      <w:r>
-        <w:t xml:space="preserve"> model applies to all three options — the real question is whether that custom model is built </w:t>
-      </w:r>
-      <w:r>
-        <w:rPr>
-          <w:b/>
-          <w:i w:val="0"/>
-        </w:rPr>
-        <w:t>on</w:t>
-      </w:r>
-      <w:r>
-        <w:t xml:space="preserve"> Dataverse (A), on a </w:t>
-      </w:r>
-      <w:r>
-        <w:rPr>
-          <w:b/>
-          <w:i w:val="0"/>
-        </w:rPr>
-        <w:t>relational database behind Power Apps</w:t>
-      </w:r>
-      <w:r>
-        <w:t xml:space="preserve"> (B), or as </w:t>
-      </w:r>
-      <w:r>
-        <w:rPr>
-          <w:b/>
-          <w:i w:val="0"/>
-        </w:rPr>
-        <w:t>our own code</w:t>
-      </w:r>
-      <w:r>
-        <w:t xml:space="preserve"> (C).</w:t>
-      </w:r>
-    </w:p>
-    <w:p>
-      <w:pPr>
-        <w:pStyle w:val="Heading2"/>
-      </w:pPr>
-      <w:r>
-        <w:t>Commercial / integration angle</w:t>
-      </w:r>
-    </w:p>
-    <w:p>
-      <w:r>
-        <w:t>Integration to the Golden Source also varies by option, and three patterns exist for getting entity data there (compared in architecture patterns comparison):</w:t>
-      </w:r>
-    </w:p>
-    <w:p>
-      <w:pPr>
-        <w:pStyle w:val="ListParagraph"/>
-      </w:pPr>
-      <w:r>
-        <w:t xml:space="preserve">• </w:t>
-      </w:r>
-      <w:r>
-        <w:rPr>
-          <w:b/>
-          <w:i w:val="0"/>
-        </w:rPr>
-        <w:t>Direct batch export</w:t>
-      </w:r>
-      <w:r>
-        <w:t xml:space="preserve"> — simplest, near-daily freshness</w:t>
-      </w:r>
-    </w:p>
-    <w:p>
-      <w:pPr>
-        <w:pStyle w:val="ListParagraph"/>
-      </w:pPr>
-      <w:r>
-        <w:t xml:space="preserve">• </w:t>
-      </w:r>
-      <w:r>
-        <w:rPr>
-          <w:b/>
-          <w:i w:val="0"/>
-        </w:rPr>
-        <w:t>Dynamics + ECS message bus</w:t>
-      </w:r>
-      <w:r>
-        <w:t xml:space="preserve"> — near-real-time, decouples consumers</w:t>
-      </w:r>
-    </w:p>
-    <w:p>
-      <w:pPr>
-        <w:pStyle w:val="ListParagraph"/>
-      </w:pPr>
-      <w:r>
-        <w:t xml:space="preserve">• </w:t>
-      </w:r>
-      <w:r>
-        <w:rPr>
-          <w:b/>
-          <w:i w:val="0"/>
-        </w:rPr>
-        <w:t>C# + ECS message bus</w:t>
-      </w:r>
-      <w:r>
-        <w:t xml:space="preserve"> — the native fit for Option C; Outbox Pattern guarantees delivery</w:t>
-      </w:r>
-    </w:p>
-    <w:p>
-      <w:r>
-        <w:t>Option C does not eliminate the need for the enterprise ECS bus — it changes who publishes to it (a background worker instead of a platform plugin). This is a shared dependency either way and should be confirmed early (see the open questions).</w:t>
-      </w:r>
-    </w:p>
-    <w:p>
-      <w:pPr>
-        <w:pStyle w:val="Heading2"/>
-      </w:pPr>
-      <w:r>
-        <w:t>Comparison table</w:t>
-      </w:r>
-    </w:p>
-    <w:tbl>
-      <w:tblPr>
-        <w:tblW w:type="auto" w:w="0"/>
-        <w:jc w:val="center"/>
-        <w:tblLook w:firstColumn="1" w:firstRow="1" w:lastColumn="0" w:lastRow="0" w:noHBand="0" w:noVBand="1" w:val="04A0"/>
-      </w:tblPr>
-      <w:tblGrid>
-        <w:gridCol w:w="2256"/>
-        <w:gridCol w:w="2256"/>
-        <w:gridCol w:w="2256"/>
-        <w:gridCol w:w="2256"/>
-      </w:tblGrid>
-      <w:tr>
-        <w:tc>
-          <w:tcPr>
-            <w:tcW w:type="dxa" w:w="2256"/>
-          </w:tcPr>
-          <w:p>
-            <w:r>
-              <w:rPr>
-                <w:b/>
-              </w:rPr>
-              <w:t>Dimension</w:t>
-            </w:r>
-          </w:p>
-        </w:tc>
-        <w:tc>
-          <w:tcPr>
-            <w:tcW w:type="dxa" w:w="2256"/>
-          </w:tcPr>
-          <w:p>
-            <w:r>
-              <w:rPr>
-                <w:b/>
-              </w:rPr>
-              <w:t>Option A — Power Platform</w:t>
-            </w:r>
-          </w:p>
-        </w:tc>
-        <w:tc>
-          <w:tcPr>
-            <w:tcW w:type="dxa" w:w="2256"/>
-          </w:tcPr>
-          <w:p>
-            <w:r>
-              <w:rPr>
-                <w:b/>
-              </w:rPr>
-              <w:t>Option B — Power Platform + SQL</w:t>
-            </w:r>
-          </w:p>
-        </w:tc>
-        <w:tc>
-          <w:tcPr>
-            <w:tcW w:type="dxa" w:w="2256"/>
-          </w:tcPr>
-          <w:p>
-            <w:r>
-              <w:rPr>
-                <w:b/>
-              </w:rPr>
-              <w:t>Option C — C# / PostgreSQL</w:t>
-            </w:r>
-          </w:p>
-        </w:tc>
-      </w:tr>
-      <w:tr>
-        <w:tc>
-          <w:tcPr>
-            <w:tcW w:type="dxa" w:w="2256"/>
-          </w:tcPr>
-          <w:p>
-            <w:r>
-              <w:t>Core outcome</w:t>
-            </w:r>
-          </w:p>
-        </w:tc>
-        <w:tc>
-          <w:tcPr>
-            <w:tcW w:type="dxa" w:w="2256"/>
-          </w:tcPr>
-          <w:p>
-            <w:r>
-              <w:t>Same</w:t>
-            </w:r>
-          </w:p>
-        </w:tc>
-        <w:tc>
-          <w:tcPr>
-            <w:tcW w:type="dxa" w:w="2256"/>
-          </w:tcPr>
-          <w:p>
-            <w:r>
-              <w:t>Same</w:t>
-            </w:r>
-          </w:p>
-        </w:tc>
-        <w:tc>
-          <w:tcPr>
-            <w:tcW w:type="dxa" w:w="2256"/>
-          </w:tcPr>
-          <w:p>
-            <w:r>
-              <w:t>Same</w:t>
-            </w:r>
-          </w:p>
-        </w:tc>
-      </w:tr>
-      <w:tr>
-        <w:tc>
-          <w:tcPr>
-            <w:tcW w:type="dxa" w:w="2256"/>
-          </w:tcPr>
-          <w:p>
-            <w:r>
-              <w:t>Time to first value</w:t>
-            </w:r>
-          </w:p>
-        </w:tc>
-        <w:tc>
-          <w:tcPr>
-            <w:tcW w:type="dxa" w:w="2256"/>
-          </w:tcPr>
-          <w:p>
-            <w:r>
-              <w:t>Fastest</w:t>
-            </w:r>
-          </w:p>
-        </w:tc>
-        <w:tc>
-          <w:tcPr>
-            <w:tcW w:type="dxa" w:w="2256"/>
-          </w:tcPr>
-          <w:p>
-            <w:r>
-              <w:t>Medium</w:t>
-            </w:r>
-          </w:p>
-        </w:tc>
-        <w:tc>
-          <w:tcPr>
-            <w:tcW w:type="dxa" w:w="2256"/>
-          </w:tcPr>
-          <w:p>
-            <w:r>
-              <w:t>Slowest</w:t>
-            </w:r>
-          </w:p>
-        </w:tc>
-      </w:tr>
-      <w:tr>
-        <w:tc>
-          <w:tcPr>
-            <w:tcW w:type="dxa" w:w="2256"/>
-          </w:tcPr>
-          <w:p>
-            <w:r>
-              <w:t>Recurring cost</w:t>
-            </w:r>
-          </w:p>
-        </w:tc>
-        <w:tc>
-          <w:tcPr>
-            <w:tcW w:type="dxa" w:w="2256"/>
-          </w:tcPr>
-          <w:p>
-            <w:r>
-              <w:t>Per-user / per-app licenses + Dataverse</w:t>
-            </w:r>
-          </w:p>
-        </w:tc>
-        <w:tc>
-          <w:tcPr>
-            <w:tcW w:type="dxa" w:w="2256"/>
-          </w:tcPr>
-          <w:p>
-            <w:r>
-              <w:t>Power Apps per-user + database hosting</w:t>
-            </w:r>
-          </w:p>
-        </w:tc>
-        <w:tc>
-          <w:tcPr>
-            <w:tcW w:type="dxa" w:w="2256"/>
-          </w:tcPr>
-          <w:p>
-            <w:r>
-              <w:t>Infrastructure only</w:t>
-            </w:r>
-          </w:p>
-        </w:tc>
-      </w:tr>
-      <w:tr>
-        <w:tc>
-          <w:tcPr>
-            <w:tcW w:type="dxa" w:w="2256"/>
-          </w:tcPr>
-          <w:p>
-            <w:r>
-              <w:t>Upfront effort</w:t>
-            </w:r>
-          </w:p>
-        </w:tc>
-        <w:tc>
-          <w:tcPr>
-            <w:tcW w:type="dxa" w:w="2256"/>
-          </w:tcPr>
-          <w:p>
-            <w:r>
-              <w:t>Low-code config</w:t>
-            </w:r>
-          </w:p>
-        </w:tc>
-        <w:tc>
-          <w:tcPr>
-            <w:tcW w:type="dxa" w:w="2256"/>
-          </w:tcPr>
-          <w:p>
-            <w:r>
-              <w:t>UI config + DB schema &amp; integration</w:t>
-            </w:r>
-          </w:p>
-        </w:tc>
-        <w:tc>
-          <w:tcPr>
-            <w:tcW w:type="dxa" w:w="2256"/>
-          </w:tcPr>
-          <w:p>
-            <w:r>
-              <w:t>Full engineering</w:t>
-            </w:r>
-          </w:p>
-        </w:tc>
-      </w:tr>
-      <w:tr>
-        <w:tc>
-          <w:tcPr>
-            <w:tcW w:type="dxa" w:w="2256"/>
-          </w:tcPr>
-          <w:p>
-            <w:r>
-              <w:t>Skill availability</w:t>
-            </w:r>
-          </w:p>
-        </w:tc>
-        <w:tc>
-          <w:tcPr>
-            <w:tcW w:type="dxa" w:w="2256"/>
-          </w:tcPr>
-          <w:p>
-            <w:r>
-              <w:t>New Microsoft skills</w:t>
-            </w:r>
-          </w:p>
-        </w:tc>
-        <w:tc>
-          <w:tcPr>
-            <w:tcW w:type="dxa" w:w="2256"/>
-          </w:tcPr>
-          <w:p>
-            <w:r>
-              <w:t>Mixed: Power Platform + existing DBA</w:t>
-            </w:r>
-          </w:p>
-        </w:tc>
-        <w:tc>
-          <w:tcPr>
-            <w:tcW w:type="dxa" w:w="2256"/>
-          </w:tcPr>
-          <w:p>
-            <w:r>
-              <w:t>Existing in-house team</w:t>
-            </w:r>
-          </w:p>
-        </w:tc>
-      </w:tr>
-      <w:tr>
-        <w:tc>
-          <w:tcPr>
-            <w:tcW w:type="dxa" w:w="2256"/>
-          </w:tcPr>
-          <w:p>
-            <w:r>
-              <w:t>Vendor lock-in</w:t>
-            </w:r>
-          </w:p>
-        </w:tc>
-        <w:tc>
-          <w:tcPr>
-            <w:tcW w:type="dxa" w:w="2256"/>
-          </w:tcPr>
-          <w:p>
-            <w:r>
-              <w:t>High</w:t>
-            </w:r>
-          </w:p>
-        </w:tc>
-        <w:tc>
-          <w:tcPr>
-            <w:tcW w:type="dxa" w:w="2256"/>
-          </w:tcPr>
-          <w:p>
-            <w:r>
-              <w:t>Medium</w:t>
-            </w:r>
-          </w:p>
-        </w:tc>
-        <w:tc>
-          <w:tcPr>
-            <w:tcW w:type="dxa" w:w="2256"/>
-          </w:tcPr>
-          <w:p>
-            <w:r>
-              <w:t>Low</w:t>
-            </w:r>
-          </w:p>
-        </w:tc>
-      </w:tr>
-      <w:tr>
-        <w:tc>
-          <w:tcPr>
-            <w:tcW w:type="dxa" w:w="2256"/>
-          </w:tcPr>
-          <w:p>
-            <w:r>
-              <w:t>Data residency</w:t>
-            </w:r>
-          </w:p>
-        </w:tc>
-        <w:tc>
-          <w:tcPr>
-            <w:tcW w:type="dxa" w:w="2256"/>
-          </w:tcPr>
-          <w:p>
-            <w:r>
-              <w:t>EU (platform-allocated)</w:t>
-            </w:r>
-          </w:p>
-        </w:tc>
-        <w:tc>
-          <w:tcPr>
-            <w:tcW w:type="dxa" w:w="2256"/>
-          </w:tcPr>
-          <w:p>
-            <w:r>
-              <w:t>EU (self-controlled DB, platform layer MS)</w:t>
-            </w:r>
-          </w:p>
-        </w:tc>
-        <w:tc>
-          <w:tcPr>
-            <w:tcW w:type="dxa" w:w="2256"/>
-          </w:tcPr>
-          <w:p>
-            <w:r>
-              <w:t>EU (self-controlled)</w:t>
-            </w:r>
-          </w:p>
-        </w:tc>
-      </w:tr>
-      <w:tr>
-        <w:tc>
-          <w:tcPr>
-            <w:tcW w:type="dxa" w:w="2256"/>
-          </w:tcPr>
-          <w:p>
-            <w:r>
-              <w:t>Control &amp; debuggability</w:t>
-            </w:r>
-          </w:p>
-        </w:tc>
-        <w:tc>
-          <w:tcPr>
-            <w:tcW w:type="dxa" w:w="2256"/>
-          </w:tcPr>
-          <w:p>
-            <w:r>
-              <w:t>Platform-limited</w:t>
-            </w:r>
-          </w:p>
-        </w:tc>
-        <w:tc>
-          <w:tcPr>
-            <w:tcW w:type="dxa" w:w="2256"/>
-          </w:tcPr>
-          <w:p>
-            <w:r>
-              <w:t>Partial — DB full, UI platform-limited</w:t>
-            </w:r>
-          </w:p>
-        </w:tc>
-        <w:tc>
-          <w:tcPr>
-            <w:tcW w:type="dxa" w:w="2256"/>
-          </w:tcPr>
-          <w:p>
-            <w:r>
-              <w:t>Full</w:t>
-            </w:r>
-          </w:p>
-        </w:tc>
-      </w:tr>
-      <w:tr>
-        <w:tc>
-          <w:tcPr>
-            <w:tcW w:type="dxa" w:w="2256"/>
-          </w:tcPr>
-          <w:p>
-            <w:r>
-              <w:t>Native Microsoft integrations</w:t>
-            </w:r>
-          </w:p>
-        </w:tc>
-        <w:tc>
-          <w:tcPr>
-            <w:tcW w:type="dxa" w:w="2256"/>
-          </w:tcPr>
-          <w:p>
-            <w:r>
-              <w:t>Out of the box</w:t>
-            </w:r>
-          </w:p>
-        </w:tc>
-        <w:tc>
-          <w:tcPr>
-            <w:tcW w:type="dxa" w:w="2256"/>
-          </w:tcPr>
-          <w:p>
-            <w:r>
-              <w:t>Partial — some require workarounds</w:t>
-            </w:r>
-          </w:p>
-        </w:tc>
-        <w:tc>
-          <w:tcPr>
-            <w:tcW w:type="dxa" w:w="2256"/>
-          </w:tcPr>
-          <w:p>
-            <w:r>
-              <w:t>Rebuilt</w:t>
-            </w:r>
-          </w:p>
-        </w:tc>
-      </w:tr>
-      <w:tr>
-        <w:tc>
-          <w:tcPr>
-            <w:tcW w:type="dxa" w:w="2256"/>
-          </w:tcPr>
-          <w:p>
-            <w:r>
-              <w:t>Operating model</w:t>
-            </w:r>
-          </w:p>
-        </w:tc>
-        <w:tc>
-          <w:tcPr>
-            <w:tcW w:type="dxa" w:w="2256"/>
-          </w:tcPr>
-          <w:p>
-            <w:r>
-              <w:t>Lease the platform</w:t>
-            </w:r>
-          </w:p>
-        </w:tc>
-        <w:tc>
-          <w:tcPr>
-            <w:tcW w:type="dxa" w:w="2256"/>
-          </w:tcPr>
-          <w:p>
-            <w:r>
-              <w:t>Lease UI, own data layer</w:t>
-            </w:r>
-          </w:p>
-        </w:tc>
-        <w:tc>
-          <w:tcPr>
-            <w:tcW w:type="dxa" w:w="2256"/>
-          </w:tcPr>
-          <w:p>
-            <w:r>
-              <w:t>Own the stack</w:t>
-            </w:r>
-          </w:p>
-        </w:tc>
-      </w:tr>
-    </w:tbl>
-    <w:p>
-      <w:pPr>
-        <w:pStyle w:val="Heading2"/>
-      </w:pPr>
-      <w:r>
-        <w:t>Decision framing</w:t>
-      </w:r>
-    </w:p>
-    <w:p>
-      <w:r>
-        <w:t xml:space="preserve">This is a </w:t>
-      </w:r>
-      <w:r>
-        <w:rPr>
-          <w:b/>
-          <w:i w:val="0"/>
-        </w:rPr>
-        <w:t>business operating-model decision</w:t>
-      </w:r>
-      <w:r>
-        <w:t>, not purely technical. It comes down to:</w:t>
-      </w:r>
-    </w:p>
-    <w:p>
-      <w:pPr>
-        <w:pStyle w:val="ListParagraph"/>
-      </w:pPr>
-      <w:r>
-        <w:t xml:space="preserve">• </w:t>
-      </w:r>
-      <w:r>
-        <w:rPr>
-          <w:b/>
-          <w:i w:val="0"/>
-        </w:rPr>
-        <w:t>Buy a managed platform</w:t>
-      </w:r>
-      <w:r>
-        <w:t xml:space="preserve"> (Option A) for speed and lower current spend on people, accepting licence cost and lock-in.</w:t>
-      </w:r>
-    </w:p>
-    <w:p>
-      <w:pPr>
-        <w:pStyle w:val="ListParagraph"/>
-      </w:pPr>
-      <w:r>
-        <w:t xml:space="preserve">• </w:t>
-      </w:r>
-      <w:r>
-        <w:rPr>
-          <w:b/>
-          <w:i w:val="0"/>
-        </w:rPr>
-        <w:t>Take the middle path</w:t>
-      </w:r>
-      <w:r>
-        <w:t xml:space="preserve"> (Option B) — keeping the Power Apps UI but moving data to a relational database the firm controls, accepting hybrid complexity and feature gaps in exchange for lower platform cost and data portability.</w:t>
-      </w:r>
-    </w:p>
-    <w:p>
-      <w:pPr>
-        <w:pStyle w:val="ListParagraph"/>
-      </w:pPr>
-      <w:r>
-        <w:t xml:space="preserve">• </w:t>
-      </w:r>
-      <w:r>
-        <w:rPr>
-          <w:b/>
-          <w:i w:val="0"/>
-        </w:rPr>
-        <w:t>Invest engineering effort</w:t>
-      </w:r>
-      <w:r>
-        <w:t xml:space="preserve"> (Option C) to reuse existing capability, eliminate per-seat licensing, and keep full control.</w:t>
-      </w:r>
-    </w:p>
-    <w:p>
-      <w:r>
-        <w:t>The decision should be made at TDA review weighing these pluses and minuses against the programme's cost envelope, delivery timeline, and appetite for long-term platform commitment.</w:t>
-      </w:r>
-    </w:p>
-    <w:p>
-      <w:pPr>
-        <w:pStyle w:val="Heading2"/>
-      </w:pPr>
-      <w:r>
-        <w:t>Related</w:t>
-      </w:r>
-    </w:p>
-    <w:p>
-      <w:pPr>
-        <w:pStyle w:val="ListParagraph"/>
-      </w:pPr>
-      <w:r>
-        <w:t xml:space="preserve">• </w:t>
-      </w:r>
-      <w:r>
-        <w:t>solution overview — Parent document; current (Dataverse) design</w:t>
-      </w:r>
-    </w:p>
-    <w:p>
-      <w:pPr>
-        <w:pStyle w:val="ListParagraph"/>
-      </w:pPr>
-      <w:r>
-        <w:t xml:space="preserve">• </w:t>
-      </w:r>
-      <w:r>
-        <w:t>alternative architecture traditional csharp — Full Option C design with cost/operability detail</w:t>
-      </w:r>
-    </w:p>
-    <w:p>
-      <w:pPr>
-        <w:pStyle w:val="ListParagraph"/>
-      </w:pPr>
-      <w:r>
-        <w:t xml:space="preserve">• </w:t>
-      </w:r>
-      <w:r>
-        <w:t>power apps rationale — The platform decision Option A is based on</w:t>
-      </w:r>
-    </w:p>
-    <w:p>
-      <w:pPr>
-        <w:pStyle w:val="ListParagraph"/>
-      </w:pPr>
-      <w:r>
-        <w:t xml:space="preserve">• </w:t>
-      </w:r>
-      <w:r>
-        <w:t>business capabilities — The capability model all three options must satisfy</w:t>
-      </w:r>
-    </w:p>
-    <w:p>
-      <w:pPr>
-        <w:pStyle w:val="ListParagraph"/>
-      </w:pPr>
-      <w:r>
-        <w:t xml:space="preserve">• </w:t>
-      </w:r>
-      <w:r>
-        <w:t>architecture patterns comparison — Integration to Golden Source, shared by all options</w:t>
-      </w:r>
-    </w:p>
-    <w:p>
-      <w:pPr>
-        <w:pStyle w:val="Heading2"/>
-      </w:pPr>
-      <w:r>
-        <w:t>Architecture Patterns — Integration to Golden Source</w:t>
-      </w:r>
-    </w:p>
-    <w:p>
-      <w:r>
-        <w:t>Three integration patterns for populating a Golden Source database from a CRM system. Each shows a different mechanism for getting entity data from the system of engagement into the authoritative master data store consumed by BI, Finance, and downstream systems.</w:t>
-      </w:r>
-    </w:p>
-    <w:p>
-      <w:pPr>
-        <w:pStyle w:val="Heading2"/>
-      </w:pPr>
-      <w:r>
-        <w:t>Pattern 1 — Dynamics 365 Direct Export</w:t>
-      </w:r>
-    </w:p>
-    <w:p>
-      <w:r>
-        <w:t>The simplest pattern. Dynamics 365 / Dataverse is the primary CRM system. Entity data is exported on a scheduled basis (or manually) to the Golden Source database.</w:t>
-      </w:r>
-    </w:p>
-    <w:p>
-      <w:pPr>
-        <w:pStyle w:val="ListParagraph"/>
-      </w:pPr>
-      <w:r>
-        <w:t xml:space="preserve">• </w:t>
-      </w:r>
-      <w:r>
-        <w:t>Export runs as a batch job — full or incremental sync</w:t>
-      </w:r>
-    </w:p>
-    <w:p>
-      <w:pPr>
-        <w:pStyle w:val="ListParagraph"/>
-      </w:pPr>
-      <w:r>
-        <w:t xml:space="preserve">• </w:t>
-      </w:r>
-      <w:r>
-        <w:t>Mapping and transform layer handles schema differences between Dataverse and the target store</w:t>
-      </w:r>
-    </w:p>
-    <w:p>
-      <w:pPr>
-        <w:pStyle w:val="ListParagraph"/>
-      </w:pPr>
-      <w:r>
-        <w:t xml:space="preserve">• </w:t>
-      </w:r>
-      <w:r>
-        <w:t>No real-time sync — data freshness depends on export frequency</w:t>
-      </w:r>
-    </w:p>
-    <w:p>
-      <w:pPr>
-        <w:pStyle w:val="ListParagraph"/>
-      </w:pPr>
-      <w:r>
-        <w:t xml:space="preserve">• </w:t>
-      </w:r>
-      <w:r>
-        <w:t>Suitable when downstream consumers can tolerate near-daily staleness</w:t>
-      </w:r>
-    </w:p>
-    <w:p>
-      <w:pPr>
-        <w:pStyle w:val="Heading2"/>
-      </w:pPr>
-      <w:r>
-        <w:t>Pattern 2 — Dynamics 365 + ECS Message Bus</w:t>
-      </w:r>
-    </w:p>
-    <w:p>
-      <w:r>
-        <w:t>Dynamics 365 remains the system of engagement, but entity changes are captured in near-real-time via the ECS (Enterprise Connectivity Services) message bus.</w:t>
-      </w:r>
-    </w:p>
-    <w:p>
-      <w:pPr>
-        <w:pStyle w:val="ListParagraph"/>
-      </w:pPr>
-      <w:r>
-        <w:t xml:space="preserve">• </w:t>
-      </w:r>
-      <w:r>
-        <w:t>Dataverse change tracking or a Power Automate flow captures entity mutations</w:t>
-      </w:r>
-    </w:p>
-    <w:p>
-      <w:pPr>
-        <w:pStyle w:val="ListParagraph"/>
-      </w:pPr>
-      <w:r>
-        <w:t xml:space="preserve">• </w:t>
-      </w:r>
-      <w:r>
-        <w:t>Changes are published as events to an ECS topic</w:t>
-      </w:r>
-    </w:p>
-    <w:p>
-      <w:pPr>
-        <w:pStyle w:val="ListParagraph"/>
-      </w:pPr>
-      <w:r>
-        <w:t xml:space="preserve">• </w:t>
-      </w:r>
-      <w:r>
-        <w:t>A consumer worker service subscribes, transforms, and upserts into the Golden Source</w:t>
-      </w:r>
-    </w:p>
-    <w:p>
-      <w:pPr>
-        <w:pStyle w:val="ListParagraph"/>
-      </w:pPr>
-      <w:r>
-        <w:t xml:space="preserve">• </w:t>
-      </w:r>
-      <w:r>
-        <w:t>Decouples the CRM from downstream consumers — multiple systems can subscribe to the same change stream</w:t>
-      </w:r>
-    </w:p>
-    <w:p>
-      <w:pPr>
-        <w:pStyle w:val="ListParagraph"/>
-      </w:pPr>
-      <w:r>
-        <w:t xml:space="preserve">• </w:t>
-      </w:r>
-      <w:r>
-        <w:t>Near-real-time freshness; failed messages route to a dead-letter queue for retry</w:t>
-      </w:r>
-    </w:p>
-    <w:p>
-      <w:pPr>
-        <w:pStyle w:val="Heading2"/>
-      </w:pPr>
-      <w:r>
-        <w:t>Pattern 3 — C# / ASP.NET Core + ECS Message Bus</w:t>
-      </w:r>
-    </w:p>
-    <w:p>
-      <w:r>
-        <w:t>No Dynamics or Dataverse dependency. A custom ASP.NET Core application writes directly to PostgreSQL as the primary data store, and publishes entity changes to the ECS bus via the Outbox Pattern.</w:t>
-      </w:r>
-    </w:p>
-    <w:p>
-      <w:pPr>
-        <w:pStyle w:val="ListParagraph"/>
-      </w:pPr>
-      <w:r>
-        <w:t xml:space="preserve">• </w:t>
-      </w:r>
-      <w:r>
-        <w:t>Application commits write the domain event and outbox record in the same database transaction</w:t>
-      </w:r>
-    </w:p>
-    <w:p>
-      <w:pPr>
-        <w:pStyle w:val="ListParagraph"/>
-      </w:pPr>
-      <w:r>
-        <w:t xml:space="preserve">• </w:t>
-      </w:r>
-      <w:r>
-        <w:t>A background dispatcher publishes outbox events to ECS — guarantees exactly-once delivery</w:t>
-      </w:r>
-    </w:p>
-    <w:p>
-      <w:pPr>
-        <w:pStyle w:val="ListParagraph"/>
-      </w:pPr>
-      <w:r>
-        <w:t xml:space="preserve">• </w:t>
-      </w:r>
-      <w:r>
-        <w:t>External consumers (Finance bridge, BI feeds, other lines of business) subscribe to the ECS topic</w:t>
-      </w:r>
-    </w:p>
-    <w:p>
-      <w:pPr>
-        <w:pStyle w:val="ListParagraph"/>
-      </w:pPr>
-      <w:r>
-        <w:t xml:space="preserve">• </w:t>
-      </w:r>
-      <w:r>
-        <w:t>Golden Source database is the application's own PostgreSQL — no separate copy/sync step</w:t>
-      </w:r>
-    </w:p>
-    <w:p>
-      <w:pPr>
-        <w:pStyle w:val="ListParagraph"/>
-      </w:pPr>
-      <w:r>
-        <w:t xml:space="preserve">• </w:t>
-      </w:r>
-      <w:r>
-        <w:t>Full control over schema, security model, and change capture without platform constraints</w:t>
-      </w:r>
-    </w:p>
-    <w:p>
-      <w:pPr>
-        <w:pStyle w:val="Heading2"/>
-      </w:pPr>
-      <w:r>
-        <w:t>Comparison</w:t>
-      </w:r>
-    </w:p>
-    <w:tbl>
-      <w:tblPr>
-        <w:tblW w:type="auto" w:w="0"/>
-        <w:jc w:val="center"/>
-        <w:tblLook w:firstColumn="1" w:firstRow="1" w:lastColumn="0" w:lastRow="0" w:noHBand="0" w:noVBand="1" w:val="04A0"/>
-      </w:tblPr>
-      <w:tblGrid>
-        <w:gridCol w:w="2256"/>
-        <w:gridCol w:w="2256"/>
-        <w:gridCol w:w="2256"/>
-        <w:gridCol w:w="2256"/>
-      </w:tblGrid>
-      <w:tr>
-        <w:tc>
-          <w:tcPr>
-            <w:tcW w:type="dxa" w:w="2256"/>
-          </w:tcPr>
-          <w:p>
-            <w:r>
-              <w:rPr>
-                <w:b/>
-              </w:rPr>
               <w:t>Aspect</w:t>
             </w:r>
           </w:p>
@@ -65459,6 +66694,25 @@
       </w:r>
       <w:r>
         <w:t xml:space="preserve"> — Option C: Traditional C# / PostgreSQL (alternative)</w:t>
+      </w:r>
+    </w:p>
+    <w:p>
+      <w:pPr>
+        <w:pStyle w:val="ListParagraph"/>
+      </w:pPr>
+      <w:r>
+        <w:t xml:space="preserve">• </w:t>
+      </w:r>
+      <w:r>
+        <w:rPr>
+          <w:rFonts w:ascii="Consolas" w:hAnsi="Consolas"/>
+          <w:b w:val="0"/>
+          <w:i w:val="0"/>
+        </w:rPr>
+        <w:t>wiki/dynamics-365-sales/</w:t>
+      </w:r>
+      <w:r>
+        <w:t xml:space="preserve"> — Option D: Packaged Dynamics 365 Sales (considered, detailed design TBD)</w:t>
       </w:r>
     </w:p>
     <w:p>
@@ -66805,10 +68059,26 @@
     </w:tbl>
     <w:p>
       <w:pPr>
-        <w:pStyle w:val="Heading2"/>
-      </w:pPr>
-      <w:r>
-        <w:t>Approach &amp; Decision Material</w:t>
+        <w:pStyle w:val="Heading3"/>
+      </w:pPr>
+      <w:r>
+        <w:t>Option D — Dynamics 365 Sales</w:t>
+      </w:r>
+    </w:p>
+    <w:p>
+      <w:r>
+        <w:t xml:space="preserve">Packaged product, tracked in </w:t>
+      </w:r>
+      <w:r>
+        <w:rPr>
+          <w:rFonts w:ascii="Consolas" w:hAnsi="Consolas"/>
+          <w:b w:val="0"/>
+          <w:i w:val="0"/>
+        </w:rPr>
+        <w:t>wiki/dynamics-365-sales/</w:t>
+      </w:r>
+      <w:r>
+        <w:t>.</w:t>
       </w:r>
     </w:p>
     <w:tbl>
@@ -66856,7 +68126,7 @@
           </w:tcPr>
           <w:p>
             <w:r>
-              <w:t>architecture approach executive summary</w:t>
+              <w:t>option d dynamics 365 sales</w:t>
             </w:r>
           </w:p>
         </w:tc>
@@ -66866,51 +68136,7 @@
           </w:tcPr>
           <w:p>
             <w:r>
-              <w:t>Plus/minus of the three architectural approaches without preference</w:t>
-            </w:r>
-          </w:p>
-        </w:tc>
-      </w:tr>
-      <w:tr>
-        <w:tc>
-          <w:tcPr>
-            <w:tcW w:type="dxa" w:w="4513"/>
-          </w:tcPr>
-          <w:p>
-            <w:r>
-              <w:t>architecture patterns comparison</w:t>
-            </w:r>
-          </w:p>
-        </w:tc>
-        <w:tc>
-          <w:tcPr>
-            <w:tcW w:type="dxa" w:w="4513"/>
-          </w:tcPr>
-          <w:p>
-            <w:r>
-              <w:t>Integration patterns to Golden Source</w:t>
-            </w:r>
-          </w:p>
-        </w:tc>
-      </w:tr>
-      <w:tr>
-        <w:tc>
-          <w:tcPr>
-            <w:tcW w:type="dxa" w:w="4513"/>
-          </w:tcPr>
-          <w:p>
-            <w:r>
-              <w:t>solution options</w:t>
-            </w:r>
-          </w:p>
-        </w:tc>
-        <w:tc>
-          <w:tcPr>
-            <w:tcW w:type="dxa" w:w="4513"/>
-          </w:tcPr>
-          <w:p>
-            <w:r>
-              <w:t>Solution options and trade-offs analysis</w:t>
+              <w:t>Option D overview, trade-offs, and open questions (detailed design TBD)</w:t>
             </w:r>
           </w:p>
         </w:tc>
@@ -66921,7 +68147,7 @@
         <w:pStyle w:val="Heading2"/>
       </w:pPr>
       <w:r>
-        <w:t>Compliance &amp; Governance</w:t>
+        <w:t>Approach &amp; Decision Material</w:t>
       </w:r>
     </w:p>
     <w:tbl>
@@ -66969,7 +68195,7 @@
           </w:tcPr>
           <w:p>
             <w:r>
-              <w:t>compliance</w:t>
+              <w:t>architecture approach executive summary</w:t>
             </w:r>
           </w:p>
         </w:tc>
@@ -66979,7 +68205,7 @@
           </w:tcPr>
           <w:p>
             <w:r>
-              <w:t>Regulatory and compliance requirements</w:t>
+              <w:t>Plus/minus of the four architectural approaches without preference</w:t>
             </w:r>
           </w:p>
         </w:tc>
@@ -66991,7 +68217,7 @@
           </w:tcPr>
           <w:p>
             <w:r>
-              <w:t>governance approval</w:t>
+              <w:t>architecture approach executive summary one page</w:t>
             </w:r>
           </w:p>
         </w:tc>
@@ -67001,7 +68227,7 @@
           </w:tcPr>
           <w:p>
             <w:r>
-              <w:t>Approval workflow</w:t>
+              <w:t>One-page A4 summary of the four approaches for decision review</w:t>
             </w:r>
           </w:p>
         </w:tc>
@@ -67013,7 +68239,7 @@
           </w:tcPr>
           <w:p>
             <w:r>
-              <w:t>governance oversight</w:t>
+              <w:t>architecture patterns comparison</w:t>
             </w:r>
           </w:p>
         </w:tc>
@@ -67023,7 +68249,29 @@
           </w:tcPr>
           <w:p>
             <w:r>
-              <w:t>Governance structure (TDA oversight)</w:t>
+              <w:t>Integration patterns to Golden Source</w:t>
+            </w:r>
+          </w:p>
+        </w:tc>
+      </w:tr>
+      <w:tr>
+        <w:tc>
+          <w:tcPr>
+            <w:tcW w:type="dxa" w:w="4513"/>
+          </w:tcPr>
+          <w:p>
+            <w:r>
+              <w:t>solution options</w:t>
+            </w:r>
+          </w:p>
+        </w:tc>
+        <w:tc>
+          <w:tcPr>
+            <w:tcW w:type="dxa" w:w="4513"/>
+          </w:tcPr>
+          <w:p>
+            <w:r>
+              <w:t>Solution options and trade-offs analysis</w:t>
             </w:r>
           </w:p>
         </w:tc>
@@ -67034,7 +68282,7 @@
         <w:pStyle w:val="Heading2"/>
       </w:pPr>
       <w:r>
-        <w:t>Implementation Roadmap</w:t>
+        <w:t>Compliance &amp; Governance</w:t>
       </w:r>
     </w:p>
     <w:tbl>
@@ -67082,7 +68330,7 @@
           </w:tcPr>
           <w:p>
             <w:r>
-              <w:t>roadmap phases</w:t>
+              <w:t>compliance</w:t>
             </w:r>
           </w:p>
         </w:tc>
@@ -67092,7 +68340,7 @@
           </w:tcPr>
           <w:p>
             <w:r>
-              <w:t>Roadmap phases</w:t>
+              <w:t>Regulatory and compliance requirements</w:t>
             </w:r>
           </w:p>
         </w:tc>
@@ -67104,7 +68352,7 @@
           </w:tcPr>
           <w:p>
             <w:r>
-              <w:t>roadmap timelines</w:t>
+              <w:t>governance approval</w:t>
             </w:r>
           </w:p>
         </w:tc>
@@ -67114,7 +68362,7 @@
           </w:tcPr>
           <w:p>
             <w:r>
-              <w:t>Roadmap timelines</w:t>
+              <w:t>Approval workflow</w:t>
             </w:r>
           </w:p>
         </w:tc>
@@ -67126,7 +68374,7 @@
           </w:tcPr>
           <w:p>
             <w:r>
-              <w:t>roadmap dependencies</w:t>
+              <w:t>governance oversight</w:t>
             </w:r>
           </w:p>
         </w:tc>
@@ -67136,7 +68384,7 @@
           </w:tcPr>
           <w:p>
             <w:r>
-              <w:t>Roadmap key dependencies</w:t>
+              <w:t>Governance structure (TDA oversight)</w:t>
             </w:r>
           </w:p>
         </w:tc>
@@ -67147,7 +68395,7 @@
         <w:pStyle w:val="Heading2"/>
       </w:pPr>
       <w:r>
-        <w:t>Cost &amp; Benefits</w:t>
+        <w:t>Implementation Roadmap</w:t>
       </w:r>
     </w:p>
     <w:tbl>
@@ -67195,6 +68443,119 @@
           </w:tcPr>
           <w:p>
             <w:r>
+              <w:t>roadmap phases</w:t>
+            </w:r>
+          </w:p>
+        </w:tc>
+        <w:tc>
+          <w:tcPr>
+            <w:tcW w:type="dxa" w:w="4513"/>
+          </w:tcPr>
+          <w:p>
+            <w:r>
+              <w:t>Roadmap phases</w:t>
+            </w:r>
+          </w:p>
+        </w:tc>
+      </w:tr>
+      <w:tr>
+        <w:tc>
+          <w:tcPr>
+            <w:tcW w:type="dxa" w:w="4513"/>
+          </w:tcPr>
+          <w:p>
+            <w:r>
+              <w:t>roadmap timelines</w:t>
+            </w:r>
+          </w:p>
+        </w:tc>
+        <w:tc>
+          <w:tcPr>
+            <w:tcW w:type="dxa" w:w="4513"/>
+          </w:tcPr>
+          <w:p>
+            <w:r>
+              <w:t>Roadmap timelines</w:t>
+            </w:r>
+          </w:p>
+        </w:tc>
+      </w:tr>
+      <w:tr>
+        <w:tc>
+          <w:tcPr>
+            <w:tcW w:type="dxa" w:w="4513"/>
+          </w:tcPr>
+          <w:p>
+            <w:r>
+              <w:t>roadmap dependencies</w:t>
+            </w:r>
+          </w:p>
+        </w:tc>
+        <w:tc>
+          <w:tcPr>
+            <w:tcW w:type="dxa" w:w="4513"/>
+          </w:tcPr>
+          <w:p>
+            <w:r>
+              <w:t>Roadmap key dependencies</w:t>
+            </w:r>
+          </w:p>
+        </w:tc>
+      </w:tr>
+    </w:tbl>
+    <w:p>
+      <w:pPr>
+        <w:pStyle w:val="Heading2"/>
+      </w:pPr>
+      <w:r>
+        <w:t>Cost &amp; Benefits</w:t>
+      </w:r>
+    </w:p>
+    <w:tbl>
+      <w:tblPr>
+        <w:tblW w:type="auto" w:w="0"/>
+        <w:jc w:val="center"/>
+        <w:tblLook w:firstColumn="1" w:firstRow="1" w:lastColumn="0" w:lastRow="0" w:noHBand="0" w:noVBand="1" w:val="04A0"/>
+      </w:tblPr>
+      <w:tblGrid>
+        <w:gridCol w:w="4513"/>
+        <w:gridCol w:w="4513"/>
+      </w:tblGrid>
+      <w:tr>
+        <w:tc>
+          <w:tcPr>
+            <w:tcW w:type="dxa" w:w="4513"/>
+          </w:tcPr>
+          <w:p>
+            <w:r>
+              <w:rPr>
+                <w:b/>
+              </w:rPr>
+              <w:t>Note</w:t>
+            </w:r>
+          </w:p>
+        </w:tc>
+        <w:tc>
+          <w:tcPr>
+            <w:tcW w:type="dxa" w:w="4513"/>
+          </w:tcPr>
+          <w:p>
+            <w:r>
+              <w:rPr>
+                <w:b/>
+              </w:rPr>
+              <w:t>Purpose</w:t>
+            </w:r>
+          </w:p>
+        </w:tc>
+      </w:tr>
+      <w:tr>
+        <w:tc>
+          <w:tcPr>
+            <w:tcW w:type="dxa" w:w="4513"/>
+          </w:tcPr>
+          <w:p>
+            <w:r>
               <w:t>cost estimates</w:t>
             </w:r>
           </w:p>
@@ -67478,7 +68839,282 @@
         <w:t xml:space="preserve">• </w:t>
       </w:r>
       <w:r>
-        <w:t>architecture approach executive summary — Three-way option comparison (parent decision material)</w:t>
+        <w:t>architecture approach executive summary — Four-way option comparison (parent decision material)</w:t>
+      </w:r>
+    </w:p>
+    <w:p>
+      <w:pPr>
+        <w:pStyle w:val="ListParagraph"/>
+      </w:pPr>
+      <w:r>
+        <w:t xml:space="preserve">• </w:t>
+      </w:r>
+      <w:r>
+        <w:t>solution overview — Parent document; current (Dataverse) design</w:t>
+      </w:r>
+    </w:p>
+    <w:p>
+      <w:pPr>
+        <w:pStyle w:val="Heading2"/>
+      </w:pPr>
+      <w:r>
+        <w:t>Option D — Dynamics 365 Sales</w:t>
+      </w:r>
+    </w:p>
+    <w:p>
+      <w:r>
+        <w:t>The packaged Microsoft sales CRM, run on Dataverse as-is rather than building a custom model. The standard sales lifecycle (Lead → Opportunity → Quote → Order → Invoice) applies directly.</w:t>
+      </w:r>
+    </w:p>
+    <w:p>
+      <w:r>
+        <w:t xml:space="preserve">This option is introduced (at a high level) in the architecture approach executive summary. Detail is currently captured in the fit assessment within power apps rationale; a full design note is </w:t>
+      </w:r>
+      <w:r>
+        <w:rPr>
+          <w:b/>
+          <w:i w:val="0"/>
+        </w:rPr>
+        <w:t>TBD</w:t>
+      </w:r>
+      <w:r>
+        <w:t xml:space="preserve"> if this option is pursued.</w:t>
+      </w:r>
+    </w:p>
+    <w:p>
+      <w:pPr>
+        <w:pStyle w:val="Heading2"/>
+      </w:pPr>
+      <w:r>
+        <w:t>Known Trade-offs (from the executive summary)</w:t>
+      </w:r>
+    </w:p>
+    <w:p>
+      <w:r>
+        <w:rPr>
+          <w:b/>
+          <w:i w:val="0"/>
+        </w:rPr>
+        <w:t>Pluses:</w:t>
+      </w:r>
+    </w:p>
+    <w:p>
+      <w:pPr>
+        <w:pStyle w:val="ListParagraph"/>
+      </w:pPr>
+      <w:r>
+        <w:t xml:space="preserve">• </w:t>
+      </w:r>
+      <w:r>
+        <w:t>Packaged sales process — Lead → Opportunity → Quote → Order → Invoice works out of the box with zero build</w:t>
+      </w:r>
+    </w:p>
+    <w:p>
+      <w:pPr>
+        <w:pStyle w:val="ListParagraph"/>
+      </w:pPr>
+      <w:r>
+        <w:t xml:space="preserve">• </w:t>
+      </w:r>
+      <w:r>
+        <w:t>Mature sales features — pipeline management, product catalogue, LinkedIn Sales Navigator, Copilot for Sales</w:t>
+      </w:r>
+    </w:p>
+    <w:p>
+      <w:pPr>
+        <w:pStyle w:val="ListParagraph"/>
+      </w:pPr>
+      <w:r>
+        <w:t xml:space="preserve">• </w:t>
+      </w:r>
+      <w:r>
+        <w:t>Native integrations — Outlook, SharePoint, Teams, Power BI, audit trail ship with the product</w:t>
+      </w:r>
+    </w:p>
+    <w:p>
+      <w:pPr>
+        <w:pStyle w:val="ListParagraph"/>
+      </w:pPr>
+      <w:r>
+        <w:t xml:space="preserve">• </w:t>
+      </w:r>
+      <w:r>
+        <w:t>Managed platform — security, infrastructure, and capacity are Microsoft's responsibility</w:t>
+      </w:r>
+    </w:p>
+    <w:p>
+      <w:r>
+        <w:rPr>
+          <w:b/>
+          <w:i w:val="0"/>
+        </w:rPr>
+        <w:t>Minuses:</w:t>
+      </w:r>
+    </w:p>
+    <w:p>
+      <w:pPr>
+        <w:pStyle w:val="ListParagraph"/>
+      </w:pPr>
+      <w:r>
+        <w:t xml:space="preserve">• </w:t>
+      </w:r>
+      <w:r>
+        <w:t>Lifecycle mismatch — the KF advisory lifecycle (pitch → NDA → multi-round bid → due diligence → regulatory gates) does not match the packaged sales pipeline</w:t>
+      </w:r>
+    </w:p>
+    <w:p>
+      <w:pPr>
+        <w:pStyle w:val="ListParagraph"/>
+      </w:pPr>
+      <w:r>
+        <w:t xml:space="preserve">• </w:t>
+      </w:r>
+      <w:r>
+        <w:t>Fit gap remains — 8 of 11 core entities (kf</w:t>
+      </w:r>
+      <w:r>
+        <w:rPr>
+          <w:b w:val="0"/>
+          <w:i/>
+        </w:rPr>
+        <w:t>Pitch, kf</w:t>
+      </w:r>
+      <w:r>
+        <w:t>NDA, kf</w:t>
+      </w:r>
+      <w:r>
+        <w:rPr>
+          <w:b w:val="0"/>
+          <w:i/>
+        </w:rPr>
+        <w:t>Bid, kf</w:t>
+      </w:r>
+      <w:r>
+        <w:t>DDMilestone, kf</w:t>
+      </w:r>
+      <w:r>
+        <w:rPr>
+          <w:b w:val="0"/>
+          <w:i/>
+        </w:rPr>
+        <w:t>RedFlag, kf</w:t>
+      </w:r>
+      <w:r>
+        <w:t>InvestorProfile, kf</w:t>
+      </w:r>
+      <w:r>
+        <w:rPr>
+          <w:b w:val="0"/>
+          <w:i/>
+        </w:rPr>
+        <w:t>DataRoomAccess, kf</w:t>
+      </w:r>
+      <w:r>
+        <w:t>KYCRecord) have no packaged equivalent; they must be custom-built on Dataverse anyway</w:t>
+      </w:r>
+    </w:p>
+    <w:p>
+      <w:pPr>
+        <w:pStyle w:val="ListParagraph"/>
+      </w:pPr>
+      <w:r>
+        <w:t xml:space="preserve">• </w:t>
+      </w:r>
+      <w:r>
+        <w:t>Unwanted features — packaged capabilities (product catalogue, transactional quotes) are bundled regardless of need</w:t>
+      </w:r>
+    </w:p>
+    <w:p>
+      <w:pPr>
+        <w:pStyle w:val="ListParagraph"/>
+      </w:pPr>
+      <w:r>
+        <w:t xml:space="preserve">• </w:t>
+      </w:r>
+      <w:r>
+        <w:t>Ongoing licensing cost — per-user D365 Sales licenses on top of Dataverse</w:t>
+      </w:r>
+    </w:p>
+    <w:p>
+      <w:pPr>
+        <w:pStyle w:val="ListParagraph"/>
+      </w:pPr>
+      <w:r>
+        <w:t xml:space="preserve">• </w:t>
+      </w:r>
+      <w:r>
+        <w:t>Vendor lock-in — data, model, and process sit on Microsoft's platform</w:t>
+      </w:r>
+    </w:p>
+    <w:p>
+      <w:pPr>
+        <w:pStyle w:val="Heading2"/>
+      </w:pPr>
+      <w:r>
+        <w:t>Open Questions for TDA</w:t>
+      </w:r>
+    </w:p>
+    <w:p>
+      <w:pPr>
+        <w:pStyle w:val="ListParagraph"/>
+      </w:pPr>
+      <w:r>
+        <w:t xml:space="preserve">• </w:t>
+      </w:r>
+      <w:r>
+        <w:t>Is the standard sales lifecycle acceptable for any service line, or is the lifecycle mismatch a blocker?</w:t>
+      </w:r>
+    </w:p>
+    <w:p>
+      <w:pPr>
+        <w:pStyle w:val="ListParagraph"/>
+      </w:pPr>
+      <w:r>
+        <w:t xml:space="preserve">• </w:t>
+      </w:r>
+      <w:r>
+        <w:t>Do the 8 custom entities change the value proposition enough that a custom app (Option A) dominates this option on the same platform?</w:t>
+      </w:r>
+    </w:p>
+    <w:p>
+      <w:pPr>
+        <w:pStyle w:val="ListParagraph"/>
+      </w:pPr>
+      <w:r>
+        <w:t xml:space="preserve">• </w:t>
+      </w:r>
+      <w:r>
+        <w:t>How does D365 Sales licensing compare against Power Apps per-user for the intended user base?</w:t>
+      </w:r>
+    </w:p>
+    <w:p>
+      <w:pPr>
+        <w:pStyle w:val="Heading2"/>
+      </w:pPr>
+      <w:r>
+        <w:t>Related</w:t>
+      </w:r>
+    </w:p>
+    <w:p>
+      <w:pPr>
+        <w:pStyle w:val="ListParagraph"/>
+      </w:pPr>
+      <w:r>
+        <w:t xml:space="preserve">• </w:t>
+      </w:r>
+      <w:r>
+        <w:t>architecture approach executive summary — Four-way option comparison (parent decision material)</w:t>
+      </w:r>
+    </w:p>
+    <w:p>
+      <w:pPr>
+        <w:pStyle w:val="ListParagraph"/>
+      </w:pPr>
+      <w:r>
+        <w:t xml:space="preserve">• </w:t>
+      </w:r>
+      <w:r>
+        <w:t>power apps rationale — Entity fit assessment (D365 Sales vs. custom model)</w:t>
       </w:r>
     </w:p>
     <w:p>
